--- a/杭州隐湖云舍·灵隐问禅——高客服务发布会活动策划案.docx
+++ b/杭州隐湖云舍·灵隐问禅——高客服务发布会活动策划案.docx
@@ -2,24 +2,19 @@
 <file path=word/document.xml><?xml version="1.0" encoding="utf-8"?>
 <w:document xmlns:wpc="http://schemas.microsoft.com/office/word/2010/wordprocessingCanvas" xmlns:mo="http://schemas.microsoft.com/office/mac/office/2008/main" xmlns:mc="http://schemas.openxmlformats.org/markup-compatibility/2006" xmlns:mv="urn:schemas-microsoft-com:mac:vml" xmlns:o="urn:schemas-microsoft-com:office:office" xmlns:r="http://schemas.openxmlformats.org/officeDocument/2006/relationships" xmlns:m="http://schemas.openxmlformats.org/officeDocument/2006/math" xmlns:v="urn:schemas-microsoft-com:vml" xmlns:wp14="http://schemas.microsoft.com/office/word/2010/wordprocessingDrawing" xmlns:wp="http://schemas.openxmlformats.org/drawingml/2006/wordprocessingDrawing" xmlns:w10="urn:schemas-microsoft-com:office:word" xmlns:w="http://schemas.openxmlformats.org/wordprocessingml/2006/main" xmlns:w14="http://schemas.microsoft.com/office/word/2010/wordml" xmlns:wpg="http://schemas.microsoft.com/office/word/2010/wordprocessingGroup" xmlns:wpi="http://schemas.microsoft.com/office/word/2010/wordprocessingInk" xmlns:wne="http://schemas.microsoft.com/office/word/2006/wordml" xmlns:wps="http://schemas.microsoft.com/office/word/2010/wordprocessingShape" mc:Ignorable="w14 wp14">
   <w:body>
-    <w:p/>
-    <w:p/>
-    <w:p/>
-    <w:p/>
-    <w:p/>
-    <w:p/>
     <w:p>
       <w:pPr>
         <w:jc w:val="center"/>
       </w:pPr>
       <w:r>
         <w:rPr>
-          <w:rFonts w:ascii="微软雅黑" w:hAnsi="微软雅黑" w:eastAsia="微软雅黑"/>
+          <w:rFonts w:ascii="黑体" w:hAnsi="黑体"/>
           <w:b/>
-          <w:color w:val="1A472A"/>
-          <w:sz w:val="52"/>
+          <w:sz w:val="36"/>
         </w:rPr>
-        <w:t>杭州隐湖云舍·灵隐问禅</w:t>
+        <w:t>杭州隐湖云舍 · 灵隐问禅</w:t>
+        <w:br/>
+        <w:t>高客服务发布会活动策划案</w:t>
       </w:r>
     </w:p>
     <w:p>
@@ -28,92 +23,21 @@
       </w:pPr>
       <w:r>
         <w:rPr>
-          <w:rFonts w:ascii="微软雅黑" w:hAnsi="微软雅黑" w:eastAsia="微软雅黑"/>
-          <w:color w:val="1A472A"/>
-          <w:sz w:val="40"/>
+          <w:rFonts w:ascii="仿宋" w:hAnsi="仿宋"/>
+          <w:color w:val="646464"/>
+          <w:sz w:val="20"/>
         </w:rPr>
-        <w:t>高客服务发布会活动策划案</w:t>
+        <w:t>大家的家 · 隐湖云舍旅居社区  |  2026年5月  |  25-30人</w:t>
       </w:r>
     </w:p>
     <w:p/>
-    <w:p/>
-    <w:p>
-      <w:pPr>
-        <w:jc w:val="center"/>
-      </w:pPr>
-      <w:r>
-        <w:rPr>
-          <w:rFonts w:ascii="微软雅黑" w:hAnsi="微软雅黑" w:eastAsia="微软雅黑"/>
-          <w:color w:val="666666"/>
-          <w:sz w:val="22"/>
-        </w:rPr>
-        <w:t>活动时间：2026年5月（具体日期待定）</w:t>
-      </w:r>
-    </w:p>
-    <w:p>
-      <w:pPr>
-        <w:jc w:val="center"/>
-      </w:pPr>
-      <w:r>
-        <w:rPr>
-          <w:rFonts w:ascii="微软雅黑" w:hAnsi="微软雅黑" w:eastAsia="微软雅黑"/>
-          <w:color w:val="666666"/>
-          <w:sz w:val="22"/>
-        </w:rPr>
-        <w:t>活动地点：大家的家·隐湖云舍旅居社区 &amp; 灵隐寺</w:t>
-      </w:r>
-    </w:p>
-    <w:p>
-      <w:pPr>
-        <w:jc w:val="center"/>
-      </w:pPr>
-      <w:r>
-        <w:rPr>
-          <w:rFonts w:ascii="微软雅黑" w:hAnsi="微软雅黑" w:eastAsia="微软雅黑"/>
-          <w:color w:val="666666"/>
-          <w:sz w:val="22"/>
-        </w:rPr>
-        <w:t>活动规模：25-30人</w:t>
-      </w:r>
-    </w:p>
-    <w:p>
-      <w:pPr>
-        <w:jc w:val="center"/>
-      </w:pPr>
-      <w:r>
-        <w:rPr>
-          <w:rFonts w:ascii="微软雅黑" w:hAnsi="微软雅黑" w:eastAsia="微软雅黑"/>
-          <w:color w:val="666666"/>
-          <w:sz w:val="22"/>
-        </w:rPr>
-        <w:t>活动对象：银行保险渠道银行端高端客户</w:t>
-      </w:r>
-    </w:p>
-    <w:p>
-      <w:pPr>
-        <w:jc w:val="center"/>
-      </w:pPr>
-      <w:r>
-        <w:rPr>
-          <w:rFonts w:ascii="微软雅黑" w:hAnsi="微软雅黑" w:eastAsia="微软雅黑"/>
-          <w:color w:val="666666"/>
-          <w:sz w:val="22"/>
-        </w:rPr>
-        <w:t>策划日期：2026年4月27日</w:t>
-      </w:r>
-    </w:p>
-    <w:p>
-      <w:r>
-        <w:br w:type="page"/>
-      </w:r>
-    </w:p>
     <w:p>
       <w:pPr>
         <w:pStyle w:val="Heading1"/>
       </w:pPr>
       <w:r>
         <w:rPr>
-          <w:rFonts w:ascii="微软雅黑" w:hAnsi="微软雅黑" w:eastAsia="微软雅黑"/>
+          <w:rFonts w:ascii="黑体" w:hAnsi="黑体"/>
         </w:rPr>
         <w:t>1. 背景与目标</w:t>
       </w:r>
@@ -124,42 +48,25 @@
       </w:pPr>
       <w:r>
         <w:rPr>
-          <w:rFonts w:ascii="微软雅黑" w:hAnsi="微软雅黑" w:eastAsia="微软雅黑"/>
+          <w:rFonts w:ascii="黑体" w:hAnsi="黑体"/>
         </w:rPr>
         <w:t>1.1 活动背景</w:t>
       </w:r>
     </w:p>
     <w:p>
-      <w:pPr>
-        <w:ind w:firstLine="397"/>
-      </w:pPr>
       <w:r>
         <w:rPr>
-          <w:rFonts w:ascii="微软雅黑" w:hAnsi="微软雅黑" w:eastAsia="微软雅黑"/>
+          <w:rFonts w:ascii="仿宋" w:hAnsi="仿宋"/>
         </w:rPr>
-        <w:t>大家的家·隐湖云舍旅居社区位于杭州西湖核心景区，三面茶田森林环抱，紧邻灵隐寺，是大家保险集团旗下高端旅居康养社区。社区以"宋韵、茶园、西湖、禅寺"为核心标签，拥有110间客房及完善的会议、餐饮、活动设施。[材料]</w:t>
+        <w:t>隐湖云舍旅居社区位于杭州市西湖区龙井路，坐落于西湖核心风景区，三面茶田森林环抱，距黄龙商圈仅5分钟车程。社区围绕"宋韵、茶园、西湖、村落、禅寺"五大标签打造，是"大家的家"品牌在杭州的高端旅居旗舰项目。</w:t>
       </w:r>
     </w:p>
     <w:p>
-      <w:pPr>
-        <w:ind w:firstLine="397"/>
-      </w:pPr>
       <w:r>
         <w:rPr>
-          <w:rFonts w:ascii="微软雅黑" w:hAnsi="微软雅黑" w:eastAsia="微软雅黑"/>
+          <w:rFonts w:ascii="仿宋" w:hAnsi="仿宋"/>
         </w:rPr>
-        <w:t>二季度正值西湖龙井春茶季，结合社区茶文化体验资源与灵隐寺禅修资源，面向银行保险渠道的银行端高净值客户，举办一场融合"茶文化体验+禅修静心+服务发布"的高端客户活动。</w:t>
-      </w:r>
-    </w:p>
-    <w:p>
-      <w:pPr>
-        <w:ind w:firstLine="397"/>
-      </w:pPr>
-      <w:r>
-        <w:rPr>
-          <w:rFonts w:ascii="微软雅黑" w:hAnsi="微软雅黑" w:eastAsia="微软雅黑"/>
-        </w:rPr>
-        <w:t>本次活动以"服务发布会"为定位，通过沉浸式文化体验建立客户信任，在自然、放松的氛围中完成服务价值的传递。</w:t>
+        <w:t>二季度（5月）正值西湖春末夏初，茶园新绿、气候宜人，是高端客户体验式活动的黄金窗口。本次以"灵隐问禅"为主题，面向银行保险渠道的银行方面高端客户（25-30人），通过两天一晚的茶文化深度体验与灵隐寺内堂专属礼佛，打造一次不可复制的高端客户服务活动。</w:t>
       </w:r>
     </w:p>
     <w:p>
@@ -168,36 +75,33 @@
       </w:pPr>
       <w:r>
         <w:rPr>
-          <w:rFonts w:ascii="微软雅黑" w:hAnsi="微软雅黑" w:eastAsia="微软雅黑"/>
+          <w:rFonts w:ascii="黑体" w:hAnsi="黑体"/>
         </w:rPr>
-        <w:t>1.2 活动目标</w:t>
+        <w:t>1.2 核心目标</w:t>
       </w:r>
     </w:p>
     <w:p>
       <w:r>
         <w:rPr>
-          <w:rFonts w:ascii="微软雅黑" w:hAnsi="微软雅黑" w:eastAsia="微软雅黑"/>
-          <w:sz w:val="21"/>
+          <w:rFonts w:ascii="仿宋" w:hAnsi="仿宋"/>
         </w:rPr>
-        <w:t>• 为25-30位银行端高净值客户提供高品质的茶文化与禅修体验，强化渠道合作关系</w:t>
+        <w:t>（1）为银行高端客户提供一次稀缺、有份量的体验式服务，强化客户关系粘性。</w:t>
       </w:r>
     </w:p>
     <w:p>
       <w:r>
         <w:rPr>
-          <w:rFonts w:ascii="微软雅黑" w:hAnsi="微软雅黑" w:eastAsia="微软雅黑"/>
-          <w:sz w:val="21"/>
+          <w:rFonts w:ascii="仿宋" w:hAnsi="仿宋"/>
         </w:rPr>
-        <w:t>• 以"服务发布会"形式，在灵隐禅意氛围中传递保险服务价值</w:t>
+        <w:t>（2）在禅茶氛围中自然嵌入服务发布会环节，实现"体验即营销"。</w:t>
       </w:r>
     </w:p>
     <w:p>
       <w:r>
         <w:rPr>
-          <w:rFonts w:ascii="微软雅黑" w:hAnsi="微软雅黑" w:eastAsia="微软雅黑"/>
-          <w:sz w:val="21"/>
+          <w:rFonts w:ascii="仿宋" w:hAnsi="仿宋"/>
         </w:rPr>
-        <w:t>• 控制人均费用在合理区间，实现降本增效</w:t>
+        <w:t>（3）通过灵隐内堂专属通道等不可复制资源，建立品牌差异化认知。</w:t>
       </w:r>
     </w:p>
     <w:p>
@@ -206,20 +110,17 @@
       </w:pPr>
       <w:r>
         <w:rPr>
-          <w:rFonts w:ascii="微软雅黑" w:hAnsi="微软雅黑" w:eastAsia="微软雅黑"/>
+          <w:rFonts w:ascii="黑体" w:hAnsi="黑体"/>
         </w:rPr>
         <w:t>1.3 目标受众</w:t>
       </w:r>
     </w:p>
     <w:p>
-      <w:pPr>
-        <w:ind w:firstLine="397"/>
-      </w:pPr>
       <w:r>
         <w:rPr>
-          <w:rFonts w:ascii="微软雅黑" w:hAnsi="微软雅黑" w:eastAsia="微软雅黑"/>
+          <w:rFonts w:ascii="仿宋" w:hAnsi="仿宋"/>
         </w:rPr>
-        <w:t>银行保险渠道的银行端高端客户（约25-30人）。此类客户特点：年龄集中在40-65岁，具备较强资产配置需求，注重新体验与文化内涵，对茶文化、禅修等东方生活方式有认同感。[假设]</w:t>
+        <w:t>银行保险渠道的银行方面高端客户，约25-30人。特征：高净值、注重服务品质与文化内涵、对稀缺体验敏感。</w:t>
       </w:r>
     </w:p>
     <w:p>
@@ -228,7 +129,7 @@
       </w:pPr>
       <w:r>
         <w:rPr>
-          <w:rFonts w:ascii="微软雅黑" w:hAnsi="微软雅黑" w:eastAsia="微软雅黑"/>
+          <w:rFonts w:ascii="黑体" w:hAnsi="黑体"/>
         </w:rPr>
         <w:t>2. 材料分析与评估</w:t>
       </w:r>
@@ -239,20 +140,49 @@
       </w:pPr>
       <w:r>
         <w:rPr>
-          <w:rFonts w:ascii="微软雅黑" w:hAnsi="微软雅黑" w:eastAsia="微软雅黑"/>
+          <w:rFonts w:ascii="黑体" w:hAnsi="黑体"/>
         </w:rPr>
-        <w:t>2.1 源材料概要</w:t>
+        <w:t>2.1 关键发现</w:t>
       </w:r>
     </w:p>
     <w:p>
-      <w:pPr>
-        <w:ind w:firstLine="397"/>
-      </w:pPr>
       <w:r>
         <w:rPr>
-          <w:rFonts w:ascii="微软雅黑" w:hAnsi="微软雅黑" w:eastAsia="微软雅黑"/>
+          <w:rFonts w:ascii="仿宋" w:hAnsi="仿宋"/>
         </w:rPr>
-        <w:t>本次策划基于《杭州隐湖云舍旅居社区二季度险端赋能方案》PDF（34页），系大家保险集团为隐湖云舍社区2026年二季度（4-6月）定制的高客活动赋能方案。[材料]</w:t>
+        <w:t>（1）隐湖云舍已有一套成熟的二季度活动体系（"茶之旅"系列），包括"茶田课堂"旗舰版（采茶炒茶品茶，2h，158元/人）、"茶禅一味"（抄经+品茗，1h，58元/人）、定制桌餐（100元/人起）等，均可直接调用。[来源：PDF]</w:t>
+      </w:r>
+    </w:p>
+    <w:p>
+      <w:r>
+        <w:rPr>
+          <w:rFonts w:ascii="仿宋" w:hAnsi="仿宋"/>
+        </w:rPr>
+        <w:t>（2）社区客房110间，宴会厅可容纳大型活动，多功能室（30-80人）适合发布会场景，基础设施完备。[来源：PDF]</w:t>
+      </w:r>
+    </w:p>
+    <w:p>
+      <w:r>
+        <w:rPr>
+          <w:rFonts w:ascii="仿宋" w:hAnsi="仿宋"/>
+        </w:rPr>
+        <w:t>（3）PDF中已包含"两天一晚"和"三天两晚"标准行程模板，可在此基础上定制。[来源：PDF]</w:t>
+      </w:r>
+    </w:p>
+    <w:p>
+      <w:r>
+        <w:rPr>
+          <w:rFonts w:ascii="仿宋" w:hAnsi="仿宋"/>
+        </w:rPr>
+        <w:t>（4）灵隐寺位于社区附近，飞来峰景区需提前3-7天预约。但PDF中仅有"飞来峰+灵隐寺礼佛"常规路线，无灵隐内堂专属通道信息。[来源：PDF]</w:t>
+      </w:r>
+    </w:p>
+    <w:p>
+      <w:r>
+        <w:rPr>
+          <w:rFonts w:ascii="仿宋" w:hAnsi="仿宋"/>
+        </w:rPr>
+        <w:t>（5）灵隐内堂专属通道（含车接送、预约讲解、内堂烧香填香油、问禅瓷杯）为用户指定的外部资源，费用600元/人。[用户提供]</w:t>
       </w:r>
     </w:p>
     <w:p>
@@ -261,559 +191,92 @@
       </w:pPr>
       <w:r>
         <w:rPr>
-          <w:rFonts w:ascii="微软雅黑" w:hAnsi="微软雅黑" w:eastAsia="微软雅黑"/>
+          <w:rFonts w:ascii="黑体" w:hAnsi="黑体"/>
         </w:rPr>
-        <w:t>2.2 关键数据提取</w:t>
+        <w:t>2.2 数据 vs 假设</w:t>
       </w:r>
     </w:p>
-    <w:tbl>
-      <w:tblPr>
-        <w:tblStyle w:val="LightGrid-Accent1"/>
-        <w:tblW w:type="auto" w:w="0"/>
-        <w:jc w:val="center"/>
-        <w:tblLook w:firstColumn="1" w:firstRow="1" w:lastColumn="0" w:lastRow="0" w:noHBand="0" w:noVBand="1" w:val="04A0"/>
-      </w:tblPr>
-      <w:tblGrid>
-        <w:gridCol w:w="2351"/>
-        <w:gridCol w:w="2351"/>
-        <w:gridCol w:w="2351"/>
-        <w:gridCol w:w="2351"/>
-      </w:tblGrid>
-      <w:tr>
-        <w:tc>
-          <w:tcPr>
-            <w:tcW w:type="dxa" w:w="2351"/>
-          </w:tcPr>
-          <w:p>
-            <w:pPr>
-              <w:jc w:val="center"/>
-            </w:pPr>
-            <w:r>
-              <w:rPr>
-                <w:rFonts w:ascii="微软雅黑" w:hAnsi="微软雅黑" w:eastAsia="微软雅黑"/>
-                <w:b/>
-                <w:sz w:val="18"/>
-              </w:rPr>
-              <w:t>项目</w:t>
-            </w:r>
-          </w:p>
-        </w:tc>
-        <w:tc>
-          <w:tcPr>
-            <w:tcW w:type="dxa" w:w="2351"/>
-          </w:tcPr>
-          <w:p>
-            <w:pPr>
-              <w:jc w:val="center"/>
-            </w:pPr>
-            <w:r>
-              <w:rPr>
-                <w:rFonts w:ascii="微软雅黑" w:hAnsi="微软雅黑" w:eastAsia="微软雅黑"/>
-                <w:b/>
-                <w:sz w:val="18"/>
-              </w:rPr>
-              <w:t>内容</w:t>
-            </w:r>
-          </w:p>
-        </w:tc>
-        <w:tc>
-          <w:tcPr>
-            <w:tcW w:type="dxa" w:w="2351"/>
-          </w:tcPr>
-          <w:p>
-            <w:pPr>
-              <w:jc w:val="center"/>
-            </w:pPr>
-            <w:r>
-              <w:rPr>
-                <w:rFonts w:ascii="微软雅黑" w:hAnsi="微软雅黑" w:eastAsia="微软雅黑"/>
-                <w:b/>
-                <w:sz w:val="18"/>
-              </w:rPr>
-              <w:t>单价</w:t>
-            </w:r>
-          </w:p>
-        </w:tc>
-        <w:tc>
-          <w:tcPr>
-            <w:tcW w:type="dxa" w:w="2351"/>
-          </w:tcPr>
-          <w:p>
-            <w:pPr>
-              <w:jc w:val="center"/>
-            </w:pPr>
-            <w:r>
-              <w:rPr>
-                <w:rFonts w:ascii="微软雅黑" w:hAnsi="微软雅黑" w:eastAsia="微软雅黑"/>
-                <w:b/>
-                <w:sz w:val="18"/>
-              </w:rPr>
-              <w:t>来源</w:t>
-            </w:r>
-          </w:p>
-        </w:tc>
-      </w:tr>
-      <w:tr>
-        <w:tc>
-          <w:tcPr>
-            <w:tcW w:type="dxa" w:w="2351"/>
-          </w:tcPr>
-          <w:p>
-            <w:r>
-              <w:rPr>
-                <w:rFonts w:ascii="微软雅黑" w:hAnsi="微软雅黑" w:eastAsia="微软雅黑"/>
-                <w:sz w:val="18"/>
-              </w:rPr>
-              <w:t>茶田课堂旗舰版</w:t>
-            </w:r>
-          </w:p>
-        </w:tc>
-        <w:tc>
-          <w:tcPr>
-            <w:tcW w:type="dxa" w:w="2351"/>
-          </w:tcPr>
-          <w:p>
-            <w:r>
-              <w:rPr>
-                <w:rFonts w:ascii="微软雅黑" w:hAnsi="微软雅黑" w:eastAsia="微软雅黑"/>
-                <w:sz w:val="18"/>
-              </w:rPr>
-              <w:t>采茶/炒茶/品茶，2小时，10-30人</w:t>
-            </w:r>
-          </w:p>
-        </w:tc>
-        <w:tc>
-          <w:tcPr>
-            <w:tcW w:type="dxa" w:w="2351"/>
-          </w:tcPr>
-          <w:p>
-            <w:r>
-              <w:rPr>
-                <w:rFonts w:ascii="微软雅黑" w:hAnsi="微软雅黑" w:eastAsia="微软雅黑"/>
-                <w:sz w:val="18"/>
-              </w:rPr>
-              <w:t>158元/人</w:t>
-            </w:r>
-          </w:p>
-        </w:tc>
-        <w:tc>
-          <w:tcPr>
-            <w:tcW w:type="dxa" w:w="2351"/>
-          </w:tcPr>
-          <w:p>
-            <w:r>
-              <w:rPr>
-                <w:rFonts w:ascii="微软雅黑" w:hAnsi="微软雅黑" w:eastAsia="微软雅黑"/>
-                <w:sz w:val="18"/>
-              </w:rPr>
-              <w:t>材料P4</w:t>
-            </w:r>
-          </w:p>
-        </w:tc>
-      </w:tr>
-      <w:tr>
-        <w:tc>
-          <w:tcPr>
-            <w:tcW w:type="dxa" w:w="2351"/>
-          </w:tcPr>
-          <w:p>
-            <w:r>
-              <w:rPr>
-                <w:rFonts w:ascii="微软雅黑" w:hAnsi="微软雅黑" w:eastAsia="微软雅黑"/>
-                <w:sz w:val="18"/>
-              </w:rPr>
-              <w:t>茶禅一味</w:t>
-            </w:r>
-          </w:p>
-        </w:tc>
-        <w:tc>
-          <w:tcPr>
-            <w:tcW w:type="dxa" w:w="2351"/>
-          </w:tcPr>
-          <w:p>
-            <w:r>
-              <w:rPr>
-                <w:rFonts w:ascii="微软雅黑" w:hAnsi="微软雅黑" w:eastAsia="微软雅黑"/>
-                <w:sz w:val="18"/>
-              </w:rPr>
-              <w:t>抄经+龙井品茗，1小时，≤30人</w:t>
-            </w:r>
-          </w:p>
-        </w:tc>
-        <w:tc>
-          <w:tcPr>
-            <w:tcW w:type="dxa" w:w="2351"/>
-          </w:tcPr>
-          <w:p>
-            <w:r>
-              <w:rPr>
-                <w:rFonts w:ascii="微软雅黑" w:hAnsi="微软雅黑" w:eastAsia="微软雅黑"/>
-                <w:sz w:val="18"/>
-              </w:rPr>
-              <w:t>58元/人</w:t>
-            </w:r>
-          </w:p>
-        </w:tc>
-        <w:tc>
-          <w:tcPr>
-            <w:tcW w:type="dxa" w:w="2351"/>
-          </w:tcPr>
-          <w:p>
-            <w:r>
-              <w:rPr>
-                <w:rFonts w:ascii="微软雅黑" w:hAnsi="微软雅黑" w:eastAsia="微软雅黑"/>
-                <w:sz w:val="18"/>
-              </w:rPr>
-              <w:t>材料P4</w:t>
-            </w:r>
-          </w:p>
-        </w:tc>
-      </w:tr>
-      <w:tr>
-        <w:tc>
-          <w:tcPr>
-            <w:tcW w:type="dxa" w:w="2351"/>
-          </w:tcPr>
-          <w:p>
-            <w:r>
-              <w:rPr>
-                <w:rFonts w:ascii="微软雅黑" w:hAnsi="微软雅黑" w:eastAsia="微软雅黑"/>
-                <w:sz w:val="18"/>
-              </w:rPr>
-              <w:t>定制桌餐</w:t>
-            </w:r>
-          </w:p>
-        </w:tc>
-        <w:tc>
-          <w:tcPr>
-            <w:tcW w:type="dxa" w:w="2351"/>
-          </w:tcPr>
-          <w:p>
-            <w:r>
-              <w:rPr>
-                <w:rFonts w:ascii="微软雅黑" w:hAnsi="微软雅黑" w:eastAsia="微软雅黑"/>
-                <w:sz w:val="18"/>
-              </w:rPr>
-              <w:t>杭帮融合菜，10人起订</w:t>
-            </w:r>
-          </w:p>
-        </w:tc>
-        <w:tc>
-          <w:tcPr>
-            <w:tcW w:type="dxa" w:w="2351"/>
-          </w:tcPr>
-          <w:p>
-            <w:r>
-              <w:rPr>
-                <w:rFonts w:ascii="微软雅黑" w:hAnsi="微软雅黑" w:eastAsia="微软雅黑"/>
-                <w:sz w:val="18"/>
-              </w:rPr>
-              <w:t>100元/人起</w:t>
-            </w:r>
-          </w:p>
-        </w:tc>
-        <w:tc>
-          <w:tcPr>
-            <w:tcW w:type="dxa" w:w="2351"/>
-          </w:tcPr>
-          <w:p>
-            <w:r>
-              <w:rPr>
-                <w:rFonts w:ascii="微软雅黑" w:hAnsi="微软雅黑" w:eastAsia="微软雅黑"/>
-                <w:sz w:val="18"/>
-              </w:rPr>
-              <w:t>材料P12</w:t>
-            </w:r>
-          </w:p>
-        </w:tc>
-      </w:tr>
-      <w:tr>
-        <w:tc>
-          <w:tcPr>
-            <w:tcW w:type="dxa" w:w="2351"/>
-          </w:tcPr>
-          <w:p>
-            <w:r>
-              <w:rPr>
-                <w:rFonts w:ascii="微软雅黑" w:hAnsi="微软雅黑" w:eastAsia="微软雅黑"/>
-                <w:sz w:val="18"/>
-              </w:rPr>
-              <w:t>高级大/双床房</w:t>
-            </w:r>
-          </w:p>
-        </w:tc>
-        <w:tc>
-          <w:tcPr>
-            <w:tcW w:type="dxa" w:w="2351"/>
-          </w:tcPr>
-          <w:p>
-            <w:r>
-              <w:rPr>
-                <w:rFonts w:ascii="微软雅黑" w:hAnsi="微软雅黑" w:eastAsia="微软雅黑"/>
-                <w:sz w:val="18"/>
-              </w:rPr>
-              <w:t>30-40㎡，Q2特惠价</w:t>
-            </w:r>
-          </w:p>
-        </w:tc>
-        <w:tc>
-          <w:tcPr>
-            <w:tcW w:type="dxa" w:w="2351"/>
-          </w:tcPr>
-          <w:p>
-            <w:r>
-              <w:rPr>
-                <w:rFonts w:ascii="微软雅黑" w:hAnsi="微软雅黑" w:eastAsia="微软雅黑"/>
-                <w:sz w:val="18"/>
-              </w:rPr>
-              <w:t>600元/间夜</w:t>
-            </w:r>
-          </w:p>
-        </w:tc>
-        <w:tc>
-          <w:tcPr>
-            <w:tcW w:type="dxa" w:w="2351"/>
-          </w:tcPr>
-          <w:p>
-            <w:r>
-              <w:rPr>
-                <w:rFonts w:ascii="微软雅黑" w:hAnsi="微软雅黑" w:eastAsia="微软雅黑"/>
-                <w:sz w:val="18"/>
-              </w:rPr>
-              <w:t>材料P11/P27</w:t>
-            </w:r>
-          </w:p>
-        </w:tc>
-      </w:tr>
-      <w:tr>
-        <w:tc>
-          <w:tcPr>
-            <w:tcW w:type="dxa" w:w="2351"/>
-          </w:tcPr>
-          <w:p>
-            <w:r>
-              <w:rPr>
-                <w:rFonts w:ascii="微软雅黑" w:hAnsi="微软雅黑" w:eastAsia="微软雅黑"/>
-                <w:sz w:val="18"/>
-              </w:rPr>
-              <w:t>榻榻米双床房</w:t>
-            </w:r>
-          </w:p>
-        </w:tc>
-        <w:tc>
-          <w:tcPr>
-            <w:tcW w:type="dxa" w:w="2351"/>
-          </w:tcPr>
-          <w:p>
-            <w:r>
-              <w:rPr>
-                <w:rFonts w:ascii="微软雅黑" w:hAnsi="微软雅黑" w:eastAsia="微软雅黑"/>
-                <w:sz w:val="18"/>
-              </w:rPr>
-              <w:t>30-40㎡，Q2特惠价</w:t>
-            </w:r>
-          </w:p>
-        </w:tc>
-        <w:tc>
-          <w:tcPr>
-            <w:tcW w:type="dxa" w:w="2351"/>
-          </w:tcPr>
-          <w:p>
-            <w:r>
-              <w:rPr>
-                <w:rFonts w:ascii="微软雅黑" w:hAnsi="微软雅黑" w:eastAsia="微软雅黑"/>
-                <w:sz w:val="18"/>
-              </w:rPr>
-              <w:t>400元/间夜</w:t>
-            </w:r>
-          </w:p>
-        </w:tc>
-        <w:tc>
-          <w:tcPr>
-            <w:tcW w:type="dxa" w:w="2351"/>
-          </w:tcPr>
-          <w:p>
-            <w:r>
-              <w:rPr>
-                <w:rFonts w:ascii="微软雅黑" w:hAnsi="微软雅黑" w:eastAsia="微软雅黑"/>
-                <w:sz w:val="18"/>
-              </w:rPr>
-              <w:t>材料P11/P27</w:t>
-            </w:r>
-          </w:p>
-        </w:tc>
-      </w:tr>
-      <w:tr>
-        <w:tc>
-          <w:tcPr>
-            <w:tcW w:type="dxa" w:w="2351"/>
-          </w:tcPr>
-          <w:p>
-            <w:r>
-              <w:rPr>
-                <w:rFonts w:ascii="微软雅黑" w:hAnsi="微软雅黑" w:eastAsia="微软雅黑"/>
-                <w:sz w:val="18"/>
-              </w:rPr>
-              <w:t>宋韵雅致多功能室</w:t>
-            </w:r>
-          </w:p>
-        </w:tc>
-        <w:tc>
-          <w:tcPr>
-            <w:tcW w:type="dxa" w:w="2351"/>
-          </w:tcPr>
-          <w:p>
-            <w:r>
-              <w:rPr>
-                <w:rFonts w:ascii="微软雅黑" w:hAnsi="微软雅黑" w:eastAsia="微软雅黑"/>
-                <w:sz w:val="18"/>
-              </w:rPr>
-              <w:t>最多容纳30人</w:t>
-            </w:r>
-          </w:p>
-        </w:tc>
-        <w:tc>
-          <w:tcPr>
-            <w:tcW w:type="dxa" w:w="2351"/>
-          </w:tcPr>
-          <w:p>
-            <w:r>
-              <w:rPr>
-                <w:rFonts w:ascii="微软雅黑" w:hAnsi="微软雅黑" w:eastAsia="微软雅黑"/>
-                <w:sz w:val="18"/>
-              </w:rPr>
-              <w:t>需询价</w:t>
-            </w:r>
-          </w:p>
-        </w:tc>
-        <w:tc>
-          <w:tcPr>
-            <w:tcW w:type="dxa" w:w="2351"/>
-          </w:tcPr>
-          <w:p>
-            <w:r>
-              <w:rPr>
-                <w:rFonts w:ascii="微软雅黑" w:hAnsi="微软雅黑" w:eastAsia="微软雅黑"/>
-                <w:sz w:val="18"/>
-              </w:rPr>
-              <w:t>材料P32</w:t>
-            </w:r>
-          </w:p>
-        </w:tc>
-      </w:tr>
-      <w:tr>
-        <w:tc>
-          <w:tcPr>
-            <w:tcW w:type="dxa" w:w="2351"/>
-          </w:tcPr>
-          <w:p>
-            <w:r>
-              <w:rPr>
-                <w:rFonts w:ascii="微软雅黑" w:hAnsi="微软雅黑" w:eastAsia="微软雅黑"/>
-                <w:sz w:val="18"/>
-              </w:rPr>
-              <w:t>灵隐内堂环节</w:t>
-            </w:r>
-          </w:p>
-        </w:tc>
-        <w:tc>
-          <w:tcPr>
-            <w:tcW w:type="dxa" w:w="2351"/>
-          </w:tcPr>
-          <w:p>
-            <w:r>
-              <w:rPr>
-                <w:rFonts w:ascii="微软雅黑" w:hAnsi="微软雅黑" w:eastAsia="微软雅黑"/>
-                <w:sz w:val="18"/>
-              </w:rPr>
-              <w:t>车接送+预约讲解+香油+瓷杯</w:t>
-            </w:r>
-          </w:p>
-        </w:tc>
-        <w:tc>
-          <w:tcPr>
-            <w:tcW w:type="dxa" w:w="2351"/>
-          </w:tcPr>
-          <w:p>
-            <w:r>
-              <w:rPr>
-                <w:rFonts w:ascii="微软雅黑" w:hAnsi="微软雅黑" w:eastAsia="微软雅黑"/>
-                <w:sz w:val="18"/>
-              </w:rPr>
-              <w:t>600元/人</w:t>
-            </w:r>
-          </w:p>
-        </w:tc>
-        <w:tc>
-          <w:tcPr>
-            <w:tcW w:type="dxa" w:w="2351"/>
-          </w:tcPr>
-          <w:p>
-            <w:r>
-              <w:rPr>
-                <w:rFonts w:ascii="微软雅黑" w:hAnsi="微软雅黑" w:eastAsia="微软雅黑"/>
-                <w:sz w:val="18"/>
-              </w:rPr>
-              <w:t>用户提供</w:t>
-            </w:r>
-          </w:p>
-        </w:tc>
-      </w:tr>
-    </w:tbl>
+    <w:p>
+      <w:r>
+        <w:rPr>
+          <w:rFonts w:ascii="仿宋" w:hAnsi="仿宋"/>
+        </w:rPr>
+        <w:t>【已确认】活动人数25-30人；D1采茶制茶品茶→桌餐→抄经；D2灵隐内堂→发布会；灵隐环节600元/人。</w:t>
+      </w:r>
+    </w:p>
+    <w:p>
+      <w:r>
+        <w:rPr>
+          <w:rFonts w:ascii="仿宋" w:hAnsi="仿宋"/>
+        </w:rPr>
+        <w:t>【假设】桌餐标准按150元/人估算（PDF标注100元/人起，高端客户活动建议上浮）。</w:t>
+      </w:r>
+    </w:p>
+    <w:p>
+      <w:r>
+        <w:rPr>
+          <w:rFonts w:ascii="仿宋" w:hAnsi="仿宋"/>
+        </w:rPr>
+        <w:t>【假设】活动含住宿（标准间），按PDF高级房600元/间夜估算。</w:t>
+      </w:r>
+    </w:p>
+    <w:p>
+      <w:r>
+        <w:rPr>
+          <w:rFonts w:ascii="仿宋" w:hAnsi="仿宋"/>
+        </w:rPr>
+        <w:t>【假设】抄经环节按PDF"茶禅一味"58元/人核算。</w:t>
+      </w:r>
+    </w:p>
+    <w:p>
+      <w:r>
+        <w:rPr>
+          <w:rFonts w:ascii="仿宋" w:hAnsi="仿宋"/>
+        </w:rPr>
+        <w:t>【假设】采茶按PDF"茶田课堂"旗舰版158元/人核算。</w:t>
+      </w:r>
+    </w:p>
+    <w:p>
+      <w:r>
+        <w:rPr>
+          <w:rFonts w:ascii="仿宋" w:hAnsi="仿宋"/>
+        </w:rPr>
+        <w:t>【假设】灵隐寺旁素斋按80元/人估算。</w:t>
+      </w:r>
+    </w:p>
     <w:p>
       <w:pPr>
         <w:pStyle w:val="Heading2"/>
       </w:pPr>
       <w:r>
         <w:rPr>
-          <w:rFonts w:ascii="微软雅黑" w:hAnsi="微软雅黑" w:eastAsia="微软雅黑"/>
+          <w:rFonts w:ascii="黑体" w:hAnsi="黑体"/>
         </w:rPr>
-        <w:t>2.3 假设与不确定性</w:t>
+        <w:t>2.3 关键不确定性</w:t>
       </w:r>
     </w:p>
     <w:p>
       <w:r>
         <w:rPr>
-          <w:rFonts w:ascii="微软雅黑" w:hAnsi="微软雅黑" w:eastAsia="微软雅黑"/>
-          <w:sz w:val="20"/>
+          <w:rFonts w:ascii="仿宋" w:hAnsi="仿宋"/>
         </w:rPr>
-        <w:t>• 灵隐寺旁素斋馆具体包厢/场地费用待实地确认 [假设：约50-80元/人场地+茶歇]</w:t>
+        <w:t>（1）灵隐内堂的具体预约流程和提前期——需提前与灵隐寺确认。</w:t>
       </w:r>
     </w:p>
     <w:p>
       <w:r>
         <w:rPr>
-          <w:rFonts w:ascii="微软雅黑" w:hAnsi="微软雅黑" w:eastAsia="微软雅黑"/>
-          <w:sz w:val="20"/>
+          <w:rFonts w:ascii="仿宋" w:hAnsi="仿宋"/>
         </w:rPr>
-        <w:t>• 桌餐标准待定，按100元/人基础档估算 [假设]</w:t>
+        <w:t>（2）5月具体日期需避开法定节假日（五一假期）和灵隐寺重大法会。</w:t>
       </w:r>
     </w:p>
     <w:p>
       <w:r>
         <w:rPr>
-          <w:rFonts w:ascii="微软雅黑" w:hAnsi="微软雅黑" w:eastAsia="微软雅黑"/>
-          <w:sz w:val="20"/>
+          <w:rFonts w:ascii="仿宋" w:hAnsi="仿宋"/>
         </w:rPr>
-        <w:t>• 具体活动日期待定，建议5月中旬（避开五一假期及周末高峰）[建议]</w:t>
-      </w:r>
-    </w:p>
-    <w:p>
-      <w:r>
-        <w:rPr>
-          <w:rFonts w:ascii="微软雅黑" w:hAnsi="微软雅黑" w:eastAsia="微软雅黑"/>
-          <w:sz w:val="20"/>
-        </w:rPr>
-        <w:t>• 客户住宿偏好未知，按榻榻米双床房（400元/间夜）做降本方案 [假设]</w:t>
-      </w:r>
-    </w:p>
-    <w:p>
-      <w:r>
-        <w:rPr>
-          <w:rFonts w:ascii="微软雅黑" w:hAnsi="微软雅黑" w:eastAsia="微软雅黑"/>
-          <w:sz w:val="20"/>
-        </w:rPr>
-        <w:t>• 灵隐寺飞来峰景区门票免费但需提前预约，内堂安排需提前1-2天发送身份信息 [材料P6+用户提供]</w:t>
+        <w:t>（3）桌餐最终标准需客户确认。</w:t>
       </w:r>
     </w:p>
     <w:p>
@@ -822,20 +285,9 @@
       </w:pPr>
       <w:r>
         <w:rPr>
-          <w:rFonts w:ascii="微软雅黑" w:hAnsi="微软雅黑" w:eastAsia="微软雅黑"/>
+          <w:rFonts w:ascii="黑体" w:hAnsi="黑体"/>
         </w:rPr>
-        <w:t>3. 方案概要</w:t>
-      </w:r>
-    </w:p>
-    <w:p>
-      <w:pPr>
-        <w:ind w:firstLine="397"/>
-      </w:pPr>
-      <w:r>
-        <w:rPr>
-          <w:rFonts w:ascii="微软雅黑" w:hAnsi="微软雅黑" w:eastAsia="微软雅黑"/>
-        </w:rPr>
-        <w:t>本次活动采用"两天一晚"结构，分三个阶段：茶文化沉浸（D1下午）→ 禅修静心（D1晚间）→ 灵隐问禅+服务发布（D2上午）。产说会以"服务发布会"名义在灵隐寺旁素斋馆进行，结束后用素斋。</w:t>
+        <w:t>3. 方案比较</w:t>
       </w:r>
     </w:p>
     <w:p>
@@ -844,77 +296,42 @@
       </w:pPr>
       <w:r>
         <w:rPr>
-          <w:rFonts w:ascii="微软雅黑" w:hAnsi="微软雅黑" w:eastAsia="微软雅黑"/>
+          <w:rFonts w:ascii="黑体" w:hAnsi="黑体"/>
         </w:rPr>
-        <w:t>3.1 方案设计原则</w:t>
+        <w:t>方案A：茶园+灵隐双核版（推荐）</w:t>
       </w:r>
     </w:p>
     <w:p>
       <w:r>
         <w:rPr>
-          <w:rFonts w:ascii="微软雅黑" w:hAnsi="微软雅黑" w:eastAsia="微软雅黑"/>
+          <w:rFonts w:ascii="仿宋" w:hAnsi="仿宋"/>
           <w:b/>
-          <w:sz w:val="21"/>
         </w:rPr>
-        <w:t>【降本增效】</w:t>
-      </w:r>
-      <w:r>
-        <w:rPr>
-          <w:rFonts w:ascii="微软雅黑" w:hAnsi="微软雅黑" w:eastAsia="微软雅黑"/>
-          <w:sz w:val="21"/>
-        </w:rPr>
-        <w:t xml:space="preserve"> 住宿选榻榻米房控制房费，活动选社区标准套餐不额外定制，素斋馆兼顾发布场地与午餐双功能</w:t>
+        <w:t>核心思路：D1聚焦茶文化全流程体验，D2聚焦灵隐内堂稀缺资源+素斋发布会。两天一晚，节奏紧凑，体验完整。</w:t>
       </w:r>
     </w:p>
     <w:p>
       <w:r>
         <w:rPr>
-          <w:rFonts w:ascii="微软雅黑" w:hAnsi="微软雅黑" w:eastAsia="微软雅黑"/>
-          <w:b/>
-          <w:sz w:val="21"/>
+          <w:rFonts w:ascii="仿宋" w:hAnsi="仿宋"/>
         </w:rPr>
-        <w:t>【体验优先】</w:t>
-      </w:r>
-      <w:r>
-        <w:rPr>
-          <w:rFonts w:ascii="微软雅黑" w:hAnsi="微软雅黑" w:eastAsia="微软雅黑"/>
-          <w:sz w:val="21"/>
-        </w:rPr>
-        <w:t xml:space="preserve"> 采茶制茶为沉浸式核心体验，灵隐内堂为稀缺资源亮点，抄经提供差异化记忆点</w:t>
+        <w:t>行程：D1下午采茶制茶品茶（3h）→ 晚桌餐（1.5h）→ 沐手抄经（1h）；D2上午灵隐内堂专属礼佛（含讲解游览，1.5h）→ 素斋午宴+服务发布会（1.5h）→ 返程。</w:t>
       </w:r>
     </w:p>
     <w:p>
       <w:r>
         <w:rPr>
-          <w:rFonts w:ascii="微软雅黑" w:hAnsi="微软雅黑" w:eastAsia="微软雅黑"/>
-          <w:b/>
-          <w:sz w:val="21"/>
+          <w:rFonts w:ascii="仿宋" w:hAnsi="仿宋"/>
         </w:rPr>
-        <w:t>【自然转化】</w:t>
-      </w:r>
-      <w:r>
-        <w:rPr>
-          <w:rFonts w:ascii="微软雅黑" w:hAnsi="微软雅黑" w:eastAsia="微软雅黑"/>
-          <w:sz w:val="21"/>
-        </w:rPr>
-        <w:t xml:space="preserve"> 服务发布会嵌入行程而非独立环节，在禅茶氛围中完成价值传递，不做硬推销</w:t>
+        <w:t>优势：灵隐内堂专属通道是最大差异化亮点，银行高端客户对"非对外开放区域"的稀缺体验高度认可；发布会嵌入素斋午宴，氛围自然不刻意。</w:t>
       </w:r>
     </w:p>
     <w:p>
       <w:r>
         <w:rPr>
-          <w:rFonts w:ascii="微软雅黑" w:hAnsi="微软雅黑" w:eastAsia="微软雅黑"/>
-          <w:b/>
-          <w:sz w:val="21"/>
+          <w:rFonts w:ascii="仿宋" w:hAnsi="仿宋"/>
         </w:rPr>
-        <w:t>【动线合理】</w:t>
-      </w:r>
-      <w:r>
-        <w:rPr>
-          <w:rFonts w:ascii="微软雅黑" w:hAnsi="微软雅黑" w:eastAsia="微软雅黑"/>
-          <w:sz w:val="21"/>
-        </w:rPr>
-        <w:t xml:space="preserve"> D1社区内闭环（入住→采茶→用餐→抄经），D2向外延伸（灵隐→素斋馆→返程），减少无效交通</w:t>
+        <w:t>风险：灵隐内堂预约不确定性——需提前至少2周确认。</w:t>
       </w:r>
     </w:p>
     <w:p>
@@ -923,60 +340,80 @@
       </w:pPr>
       <w:r>
         <w:rPr>
-          <w:rFonts w:ascii="微软雅黑" w:hAnsi="微软雅黑" w:eastAsia="微软雅黑"/>
+          <w:rFonts w:ascii="黑体" w:hAnsi="黑体"/>
         </w:rPr>
-        <w:t>3.2 活动主题</w:t>
+        <w:t>方案B：茶园深度版</w:t>
       </w:r>
     </w:p>
     <w:p>
       <w:r>
         <w:rPr>
-          <w:rFonts w:ascii="微软雅黑" w:hAnsi="微软雅黑" w:eastAsia="微软雅黑"/>
+          <w:rFonts w:ascii="仿宋" w:hAnsi="仿宋"/>
           <w:b/>
-          <w:sz w:val="21"/>
         </w:rPr>
-        <w:t>主标题：</w:t>
-      </w:r>
-      <w:r>
-        <w:rPr>
-          <w:rFonts w:ascii="微软雅黑" w:hAnsi="微软雅黑" w:eastAsia="微软雅黑"/>
-          <w:sz w:val="21"/>
-        </w:rPr>
-        <w:t>杭州隐湖云舍·灵隐问禅 —— 高客服务发布会</w:t>
+        <w:t>核心思路：D1全天茶文化沉浸（采茶+点茶+茶会），D2灵隐外堂常规礼佛+社区会议室发布会。</w:t>
       </w:r>
     </w:p>
     <w:p>
       <w:r>
         <w:rPr>
-          <w:rFonts w:ascii="微软雅黑" w:hAnsi="微软雅黑" w:eastAsia="微软雅黑"/>
-          <w:b/>
-          <w:sz w:val="21"/>
+          <w:rFonts w:ascii="仿宋" w:hAnsi="仿宋"/>
         </w:rPr>
-        <w:t>关键词：</w:t>
-      </w:r>
-      <w:r>
-        <w:rPr>
-          <w:rFonts w:ascii="微软雅黑" w:hAnsi="微软雅黑" w:eastAsia="微软雅黑"/>
-          <w:sz w:val="21"/>
-        </w:rPr>
-        <w:t>茶文化 · 禅修 · 灵隐内堂 · 服务发布</w:t>
+        <w:t>优势：茶文化体验更深度；灵隐环节无预约风险。</w:t>
       </w:r>
     </w:p>
     <w:p>
       <w:r>
         <w:rPr>
-          <w:rFonts w:ascii="微软雅黑" w:hAnsi="微软雅黑" w:eastAsia="微软雅黑"/>
-          <w:b/>
-          <w:sz w:val="21"/>
+          <w:rFonts w:ascii="仿宋" w:hAnsi="仿宋"/>
         </w:rPr>
-        <w:t>调性：</w:t>
+        <w:t>风险：缺少灵隐内堂的稀缺感和话题性；发布会在社区会议室，氛围较常规。</w:t>
       </w:r>
+    </w:p>
+    <w:p>
+      <w:pPr>
+        <w:pStyle w:val="Heading2"/>
+      </w:pPr>
       <w:r>
         <w:rPr>
-          <w:rFonts w:ascii="微软雅黑" w:hAnsi="微软雅黑" w:eastAsia="微软雅黑"/>
-          <w:sz w:val="21"/>
+          <w:rFonts w:ascii="黑体" w:hAnsi="黑体"/>
         </w:rPr>
-        <w:t>宁静、雅致、有文化厚度、不张扬</w:t>
+        <w:t>方案C：轻量一日版</w:t>
+      </w:r>
+    </w:p>
+    <w:p>
+      <w:r>
+        <w:rPr>
+          <w:rFonts w:ascii="仿宋" w:hAnsi="仿宋"/>
+          <w:b/>
+        </w:rPr>
+        <w:t>核心思路：仅做一日活动，上午灵隐内堂+素斋发布，下午采茶体验后返程，不含住宿。</w:t>
+      </w:r>
+    </w:p>
+    <w:p>
+      <w:r>
+        <w:rPr>
+          <w:rFonts w:ascii="仿宋" w:hAnsi="仿宋"/>
+        </w:rPr>
+        <w:t>优势：成本更低，客户时间占用少。</w:t>
+      </w:r>
+    </w:p>
+    <w:p>
+      <w:r>
+        <w:rPr>
+          <w:rFonts w:ascii="仿宋" w:hAnsi="仿宋"/>
+        </w:rPr>
+        <w:t>风险：行程过于紧凑，体验深度不足；缺少晚间抄经的静心环节，整体感弱。</w:t>
+      </w:r>
+    </w:p>
+    <w:p/>
+    <w:p>
+      <w:r>
+        <w:rPr>
+          <w:rFonts w:ascii="仿宋" w:hAnsi="仿宋"/>
+          <w:b/>
+        </w:rPr>
+        <w:t>推荐方案A。理由：灵隐内堂专属通道是本次活动最核心的差异化资源，方案A将其价值最大化。高端客户的时间投入（两天一晚）与体验深度匹配。</w:t>
       </w:r>
     </w:p>
     <w:p>
@@ -985,9 +422,9 @@
       </w:pPr>
       <w:r>
         <w:rPr>
-          <w:rFonts w:ascii="微软雅黑" w:hAnsi="微软雅黑" w:eastAsia="微软雅黑"/>
+          <w:rFonts w:ascii="黑体" w:hAnsi="黑体"/>
         </w:rPr>
-        <w:t>4. 详细行程安排</w:t>
+        <w:t>4. 推荐方案详细设计</w:t>
       </w:r>
     </w:p>
     <w:p>
@@ -996,113 +433,382 @@
       </w:pPr>
       <w:r>
         <w:rPr>
-          <w:rFonts w:ascii="微软雅黑" w:hAnsi="微软雅黑" w:eastAsia="微软雅黑"/>
+          <w:rFonts w:ascii="黑体" w:hAnsi="黑体"/>
         </w:rPr>
-        <w:t>4.1 第一天：茶文化沉浸 + 禅修静心</w:t>
+        <w:t>4.1 活动概要</w:t>
+      </w:r>
+    </w:p>
+    <w:p>
+      <w:r>
+        <w:rPr>
+          <w:rFonts w:ascii="仿宋" w:hAnsi="仿宋"/>
+        </w:rPr>
+        <w:t>活动名称：灵隐问禅 · 高客服务发布会</w:t>
+      </w:r>
+    </w:p>
+    <w:p>
+      <w:r>
+        <w:rPr>
+          <w:rFonts w:ascii="仿宋" w:hAnsi="仿宋"/>
+        </w:rPr>
+        <w:t>活动时间：2026年5月（具体日期待定，建议避开五一假期）</w:t>
+      </w:r>
+    </w:p>
+    <w:p>
+      <w:r>
+        <w:rPr>
+          <w:rFonts w:ascii="仿宋" w:hAnsi="仿宋"/>
+        </w:rPr>
+        <w:t>活动地点：大家的家·隐湖云舍旅居社区（杭州市西湖区龙井路）及灵隐寺</w:t>
+      </w:r>
+    </w:p>
+    <w:p>
+      <w:r>
+        <w:rPr>
+          <w:rFonts w:ascii="仿宋" w:hAnsi="仿宋"/>
+        </w:rPr>
+        <w:t>活动人数：25-30人</w:t>
+      </w:r>
+    </w:p>
+    <w:p>
+      <w:r>
+        <w:rPr>
+          <w:rFonts w:ascii="仿宋" w:hAnsi="仿宋"/>
+        </w:rPr>
+        <w:t>活动对象：银行保险渠道的银行方面高端客户</w:t>
+      </w:r>
+    </w:p>
+    <w:p>
+      <w:pPr>
+        <w:pStyle w:val="Heading2"/>
+      </w:pPr>
+      <w:r>
+        <w:rPr>
+          <w:rFonts w:ascii="黑体" w:hAnsi="黑体"/>
+        </w:rPr>
+        <w:t>4.2 详细行程</w:t>
+      </w:r>
+    </w:p>
+    <w:p>
+      <w:r>
+        <w:rPr>
+          <w:rFonts w:ascii="仿宋" w:hAnsi="仿宋"/>
+          <w:b/>
+        </w:rPr>
+        <w:t>第一日 · 茶 — 从茶园到经卷</w:t>
+      </w:r>
+    </w:p>
+    <w:p>
+      <w:r>
+        <w:rPr>
+          <w:rFonts w:ascii="仿宋" w:hAnsi="仿宋"/>
+          <w:b/>
+        </w:rPr>
+        <w:t>13:00-14:00  抵达 · 洗尘礼</w:t>
+      </w:r>
+    </w:p>
+    <w:p>
+      <w:r>
+        <w:rPr>
+          <w:rFonts w:ascii="仿宋" w:hAnsi="仿宋"/>
+        </w:rPr>
+        <w:t>宾客抵达隐湖云舍，以一杯西湖龙井行"洗尘之礼"。在颂钵音波的共振中褪去旅途疲惫，管家协助入住茶田环抱的庭院居所。</w:t>
+      </w:r>
+    </w:p>
+    <w:p>
+      <w:r>
+        <w:rPr>
+          <w:rFonts w:ascii="仿宋" w:hAnsi="仿宋"/>
+          <w:b/>
+        </w:rPr>
+        <w:t>14:00-14:30  午后休憩</w:t>
+      </w:r>
+    </w:p>
+    <w:p>
+      <w:r>
+        <w:rPr>
+          <w:rFonts w:ascii="仿宋" w:hAnsi="仿宋"/>
+        </w:rPr>
+        <w:t>自由休整，可在社区庭院漫步，或于房间阳台凭栏观茶田。</w:t>
+      </w:r>
+    </w:p>
+    <w:p>
+      <w:r>
+        <w:rPr>
+          <w:rFonts w:ascii="仿宋" w:hAnsi="仿宋"/>
+          <w:b/>
+        </w:rPr>
+        <w:t>14:30-17:00  茶田课堂 · 从采到品（旗舰版）</w:t>
+      </w:r>
+    </w:p>
+    <w:p>
+      <w:r>
+        <w:rPr>
+          <w:rFonts w:ascii="仿宋" w:hAnsi="仿宋"/>
+        </w:rPr>
+        <w:t>提竹篓进入百亩茶园，在茶农指导下完成采茶、炒茶、品茶全流程。专业摄影师全程跟拍，为每位宾客留下茶园画卷中的个人影像。时长约2.5小时。</w:t>
+      </w:r>
+    </w:p>
+    <w:p>
+      <w:r>
+        <w:rPr>
+          <w:rFonts w:ascii="仿宋" w:hAnsi="仿宋"/>
+          <w:b/>
+        </w:rPr>
+        <w:t>17:30-18:30  春季桌宴</w:t>
+      </w:r>
+    </w:p>
+    <w:p>
+      <w:r>
+        <w:rPr>
+          <w:rFonts w:ascii="仿宋" w:hAnsi="仿宋"/>
+        </w:rPr>
+        <w:t>四时记餐厅主厨以杭州时令入菜——龙井虾仁、腌笃鲜、春笋步鱼等。杭帮融合菜系，顺时而食。10人/桌，共3桌。</w:t>
+      </w:r>
+    </w:p>
+    <w:p>
+      <w:r>
+        <w:rPr>
+          <w:rFonts w:ascii="仿宋" w:hAnsi="仿宋"/>
+          <w:b/>
+        </w:rPr>
+        <w:t>19:00-20:00  沐手抄经 · 茶禅一味</w:t>
+      </w:r>
+    </w:p>
+    <w:p>
+      <w:r>
+        <w:rPr>
+          <w:rFonts w:ascii="仿宋" w:hAnsi="仿宋"/>
+        </w:rPr>
+        <w:t>暮色中沐手、研墨、提笔。以当日新制的龙井相伴，在经卷的横竖撇捺间收摄心神。社区书吧或茶室，安静私密。</w:t>
+      </w:r>
+    </w:p>
+    <w:p/>
+    <w:p>
+      <w:r>
+        <w:rPr>
+          <w:rFonts w:ascii="仿宋" w:hAnsi="仿宋"/>
+          <w:b/>
+        </w:rPr>
+        <w:t>第二日 · 禅 — 从灵隐到素斋</w:t>
+      </w:r>
+    </w:p>
+    <w:p>
+      <w:r>
+        <w:rPr>
+          <w:rFonts w:ascii="仿宋" w:hAnsi="仿宋"/>
+          <w:b/>
+        </w:rPr>
+        <w:t>07:30-08:30  晨起 · 养生早膳</w:t>
+      </w:r>
+    </w:p>
+    <w:p>
+      <w:r>
+        <w:rPr>
+          <w:rFonts w:ascii="仿宋" w:hAnsi="仿宋"/>
+        </w:rPr>
+        <w:t>四时记养生早餐。退房，行李寄存前台。</w:t>
+      </w:r>
+    </w:p>
+    <w:p>
+      <w:r>
+        <w:rPr>
+          <w:rFonts w:ascii="仿宋" w:hAnsi="仿宋"/>
+          <w:b/>
+        </w:rPr>
+        <w:t>08:30-09:00  乘车前往灵隐寺</w:t>
+      </w:r>
+    </w:p>
+    <w:p>
+      <w:r>
+        <w:rPr>
+          <w:rFonts w:ascii="仿宋" w:hAnsi="仿宋"/>
+        </w:rPr>
+        <w:t>社区统一安排车辆（约需2-3辆中巴/商务车），车程约15分钟。</w:t>
+      </w:r>
+    </w:p>
+    <w:p>
+      <w:r>
+        <w:rPr>
+          <w:rFonts w:ascii="仿宋" w:hAnsi="仿宋"/>
+          <w:b/>
+        </w:rPr>
+        <w:t>09:00-10:30  灵隐内堂 · 专属礼佛（核心环节）</w:t>
+      </w:r>
+    </w:p>
+    <w:p>
+      <w:r>
+        <w:rPr>
+          <w:rFonts w:ascii="仿宋" w:hAnsi="仿宋"/>
+        </w:rPr>
+        <w:t>提前1-2天向宾客发送预约信息。专人引导进入灵隐寺内堂——非对普通游客开放的区域。在千年古刹最深处燃香礼佛、填写香油。每位宾客获赠灵隐寺定制「问禅」瓷杯。全程含专业讲解，约1.5小时。</w:t>
+      </w:r>
+    </w:p>
+    <w:p>
+      <w:r>
+        <w:rPr>
+          <w:rFonts w:ascii="仿宋" w:hAnsi="仿宋"/>
+        </w:rPr>
+        <w:t>（此环节费用：600元/人，包含：社区至灵隐往返车接送、灵隐寺预约+讲解服务、内堂烧香填香油、灵隐寺问禅瓷杯。）</w:t>
+      </w:r>
+    </w:p>
+    <w:p>
+      <w:r>
+        <w:rPr>
+          <w:rFonts w:ascii="仿宋" w:hAnsi="仿宋"/>
+          <w:b/>
+        </w:rPr>
+        <w:t>10:30-12:00  素斋午宴 · 服务发布会</w:t>
+      </w:r>
+    </w:p>
+    <w:p>
+      <w:r>
+        <w:rPr>
+          <w:rFonts w:ascii="仿宋" w:hAnsi="仿宋"/>
+        </w:rPr>
+        <w:t>移步灵隐寺旁素斋馆，围坐品茗。以朋友对谈的方式，在禅意余韵中介绍最新服务体系与客户权益。不设投影、不拿话筒——只有好茶与真诚分享。素斋菜品：菌菇、时蔬、豆腐、面点，简单食材用心料理。</w:t>
+      </w:r>
+    </w:p>
+    <w:p>
+      <w:r>
+        <w:rPr>
+          <w:rFonts w:ascii="仿宋" w:hAnsi="仿宋"/>
+          <w:b/>
+        </w:rPr>
+        <w:t>12:00-12:30  领取伴手礼 · 返程</w:t>
+      </w:r>
+    </w:p>
+    <w:p>
+      <w:r>
+        <w:rPr>
+          <w:rFonts w:ascii="仿宋" w:hAnsi="仿宋"/>
+        </w:rPr>
+        <w:t>领取隐湖云舍定制龙井茶礼盒（尊享款或经典款待定），乘车返回社区或直接返程。</w:t>
+      </w:r>
+    </w:p>
+    <w:p>
+      <w:pPr>
+        <w:pStyle w:val="Heading2"/>
+      </w:pPr>
+      <w:r>
+        <w:rPr>
+          <w:rFonts w:ascii="黑体" w:hAnsi="黑体"/>
+        </w:rPr>
+        <w:t>4.3 发布会环节设计</w:t>
+      </w:r>
+    </w:p>
+    <w:p>
+      <w:r>
+        <w:rPr>
+          <w:rFonts w:ascii="仿宋" w:hAnsi="仿宋"/>
+        </w:rPr>
+        <w:t>定位：不设投影、不拿话筒的"茶叙对谈"式发布。在灵隐寺素斋馆的自然氛围中，由主讲人以朋友分享的口吻，介绍最新服务体系和客户权益。</w:t>
+      </w:r>
+    </w:p>
+    <w:p>
+      <w:r>
+        <w:rPr>
+          <w:rFonts w:ascii="仿宋" w:hAnsi="仿宋"/>
+        </w:rPr>
+        <w:t>时长控制在30-40分钟，穿插在素斋午宴中。核心信息3-5条，每条约5分钟，中间自然过渡至品茶/用斋。</w:t>
+      </w:r>
+    </w:p>
+    <w:p>
+      <w:r>
+        <w:rPr>
+          <w:rFonts w:ascii="仿宋" w:hAnsi="仿宋"/>
+        </w:rPr>
+        <w:t>物料：仅需一份简洁的折页/卡片（可带走），无需PPT或视频设备。</w:t>
+      </w:r>
+    </w:p>
+    <w:p>
+      <w:pPr>
+        <w:pStyle w:val="Heading2"/>
+      </w:pPr>
+      <w:r>
+        <w:rPr>
+          <w:rFonts w:ascii="黑体" w:hAnsi="黑体"/>
+        </w:rPr>
+        <w:t>4.4 伴手礼方案</w:t>
+      </w:r>
+    </w:p>
+    <w:p>
+      <w:r>
+        <w:rPr>
+          <w:rFonts w:ascii="仿宋" w:hAnsi="仿宋"/>
+        </w:rPr>
+        <w:t>（1）灵隐寺「问禅」瓷杯：含在灵隐环节600元费用中，每位宾客1只。</w:t>
+      </w:r>
+    </w:p>
+    <w:p>
+      <w:r>
+        <w:rPr>
+          <w:rFonts w:ascii="仿宋" w:hAnsi="仿宋"/>
+        </w:rPr>
+        <w:t>（2）隐湖云舍定制龙井茶礼盒：二选一——经典款（138元/6罐×6g）或尊享款（288元/12罐×8g），建议选择尊享款以匹配高端客户定位。</w:t>
+      </w:r>
+    </w:p>
+    <w:p>
+      <w:pPr>
+        <w:pStyle w:val="Heading2"/>
+      </w:pPr>
+      <w:r>
+        <w:rPr>
+          <w:rFonts w:ascii="黑体" w:hAnsi="黑体"/>
+        </w:rPr>
+        <w:t>4.5 费用估算（按30人计算）</w:t>
       </w:r>
     </w:p>
     <w:tbl>
       <w:tblPr>
         <w:tblStyle w:val="LightGrid-Accent1"/>
         <w:tblW w:type="auto" w:w="0"/>
-        <w:jc w:val="center"/>
         <w:tblLook w:firstColumn="1" w:firstRow="1" w:lastColumn="0" w:lastRow="0" w:noHBand="0" w:noVBand="1" w:val="04A0"/>
       </w:tblPr>
       <w:tblGrid>
-        <w:gridCol w:w="1881"/>
-        <w:gridCol w:w="1881"/>
-        <w:gridCol w:w="1881"/>
-        <w:gridCol w:w="1881"/>
-        <w:gridCol w:w="1881"/>
+        <w:gridCol w:w="2160"/>
+        <w:gridCol w:w="2160"/>
+        <w:gridCol w:w="2160"/>
+        <w:gridCol w:w="2160"/>
       </w:tblGrid>
       <w:tr>
         <w:tc>
           <w:tcPr>
-            <w:tcW w:type="dxa" w:w="1881"/>
+            <w:tcW w:type="dxa" w:w="2160"/>
           </w:tcPr>
           <w:p>
-            <w:pPr>
-              <w:jc w:val="center"/>
-            </w:pPr>
             <w:r>
-              <w:rPr>
-                <w:rFonts w:ascii="微软雅黑" w:hAnsi="微软雅黑" w:eastAsia="微软雅黑"/>
-                <w:b/>
-                <w:sz w:val="18"/>
-              </w:rPr>
-              <w:t>时间</w:t>
+              <w:t>项目</w:t>
             </w:r>
           </w:p>
         </w:tc>
         <w:tc>
           <w:tcPr>
-            <w:tcW w:type="dxa" w:w="1881"/>
+            <w:tcW w:type="dxa" w:w="2160"/>
           </w:tcPr>
           <w:p>
-            <w:pPr>
-              <w:jc w:val="center"/>
-            </w:pPr>
             <w:r>
-              <w:rPr>
-                <w:rFonts w:ascii="微软雅黑" w:hAnsi="微软雅黑" w:eastAsia="微软雅黑"/>
-                <w:b/>
-                <w:sz w:val="18"/>
-              </w:rPr>
-              <w:t>环节</w:t>
+              <w:t>单价（元/人）</w:t>
             </w:r>
           </w:p>
         </w:tc>
         <w:tc>
           <w:tcPr>
-            <w:tcW w:type="dxa" w:w="1881"/>
+            <w:tcW w:type="dxa" w:w="2160"/>
           </w:tcPr>
           <w:p>
-            <w:pPr>
-              <w:jc w:val="center"/>
-            </w:pPr>
             <w:r>
-              <w:rPr>
-                <w:rFonts w:ascii="微软雅黑" w:hAnsi="微软雅黑" w:eastAsia="微软雅黑"/>
-                <w:b/>
-                <w:sz w:val="18"/>
-              </w:rPr>
-              <w:t>地点</w:t>
+              <w:t>人数</w:t>
             </w:r>
           </w:p>
         </w:tc>
         <w:tc>
           <w:tcPr>
-            <w:tcW w:type="dxa" w:w="1881"/>
+            <w:tcW w:type="dxa" w:w="2160"/>
           </w:tcPr>
           <w:p>
-            <w:pPr>
-              <w:jc w:val="center"/>
-            </w:pPr>
             <w:r>
-              <w:rPr>
-                <w:rFonts w:ascii="微软雅黑" w:hAnsi="微软雅黑" w:eastAsia="微软雅黑"/>
-                <w:b/>
-                <w:sz w:val="18"/>
-              </w:rPr>
-              <w:t>内容</w:t>
-            </w:r>
-          </w:p>
-        </w:tc>
-        <w:tc>
-          <w:tcPr>
-            <w:tcW w:type="dxa" w:w="1881"/>
-          </w:tcPr>
-          <w:p>
-            <w:pPr>
-              <w:jc w:val="center"/>
-            </w:pPr>
-            <w:r>
-              <w:rPr>
-                <w:rFonts w:ascii="微软雅黑" w:hAnsi="微软雅黑" w:eastAsia="微软雅黑"/>
-                <w:b/>
-                <w:sz w:val="18"/>
-              </w:rPr>
-              <w:t>备注</w:t>
+              <w:t>小计（元）</w:t>
             </w:r>
           </w:p>
         </w:tc>
@@ -1110,71 +816,41 @@
       <w:tr>
         <w:tc>
           <w:tcPr>
-            <w:tcW w:type="dxa" w:w="1881"/>
+            <w:tcW w:type="dxa" w:w="2160"/>
           </w:tcPr>
           <w:p>
             <w:r>
-              <w:rPr>
-                <w:rFonts w:ascii="微软雅黑" w:hAnsi="微软雅黑" w:eastAsia="微软雅黑"/>
-                <w:sz w:val="18"/>
-              </w:rPr>
-              <w:t>13:00-14:00</w:t>
+              <w:t>采茶制茶品茶（茶田课堂旗舰版）</w:t>
             </w:r>
           </w:p>
         </w:tc>
         <w:tc>
           <w:tcPr>
-            <w:tcW w:type="dxa" w:w="1881"/>
+            <w:tcW w:type="dxa" w:w="2160"/>
           </w:tcPr>
           <w:p>
             <w:r>
-              <w:rPr>
-                <w:rFonts w:ascii="微软雅黑" w:hAnsi="微软雅黑" w:eastAsia="微软雅黑"/>
-                <w:sz w:val="18"/>
-              </w:rPr>
-              <w:t>抵达入住</w:t>
+              <w:t>158</w:t>
             </w:r>
           </w:p>
         </w:tc>
         <w:tc>
           <w:tcPr>
-            <w:tcW w:type="dxa" w:w="1881"/>
+            <w:tcW w:type="dxa" w:w="2160"/>
           </w:tcPr>
           <w:p>
             <w:r>
-              <w:rPr>
-                <w:rFonts w:ascii="微软雅黑" w:hAnsi="微软雅黑" w:eastAsia="微软雅黑"/>
-                <w:sz w:val="18"/>
-              </w:rPr>
-              <w:t>隐湖云舍前台</w:t>
+              <w:t>30</w:t>
             </w:r>
           </w:p>
         </w:tc>
         <w:tc>
           <w:tcPr>
-            <w:tcW w:type="dxa" w:w="1881"/>
+            <w:tcW w:type="dxa" w:w="2160"/>
           </w:tcPr>
           <w:p>
             <w:r>
-              <w:rPr>
-                <w:rFonts w:ascii="微软雅黑" w:hAnsi="微软雅黑" w:eastAsia="微软雅黑"/>
-                <w:sz w:val="18"/>
-              </w:rPr>
-              <w:t>客户抵达，办理入住；前台特色欢迎礼（洗尘礼+迎宾茶）</w:t>
-            </w:r>
-          </w:p>
-        </w:tc>
-        <w:tc>
-          <w:tcPr>
-            <w:tcW w:type="dxa" w:w="1881"/>
-          </w:tcPr>
-          <w:p>
-            <w:r>
-              <w:rPr>
-                <w:rFonts w:ascii="微软雅黑" w:hAnsi="微软雅黑" w:eastAsia="微软雅黑"/>
-                <w:sz w:val="18"/>
-              </w:rPr>
-              <w:t>提前确认到店时间，安排分批接待</w:t>
+              <w:t>4,740</w:t>
             </w:r>
           </w:p>
         </w:tc>
@@ -1182,71 +858,41 @@
       <w:tr>
         <w:tc>
           <w:tcPr>
-            <w:tcW w:type="dxa" w:w="1881"/>
+            <w:tcW w:type="dxa" w:w="2160"/>
           </w:tcPr>
           <w:p>
             <w:r>
-              <w:rPr>
-                <w:rFonts w:ascii="微软雅黑" w:hAnsi="微软雅黑" w:eastAsia="微软雅黑"/>
-                <w:sz w:val="18"/>
-              </w:rPr>
-              <w:t>14:00-15:00</w:t>
+              <w:t>沐手抄经（茶禅一味）</w:t>
             </w:r>
           </w:p>
         </w:tc>
         <w:tc>
           <w:tcPr>
-            <w:tcW w:type="dxa" w:w="1881"/>
+            <w:tcW w:type="dxa" w:w="2160"/>
           </w:tcPr>
           <w:p>
             <w:r>
-              <w:rPr>
-                <w:rFonts w:ascii="微软雅黑" w:hAnsi="微软雅黑" w:eastAsia="微软雅黑"/>
-                <w:sz w:val="18"/>
-              </w:rPr>
-              <w:t>午休/社区参观</w:t>
+              <w:t>58</w:t>
             </w:r>
           </w:p>
         </w:tc>
         <w:tc>
           <w:tcPr>
-            <w:tcW w:type="dxa" w:w="1881"/>
+            <w:tcW w:type="dxa" w:w="2160"/>
           </w:tcPr>
           <w:p>
             <w:r>
-              <w:rPr>
-                <w:rFonts w:ascii="微软雅黑" w:hAnsi="微软雅黑" w:eastAsia="微软雅黑"/>
-                <w:sz w:val="18"/>
-              </w:rPr>
-              <w:t>客房/社区</w:t>
+              <w:t>30</w:t>
             </w:r>
           </w:p>
         </w:tc>
         <w:tc>
           <w:tcPr>
-            <w:tcW w:type="dxa" w:w="1881"/>
+            <w:tcW w:type="dxa" w:w="2160"/>
           </w:tcPr>
           <w:p>
             <w:r>
-              <w:rPr>
-                <w:rFonts w:ascii="微软雅黑" w:hAnsi="微软雅黑" w:eastAsia="微软雅黑"/>
-                <w:sz w:val="18"/>
-              </w:rPr>
-              <w:t>自由休整或由社区管家带看，熟悉环境</w:t>
-            </w:r>
-          </w:p>
-        </w:tc>
-        <w:tc>
-          <w:tcPr>
-            <w:tcW w:type="dxa" w:w="1881"/>
-          </w:tcPr>
-          <w:p>
-            <w:r>
-              <w:rPr>
-                <w:rFonts w:ascii="微软雅黑" w:hAnsi="微软雅黑" w:eastAsia="微软雅黑"/>
-                <w:sz w:val="18"/>
-              </w:rPr>
-              <w:t>不强求全员参加，灵活安排</w:t>
+              <w:t>1,740</w:t>
             </w:r>
           </w:p>
         </w:tc>
@@ -1254,71 +900,41 @@
       <w:tr>
         <w:tc>
           <w:tcPr>
-            <w:tcW w:type="dxa" w:w="1881"/>
+            <w:tcW w:type="dxa" w:w="2160"/>
           </w:tcPr>
           <w:p>
             <w:r>
-              <w:rPr>
-                <w:rFonts w:ascii="微软雅黑" w:hAnsi="微软雅黑" w:eastAsia="微软雅黑"/>
-                <w:sz w:val="18"/>
-              </w:rPr>
-              <w:t>15:00-17:00</w:t>
+              <w:t>春季桌宴（D1晚餐）</w:t>
             </w:r>
           </w:p>
         </w:tc>
         <w:tc>
           <w:tcPr>
-            <w:tcW w:type="dxa" w:w="1881"/>
+            <w:tcW w:type="dxa" w:w="2160"/>
           </w:tcPr>
           <w:p>
             <w:r>
-              <w:rPr>
-                <w:rFonts w:ascii="微软雅黑" w:hAnsi="微软雅黑" w:eastAsia="微软雅黑"/>
-                <w:sz w:val="18"/>
-              </w:rPr>
-              <w:t>茶田课堂旗舰版</w:t>
+              <w:t>150</w:t>
             </w:r>
           </w:p>
         </w:tc>
         <w:tc>
           <w:tcPr>
-            <w:tcW w:type="dxa" w:w="1881"/>
+            <w:tcW w:type="dxa" w:w="2160"/>
           </w:tcPr>
           <w:p>
             <w:r>
-              <w:rPr>
-                <w:rFonts w:ascii="微软雅黑" w:hAnsi="微软雅黑" w:eastAsia="微软雅黑"/>
-                <w:sz w:val="18"/>
-              </w:rPr>
-              <w:t>社区茶园</w:t>
+              <w:t>30</w:t>
             </w:r>
           </w:p>
         </w:tc>
         <w:tc>
           <w:tcPr>
-            <w:tcW w:type="dxa" w:w="1881"/>
+            <w:tcW w:type="dxa" w:w="2160"/>
           </w:tcPr>
           <w:p>
             <w:r>
-              <w:rPr>
-                <w:rFonts w:ascii="微软雅黑" w:hAnsi="微软雅黑" w:eastAsia="微软雅黑"/>
-                <w:sz w:val="18"/>
-              </w:rPr>
-              <w:t>提竹篓进茶园采茶 → 手工炒茶体验 → 品味自采龙井；专业摄影师跟拍旅拍</w:t>
-            </w:r>
-          </w:p>
-        </w:tc>
-        <w:tc>
-          <w:tcPr>
-            <w:tcW w:type="dxa" w:w="1881"/>
-          </w:tcPr>
-          <w:p>
-            <w:r>
-              <w:rPr>
-                <w:rFonts w:ascii="微软雅黑" w:hAnsi="微软雅黑" w:eastAsia="微软雅黑"/>
-                <w:sz w:val="18"/>
-              </w:rPr>
-              <w:t>158元/人，含全程指导；建议安排摄影师拍摄活动花絮</w:t>
+              <w:t>4,500</w:t>
             </w:r>
           </w:p>
         </w:tc>
@@ -1326,70 +942,41 @@
       <w:tr>
         <w:tc>
           <w:tcPr>
-            <w:tcW w:type="dxa" w:w="1881"/>
+            <w:tcW w:type="dxa" w:w="2160"/>
           </w:tcPr>
           <w:p>
             <w:r>
-              <w:rPr>
-                <w:rFonts w:ascii="微软雅黑" w:hAnsi="微软雅黑" w:eastAsia="微软雅黑"/>
-                <w:sz w:val="18"/>
-              </w:rPr>
-              <w:t>17:00-17:30</w:t>
+              <w:t>灵隐内堂专属礼佛（含车接/讲解/香油/瓷杯）</w:t>
             </w:r>
           </w:p>
         </w:tc>
         <w:tc>
           <w:tcPr>
-            <w:tcW w:type="dxa" w:w="1881"/>
+            <w:tcW w:type="dxa" w:w="2160"/>
           </w:tcPr>
           <w:p>
             <w:r>
-              <w:rPr>
-                <w:rFonts w:ascii="微软雅黑" w:hAnsi="微软雅黑" w:eastAsia="微软雅黑"/>
-                <w:sz w:val="18"/>
-              </w:rPr>
-              <w:t>休整</w:t>
+              <w:t>600</w:t>
             </w:r>
           </w:p>
         </w:tc>
         <w:tc>
           <w:tcPr>
-            <w:tcW w:type="dxa" w:w="1881"/>
+            <w:tcW w:type="dxa" w:w="2160"/>
           </w:tcPr>
           <w:p>
             <w:r>
-              <w:rPr>
-                <w:rFonts w:ascii="微软雅黑" w:hAnsi="微软雅黑" w:eastAsia="微软雅黑"/>
-                <w:sz w:val="18"/>
-              </w:rPr>
-              <w:t>客房</w:t>
+              <w:t>30</w:t>
             </w:r>
           </w:p>
         </w:tc>
         <w:tc>
           <w:tcPr>
-            <w:tcW w:type="dxa" w:w="1881"/>
+            <w:tcW w:type="dxa" w:w="2160"/>
           </w:tcPr>
           <w:p>
             <w:r>
-              <w:rPr>
-                <w:rFonts w:ascii="微软雅黑" w:hAnsi="微软雅黑" w:eastAsia="微软雅黑"/>
-                <w:sz w:val="18"/>
-              </w:rPr>
-              <w:t>回房洗漱更衣</w:t>
-            </w:r>
-          </w:p>
-        </w:tc>
-        <w:tc>
-          <w:tcPr>
-            <w:tcW w:type="dxa" w:w="1881"/>
-          </w:tcPr>
-          <w:p>
-            <w:r>
-              <w:rPr>
-                <w:rFonts w:ascii="微软雅黑" w:hAnsi="微软雅黑" w:eastAsia="微软雅黑"/>
-                <w:sz w:val="18"/>
-              </w:rPr>
+              <w:t>18,000</w:t>
             </w:r>
           </w:p>
         </w:tc>
@@ -1397,71 +984,41 @@
       <w:tr>
         <w:tc>
           <w:tcPr>
-            <w:tcW w:type="dxa" w:w="1881"/>
+            <w:tcW w:type="dxa" w:w="2160"/>
           </w:tcPr>
           <w:p>
             <w:r>
-              <w:rPr>
-                <w:rFonts w:ascii="微软雅黑" w:hAnsi="微软雅黑" w:eastAsia="微软雅黑"/>
-                <w:sz w:val="18"/>
-              </w:rPr>
-              <w:t>17:30-18:30</w:t>
+              <w:t>素斋午宴+发布会（D2午餐）</w:t>
             </w:r>
           </w:p>
         </w:tc>
         <w:tc>
           <w:tcPr>
-            <w:tcW w:type="dxa" w:w="1881"/>
+            <w:tcW w:type="dxa" w:w="2160"/>
           </w:tcPr>
           <w:p>
             <w:r>
-              <w:rPr>
-                <w:rFonts w:ascii="微软雅黑" w:hAnsi="微软雅黑" w:eastAsia="微软雅黑"/>
-                <w:sz w:val="18"/>
-              </w:rPr>
-              <w:t>晚宴（桌餐）</w:t>
+              <w:t>80</w:t>
             </w:r>
           </w:p>
         </w:tc>
         <w:tc>
           <w:tcPr>
-            <w:tcW w:type="dxa" w:w="1881"/>
+            <w:tcW w:type="dxa" w:w="2160"/>
           </w:tcPr>
           <w:p>
             <w:r>
-              <w:rPr>
-                <w:rFonts w:ascii="微软雅黑" w:hAnsi="微软雅黑" w:eastAsia="微软雅黑"/>
-                <w:sz w:val="18"/>
-              </w:rPr>
-              <w:t>四时记餐厅</w:t>
+              <w:t>30</w:t>
             </w:r>
           </w:p>
         </w:tc>
         <w:tc>
           <w:tcPr>
-            <w:tcW w:type="dxa" w:w="1881"/>
+            <w:tcW w:type="dxa" w:w="2160"/>
           </w:tcPr>
           <w:p>
             <w:r>
-              <w:rPr>
-                <w:rFonts w:ascii="微软雅黑" w:hAnsi="微软雅黑" w:eastAsia="微软雅黑"/>
-                <w:sz w:val="18"/>
-              </w:rPr>
-              <w:t>春季杭帮融合桌宴，时令食材（龙井虾仁、春笋等春季特色菜）</w:t>
-            </w:r>
-          </w:p>
-        </w:tc>
-        <w:tc>
-          <w:tcPr>
-            <w:tcW w:type="dxa" w:w="1881"/>
-          </w:tcPr>
-          <w:p>
-            <w:r>
-              <w:rPr>
-                <w:rFonts w:ascii="微软雅黑" w:hAnsi="微软雅黑" w:eastAsia="微软雅黑"/>
-                <w:sz w:val="18"/>
-              </w:rPr>
-              <w:t>100元/人起（标准待最终确认）</w:t>
+              <w:t>2,400</w:t>
             </w:r>
           </w:p>
         </w:tc>
@@ -1469,70 +1026,41 @@
       <w:tr>
         <w:tc>
           <w:tcPr>
-            <w:tcW w:type="dxa" w:w="1881"/>
+            <w:tcW w:type="dxa" w:w="2160"/>
           </w:tcPr>
           <w:p>
             <w:r>
-              <w:rPr>
-                <w:rFonts w:ascii="微软雅黑" w:hAnsi="微软雅黑" w:eastAsia="微软雅黑"/>
-                <w:sz w:val="18"/>
-              </w:rPr>
-              <w:t>18:30-19:00</w:t>
+              <w:t>养生早膳（D2早餐）</w:t>
             </w:r>
           </w:p>
         </w:tc>
         <w:tc>
           <w:tcPr>
-            <w:tcW w:type="dxa" w:w="1881"/>
+            <w:tcW w:type="dxa" w:w="2160"/>
           </w:tcPr>
           <w:p>
             <w:r>
-              <w:rPr>
-                <w:rFonts w:ascii="微软雅黑" w:hAnsi="微软雅黑" w:eastAsia="微软雅黑"/>
-                <w:sz w:val="18"/>
-              </w:rPr>
-              <w:t>散步/转场</w:t>
+              <w:t>50</w:t>
             </w:r>
           </w:p>
         </w:tc>
         <w:tc>
           <w:tcPr>
-            <w:tcW w:type="dxa" w:w="1881"/>
+            <w:tcW w:type="dxa" w:w="2160"/>
           </w:tcPr>
           <w:p>
             <w:r>
-              <w:rPr>
-                <w:rFonts w:ascii="微软雅黑" w:hAnsi="微软雅黑" w:eastAsia="微软雅黑"/>
-                <w:sz w:val="18"/>
-              </w:rPr>
-              <w:t>社区庭院</w:t>
+              <w:t>30</w:t>
             </w:r>
           </w:p>
         </w:tc>
         <w:tc>
           <w:tcPr>
-            <w:tcW w:type="dxa" w:w="1881"/>
+            <w:tcW w:type="dxa" w:w="2160"/>
           </w:tcPr>
           <w:p>
             <w:r>
-              <w:rPr>
-                <w:rFonts w:ascii="微软雅黑" w:hAnsi="微软雅黑" w:eastAsia="微软雅黑"/>
-                <w:sz w:val="18"/>
-              </w:rPr>
-              <w:t>餐后散步至书吧</w:t>
-            </w:r>
-          </w:p>
-        </w:tc>
-        <w:tc>
-          <w:tcPr>
-            <w:tcW w:type="dxa" w:w="1881"/>
-          </w:tcPr>
-          <w:p>
-            <w:r>
-              <w:rPr>
-                <w:rFonts w:ascii="微软雅黑" w:hAnsi="微软雅黑" w:eastAsia="微软雅黑"/>
-                <w:sz w:val="18"/>
-              </w:rPr>
+              <w:t>1,500</w:t>
             </w:r>
           </w:p>
         </w:tc>
@@ -1540,71 +1068,41 @@
       <w:tr>
         <w:tc>
           <w:tcPr>
-            <w:tcW w:type="dxa" w:w="1881"/>
+            <w:tcW w:type="dxa" w:w="2160"/>
           </w:tcPr>
           <w:p>
             <w:r>
-              <w:rPr>
-                <w:rFonts w:ascii="微软雅黑" w:hAnsi="微软雅黑" w:eastAsia="微软雅黑"/>
-                <w:sz w:val="18"/>
-              </w:rPr>
-              <w:t>19:00-20:00</w:t>
+              <w:t>住宿（高级大/双床房，15间）</w:t>
             </w:r>
           </w:p>
         </w:tc>
         <w:tc>
           <w:tcPr>
-            <w:tcW w:type="dxa" w:w="1881"/>
+            <w:tcW w:type="dxa" w:w="2160"/>
           </w:tcPr>
           <w:p>
             <w:r>
-              <w:rPr>
-                <w:rFonts w:ascii="微软雅黑" w:hAnsi="微软雅黑" w:eastAsia="微软雅黑"/>
-                <w:sz w:val="18"/>
-              </w:rPr>
-              <w:t>茶禅一味（抄经）</w:t>
+              <w:t>300/间</w:t>
             </w:r>
           </w:p>
         </w:tc>
         <w:tc>
           <w:tcPr>
-            <w:tcW w:type="dxa" w:w="1881"/>
+            <w:tcW w:type="dxa" w:w="2160"/>
           </w:tcPr>
           <w:p>
             <w:r>
-              <w:rPr>
-                <w:rFonts w:ascii="微软雅黑" w:hAnsi="微软雅黑" w:eastAsia="微软雅黑"/>
-                <w:sz w:val="18"/>
-              </w:rPr>
-              <w:t>社区书吧</w:t>
+              <w:t>15间</w:t>
             </w:r>
           </w:p>
         </w:tc>
         <w:tc>
           <w:tcPr>
-            <w:tcW w:type="dxa" w:w="1881"/>
+            <w:tcW w:type="dxa" w:w="2160"/>
           </w:tcPr>
           <w:p>
             <w:r>
-              <w:rPr>
-                <w:rFonts w:ascii="微软雅黑" w:hAnsi="微软雅黑" w:eastAsia="微软雅黑"/>
-                <w:sz w:val="18"/>
-              </w:rPr>
-              <w:t>沐手抄经，配当季新茶一杯；静心收摄，为一日的茶香之旅画句号</w:t>
-            </w:r>
-          </w:p>
-        </w:tc>
-        <w:tc>
-          <w:tcPr>
-            <w:tcW w:type="dxa" w:w="1881"/>
-          </w:tcPr>
-          <w:p>
-            <w:r>
-              <w:rPr>
-                <w:rFonts w:ascii="微软雅黑" w:hAnsi="微软雅黑" w:eastAsia="微软雅黑"/>
-                <w:sz w:val="18"/>
-              </w:rPr>
-              <w:t>58元/人；书吧环境安静雅致</w:t>
+              <w:t>4,500</w:t>
             </w:r>
           </w:p>
         </w:tc>
@@ -1612,188 +1110,41 @@
       <w:tr>
         <w:tc>
           <w:tcPr>
-            <w:tcW w:type="dxa" w:w="1881"/>
+            <w:tcW w:type="dxa" w:w="2160"/>
           </w:tcPr>
           <w:p>
             <w:r>
-              <w:rPr>
-                <w:rFonts w:ascii="微软雅黑" w:hAnsi="微软雅黑" w:eastAsia="微软雅黑"/>
-                <w:sz w:val="18"/>
-              </w:rPr>
-              <w:t>20:00起</w:t>
+              <w:t>伴手礼-龙井茶礼盒（尊享款）</w:t>
             </w:r>
           </w:p>
         </w:tc>
         <w:tc>
           <w:tcPr>
-            <w:tcW w:type="dxa" w:w="1881"/>
+            <w:tcW w:type="dxa" w:w="2160"/>
           </w:tcPr>
           <w:p>
             <w:r>
-              <w:rPr>
-                <w:rFonts w:ascii="微软雅黑" w:hAnsi="微软雅黑" w:eastAsia="微软雅黑"/>
-                <w:sz w:val="18"/>
-              </w:rPr>
-              <w:t>自由活动/休息</w:t>
+              <w:t>288</w:t>
             </w:r>
           </w:p>
         </w:tc>
         <w:tc>
           <w:tcPr>
-            <w:tcW w:type="dxa" w:w="1881"/>
+            <w:tcW w:type="dxa" w:w="2160"/>
           </w:tcPr>
           <w:p>
             <w:r>
-              <w:rPr>
-                <w:rFonts w:ascii="微软雅黑" w:hAnsi="微软雅黑" w:eastAsia="微软雅黑"/>
-                <w:sz w:val="18"/>
-              </w:rPr>
-              <w:t>客房</w:t>
+              <w:t>30</w:t>
             </w:r>
           </w:p>
         </w:tc>
         <w:tc>
           <w:tcPr>
-            <w:tcW w:type="dxa" w:w="1881"/>
+            <w:tcW w:type="dxa" w:w="2160"/>
           </w:tcPr>
           <w:p>
             <w:r>
-              <w:rPr>
-                <w:rFonts w:ascii="微软雅黑" w:hAnsi="微软雅黑" w:eastAsia="微软雅黑"/>
-                <w:sz w:val="18"/>
-              </w:rPr>
-              <w:t>享受夜晚宁静，可自由使用社区康养设施</w:t>
-            </w:r>
-          </w:p>
-        </w:tc>
-        <w:tc>
-          <w:tcPr>
-            <w:tcW w:type="dxa" w:w="1881"/>
-          </w:tcPr>
-          <w:p>
-            <w:r>
-              <w:rPr>
-                <w:rFonts w:ascii="微软雅黑" w:hAnsi="微软雅黑" w:eastAsia="微软雅黑"/>
-                <w:sz w:val="18"/>
-              </w:rPr>
-            </w:r>
-          </w:p>
-        </w:tc>
-      </w:tr>
-    </w:tbl>
-    <w:p>
-      <w:pPr>
-        <w:pStyle w:val="Heading2"/>
-      </w:pPr>
-      <w:r>
-        <w:rPr>
-          <w:rFonts w:ascii="微软雅黑" w:hAnsi="微软雅黑" w:eastAsia="微软雅黑"/>
-        </w:rPr>
-        <w:t>4.2 第二天：灵隐问禅 + 服务发布</w:t>
-      </w:r>
-    </w:p>
-    <w:tbl>
-      <w:tblPr>
-        <w:tblStyle w:val="LightGrid-Accent1"/>
-        <w:tblW w:type="auto" w:w="0"/>
-        <w:jc w:val="center"/>
-        <w:tblLook w:firstColumn="1" w:firstRow="1" w:lastColumn="0" w:lastRow="0" w:noHBand="0" w:noVBand="1" w:val="04A0"/>
-      </w:tblPr>
-      <w:tblGrid>
-        <w:gridCol w:w="1881"/>
-        <w:gridCol w:w="1881"/>
-        <w:gridCol w:w="1881"/>
-        <w:gridCol w:w="1881"/>
-        <w:gridCol w:w="1881"/>
-      </w:tblGrid>
-      <w:tr>
-        <w:tc>
-          <w:tcPr>
-            <w:tcW w:type="dxa" w:w="1881"/>
-          </w:tcPr>
-          <w:p>
-            <w:pPr>
-              <w:jc w:val="center"/>
-            </w:pPr>
-            <w:r>
-              <w:rPr>
-                <w:rFonts w:ascii="微软雅黑" w:hAnsi="微软雅黑" w:eastAsia="微软雅黑"/>
-                <w:b/>
-                <w:sz w:val="18"/>
-              </w:rPr>
-              <w:t>时间</w:t>
-            </w:r>
-          </w:p>
-        </w:tc>
-        <w:tc>
-          <w:tcPr>
-            <w:tcW w:type="dxa" w:w="1881"/>
-          </w:tcPr>
-          <w:p>
-            <w:pPr>
-              <w:jc w:val="center"/>
-            </w:pPr>
-            <w:r>
-              <w:rPr>
-                <w:rFonts w:ascii="微软雅黑" w:hAnsi="微软雅黑" w:eastAsia="微软雅黑"/>
-                <w:b/>
-                <w:sz w:val="18"/>
-              </w:rPr>
-              <w:t>环节</w:t>
-            </w:r>
-          </w:p>
-        </w:tc>
-        <w:tc>
-          <w:tcPr>
-            <w:tcW w:type="dxa" w:w="1881"/>
-          </w:tcPr>
-          <w:p>
-            <w:pPr>
-              <w:jc w:val="center"/>
-            </w:pPr>
-            <w:r>
-              <w:rPr>
-                <w:rFonts w:ascii="微软雅黑" w:hAnsi="微软雅黑" w:eastAsia="微软雅黑"/>
-                <w:b/>
-                <w:sz w:val="18"/>
-              </w:rPr>
-              <w:t>地点</w:t>
-            </w:r>
-          </w:p>
-        </w:tc>
-        <w:tc>
-          <w:tcPr>
-            <w:tcW w:type="dxa" w:w="1881"/>
-          </w:tcPr>
-          <w:p>
-            <w:pPr>
-              <w:jc w:val="center"/>
-            </w:pPr>
-            <w:r>
-              <w:rPr>
-                <w:rFonts w:ascii="微软雅黑" w:hAnsi="微软雅黑" w:eastAsia="微软雅黑"/>
-                <w:b/>
-                <w:sz w:val="18"/>
-              </w:rPr>
-              <w:t>内容</w:t>
-            </w:r>
-          </w:p>
-        </w:tc>
-        <w:tc>
-          <w:tcPr>
-            <w:tcW w:type="dxa" w:w="1881"/>
-          </w:tcPr>
-          <w:p>
-            <w:pPr>
-              <w:jc w:val="center"/>
-            </w:pPr>
-            <w:r>
-              <w:rPr>
-                <w:rFonts w:ascii="微软雅黑" w:hAnsi="微软雅黑" w:eastAsia="微软雅黑"/>
-                <w:b/>
-                <w:sz w:val="18"/>
-              </w:rPr>
-              <w:t>备注</w:t>
+              <w:t>8,640</w:t>
             </w:r>
           </w:p>
         </w:tc>
@@ -1801,71 +1152,41 @@
       <w:tr>
         <w:tc>
           <w:tcPr>
-            <w:tcW w:type="dxa" w:w="1881"/>
+            <w:tcW w:type="dxa" w:w="2160"/>
           </w:tcPr>
           <w:p>
             <w:r>
-              <w:rPr>
-                <w:rFonts w:ascii="微软雅黑" w:hAnsi="微软雅黑" w:eastAsia="微软雅黑"/>
-                <w:sz w:val="18"/>
-              </w:rPr>
-              <w:t>07:30-08:30</w:t>
+              <w:t>全程摄影跟拍</w:t>
             </w:r>
           </w:p>
         </w:tc>
         <w:tc>
           <w:tcPr>
-            <w:tcW w:type="dxa" w:w="1881"/>
+            <w:tcW w:type="dxa" w:w="2160"/>
           </w:tcPr>
           <w:p>
             <w:r>
-              <w:rPr>
-                <w:rFonts w:ascii="微软雅黑" w:hAnsi="微软雅黑" w:eastAsia="微软雅黑"/>
-                <w:sz w:val="18"/>
-              </w:rPr>
-              <w:t>早餐</w:t>
+              <w:t>—</w:t>
             </w:r>
           </w:p>
         </w:tc>
         <w:tc>
           <w:tcPr>
-            <w:tcW w:type="dxa" w:w="1881"/>
+            <w:tcW w:type="dxa" w:w="2160"/>
           </w:tcPr>
           <w:p>
             <w:r>
-              <w:rPr>
-                <w:rFonts w:ascii="微软雅黑" w:hAnsi="微软雅黑" w:eastAsia="微软雅黑"/>
-                <w:sz w:val="18"/>
-              </w:rPr>
-              <w:t>四时记餐厅</w:t>
+              <w:t>—</w:t>
             </w:r>
           </w:p>
         </w:tc>
         <w:tc>
           <w:tcPr>
-            <w:tcW w:type="dxa" w:w="1881"/>
+            <w:tcW w:type="dxa" w:w="2160"/>
           </w:tcPr>
           <w:p>
             <w:r>
-              <w:rPr>
-                <w:rFonts w:ascii="微软雅黑" w:hAnsi="微软雅黑" w:eastAsia="微软雅黑"/>
-                <w:sz w:val="18"/>
-              </w:rPr>
-              <w:t>养生早餐</w:t>
-            </w:r>
-          </w:p>
-        </w:tc>
-        <w:tc>
-          <w:tcPr>
-            <w:tcW w:type="dxa" w:w="1881"/>
-          </w:tcPr>
-          <w:p>
-            <w:r>
-              <w:rPr>
-                <w:rFonts w:ascii="微软雅黑" w:hAnsi="微软雅黑" w:eastAsia="微软雅黑"/>
-                <w:sz w:val="18"/>
-              </w:rPr>
-              <w:t>含在房费内</w:t>
+              <w:t>3,000（估）</w:t>
             </w:r>
           </w:p>
         </w:tc>
@@ -1873,71 +1194,41 @@
       <w:tr>
         <w:tc>
           <w:tcPr>
-            <w:tcW w:type="dxa" w:w="1881"/>
+            <w:tcW w:type="dxa" w:w="2160"/>
           </w:tcPr>
           <w:p>
             <w:r>
-              <w:rPr>
-                <w:rFonts w:ascii="微软雅黑" w:hAnsi="微软雅黑" w:eastAsia="微软雅黑"/>
-                <w:sz w:val="18"/>
-              </w:rPr>
-              <w:t>08:30-09:00</w:t>
+              <w:t>杂项（欢迎水果/物料/备用金）</w:t>
             </w:r>
           </w:p>
         </w:tc>
         <w:tc>
           <w:tcPr>
-            <w:tcW w:type="dxa" w:w="1881"/>
+            <w:tcW w:type="dxa" w:w="2160"/>
           </w:tcPr>
           <w:p>
             <w:r>
-              <w:rPr>
-                <w:rFonts w:ascii="微软雅黑" w:hAnsi="微软雅黑" w:eastAsia="微软雅黑"/>
-                <w:sz w:val="18"/>
-              </w:rPr>
-              <w:t>退房/集合</w:t>
+              <w:t>—</w:t>
             </w:r>
           </w:p>
         </w:tc>
         <w:tc>
           <w:tcPr>
-            <w:tcW w:type="dxa" w:w="1881"/>
+            <w:tcW w:type="dxa" w:w="2160"/>
           </w:tcPr>
           <w:p>
             <w:r>
-              <w:rPr>
-                <w:rFonts w:ascii="微软雅黑" w:hAnsi="微软雅黑" w:eastAsia="微软雅黑"/>
-                <w:sz w:val="18"/>
-              </w:rPr>
-              <w:t>前台</w:t>
+              <w:t>—</w:t>
             </w:r>
           </w:p>
         </w:tc>
         <w:tc>
           <w:tcPr>
-            <w:tcW w:type="dxa" w:w="1881"/>
+            <w:tcW w:type="dxa" w:w="2160"/>
           </w:tcPr>
           <w:p>
             <w:r>
-              <w:rPr>
-                <w:rFonts w:ascii="微软雅黑" w:hAnsi="微软雅黑" w:eastAsia="微软雅黑"/>
-                <w:sz w:val="18"/>
-              </w:rPr>
-              <w:t>办理退房，大堂集合</w:t>
-            </w:r>
-          </w:p>
-        </w:tc>
-        <w:tc>
-          <w:tcPr>
-            <w:tcW w:type="dxa" w:w="1881"/>
-          </w:tcPr>
-          <w:p>
-            <w:r>
-              <w:rPr>
-                <w:rFonts w:ascii="微软雅黑" w:hAnsi="微软雅黑" w:eastAsia="微软雅黑"/>
-                <w:sz w:val="18"/>
-              </w:rPr>
-              <w:t>提前收拾行李，行李可寄存前台</w:t>
+              <w:t>3,000（估）</w:t>
             </w:r>
           </w:p>
         </w:tc>
@@ -1945,501 +1236,57 @@
       <w:tr>
         <w:tc>
           <w:tcPr>
-            <w:tcW w:type="dxa" w:w="1881"/>
+            <w:tcW w:type="dxa" w:w="2160"/>
           </w:tcPr>
           <w:p>
             <w:r>
-              <w:rPr>
-                <w:rFonts w:ascii="微软雅黑" w:hAnsi="微软雅黑" w:eastAsia="微软雅黑"/>
-                <w:sz w:val="18"/>
-              </w:rPr>
-              <w:t>09:00-09:30</w:t>
+              <w:t>合计</w:t>
             </w:r>
           </w:p>
         </w:tc>
         <w:tc>
           <w:tcPr>
-            <w:tcW w:type="dxa" w:w="1881"/>
+            <w:tcW w:type="dxa" w:w="2160"/>
           </w:tcPr>
           <w:p>
-            <w:r>
-              <w:rPr>
-                <w:rFonts w:ascii="微软雅黑" w:hAnsi="微软雅黑" w:eastAsia="微软雅黑"/>
-                <w:sz w:val="18"/>
-              </w:rPr>
-              <w:t>车行至灵隐</w:t>
-            </w:r>
+            <w:r/>
           </w:p>
         </w:tc>
         <w:tc>
           <w:tcPr>
-            <w:tcW w:type="dxa" w:w="1881"/>
+            <w:tcW w:type="dxa" w:w="2160"/>
           </w:tcPr>
           <w:p>
-            <w:r>
-              <w:rPr>
-                <w:rFonts w:ascii="微软雅黑" w:hAnsi="微软雅黑" w:eastAsia="微软雅黑"/>
-                <w:sz w:val="18"/>
-              </w:rPr>
-              <w:t>社区→灵隐寺</w:t>
-            </w:r>
+            <w:r/>
           </w:p>
         </w:tc>
         <w:tc>
           <w:tcPr>
-            <w:tcW w:type="dxa" w:w="1881"/>
+            <w:tcW w:type="dxa" w:w="2160"/>
           </w:tcPr>
           <w:p>
             <w:r>
-              <w:rPr>
-                <w:rFonts w:ascii="微软雅黑" w:hAnsi="微软雅黑" w:eastAsia="微软雅黑"/>
-                <w:sz w:val="18"/>
-              </w:rPr>
-              <w:t>社区安排车辆统一接送</w:t>
-            </w:r>
-          </w:p>
-        </w:tc>
-        <w:tc>
-          <w:tcPr>
-            <w:tcW w:type="dxa" w:w="1881"/>
-          </w:tcPr>
-          <w:p>
-            <w:r>
-              <w:rPr>
-                <w:rFonts w:ascii="微软雅黑" w:hAnsi="微软雅黑" w:eastAsia="微软雅黑"/>
-                <w:sz w:val="18"/>
-              </w:rPr>
-              <w:t>含在灵隐环节600元/人内</w:t>
-            </w:r>
-          </w:p>
-        </w:tc>
-      </w:tr>
-      <w:tr>
-        <w:tc>
-          <w:tcPr>
-            <w:tcW w:type="dxa" w:w="1881"/>
-          </w:tcPr>
-          <w:p>
-            <w:r>
-              <w:rPr>
-                <w:rFonts w:ascii="微软雅黑" w:hAnsi="微软雅黑" w:eastAsia="微软雅黑"/>
-                <w:sz w:val="18"/>
-              </w:rPr>
-              <w:t>09:30-11:00</w:t>
-            </w:r>
-          </w:p>
-        </w:tc>
-        <w:tc>
-          <w:tcPr>
-            <w:tcW w:type="dxa" w:w="1881"/>
-          </w:tcPr>
-          <w:p>
-            <w:r>
-              <w:rPr>
-                <w:rFonts w:ascii="微软雅黑" w:hAnsi="微软雅黑" w:eastAsia="微软雅黑"/>
-                <w:sz w:val="18"/>
-              </w:rPr>
-              <w:t>灵隐内堂</w:t>
-            </w:r>
-          </w:p>
-        </w:tc>
-        <w:tc>
-          <w:tcPr>
-            <w:tcW w:type="dxa" w:w="1881"/>
-          </w:tcPr>
-          <w:p>
-            <w:r>
-              <w:rPr>
-                <w:rFonts w:ascii="微软雅黑" w:hAnsi="微软雅黑" w:eastAsia="微软雅黑"/>
-                <w:sz w:val="18"/>
-              </w:rPr>
-              <w:t>灵隐寺</w:t>
-            </w:r>
-          </w:p>
-        </w:tc>
-        <w:tc>
-          <w:tcPr>
-            <w:tcW w:type="dxa" w:w="1881"/>
-          </w:tcPr>
-          <w:p>
-            <w:r>
-              <w:rPr>
-                <w:rFonts w:ascii="微软雅黑" w:hAnsi="微软雅黑" w:eastAsia="微软雅黑"/>
-                <w:sz w:val="18"/>
-              </w:rPr>
-              <w:t>专人讲解灵隐寺历史与文化 → 内堂烧香礼佛（填香油）→ 领取灵隐寺问禅瓷杯</w:t>
-            </w:r>
-          </w:p>
-        </w:tc>
-        <w:tc>
-          <w:tcPr>
-            <w:tcW w:type="dxa" w:w="1881"/>
-          </w:tcPr>
-          <w:p>
-            <w:r>
-              <w:rPr>
-                <w:rFonts w:ascii="微软雅黑" w:hAnsi="微软雅黑" w:eastAsia="微软雅黑"/>
-                <w:sz w:val="18"/>
-              </w:rPr>
-              <w:t>600元/人，含预约+讲解+香油+瓷杯；提前1-2天提交身份信息</w:t>
-            </w:r>
-          </w:p>
-        </w:tc>
-      </w:tr>
-      <w:tr>
-        <w:tc>
-          <w:tcPr>
-            <w:tcW w:type="dxa" w:w="1881"/>
-          </w:tcPr>
-          <w:p>
-            <w:r>
-              <w:rPr>
-                <w:rFonts w:ascii="微软雅黑" w:hAnsi="微软雅黑" w:eastAsia="微软雅黑"/>
-                <w:sz w:val="18"/>
-              </w:rPr>
-              <w:t>11:00-11:45</w:t>
-            </w:r>
-          </w:p>
-        </w:tc>
-        <w:tc>
-          <w:tcPr>
-            <w:tcW w:type="dxa" w:w="1881"/>
-          </w:tcPr>
-          <w:p>
-            <w:r>
-              <w:rPr>
-                <w:rFonts w:ascii="微软雅黑" w:hAnsi="微软雅黑" w:eastAsia="微软雅黑"/>
-                <w:sz w:val="18"/>
-              </w:rPr>
-              <w:t>服务发布会</w:t>
-            </w:r>
-          </w:p>
-        </w:tc>
-        <w:tc>
-          <w:tcPr>
-            <w:tcW w:type="dxa" w:w="1881"/>
-          </w:tcPr>
-          <w:p>
-            <w:r>
-              <w:rPr>
-                <w:rFonts w:ascii="微软雅黑" w:hAnsi="微软雅黑" w:eastAsia="微软雅黑"/>
-                <w:sz w:val="18"/>
-              </w:rPr>
-              <w:t>灵隐寺旁素斋馆</w:t>
-            </w:r>
-          </w:p>
-        </w:tc>
-        <w:tc>
-          <w:tcPr>
-            <w:tcW w:type="dxa" w:w="1881"/>
-          </w:tcPr>
-          <w:p>
-            <w:r>
-              <w:rPr>
-                <w:rFonts w:ascii="微软雅黑" w:hAnsi="微软雅黑" w:eastAsia="微软雅黑"/>
-                <w:sz w:val="18"/>
-              </w:rPr>
-              <w:t>在素斋馆包间/包区进行服务发布会：品茗座谈，介绍服务体系与价值；不设PPT投影，以对谈形式展开</w:t>
-            </w:r>
-          </w:p>
-        </w:tc>
-        <w:tc>
-          <w:tcPr>
-            <w:tcW w:type="dxa" w:w="1881"/>
-          </w:tcPr>
-          <w:p>
-            <w:r>
-              <w:rPr>
-                <w:rFonts w:ascii="微软雅黑" w:hAnsi="微软雅黑" w:eastAsia="微软雅黑"/>
-                <w:sz w:val="18"/>
-              </w:rPr>
-              <w:t>素斋馆场地待确认（备选：十方苑/大隐清心素食）；建议准备简洁纸质服务手册</w:t>
-            </w:r>
-          </w:p>
-        </w:tc>
-      </w:tr>
-      <w:tr>
-        <w:tc>
-          <w:tcPr>
-            <w:tcW w:type="dxa" w:w="1881"/>
-          </w:tcPr>
-          <w:p>
-            <w:r>
-              <w:rPr>
-                <w:rFonts w:ascii="微软雅黑" w:hAnsi="微软雅黑" w:eastAsia="微软雅黑"/>
-                <w:sz w:val="18"/>
-              </w:rPr>
-              <w:t>11:45-12:45</w:t>
-            </w:r>
-          </w:p>
-        </w:tc>
-        <w:tc>
-          <w:tcPr>
-            <w:tcW w:type="dxa" w:w="1881"/>
-          </w:tcPr>
-          <w:p>
-            <w:r>
-              <w:rPr>
-                <w:rFonts w:ascii="微软雅黑" w:hAnsi="微软雅黑" w:eastAsia="微软雅黑"/>
-                <w:sz w:val="18"/>
-              </w:rPr>
-              <w:t>素斋午餐</w:t>
-            </w:r>
-          </w:p>
-        </w:tc>
-        <w:tc>
-          <w:tcPr>
-            <w:tcW w:type="dxa" w:w="1881"/>
-          </w:tcPr>
-          <w:p>
-            <w:r>
-              <w:rPr>
-                <w:rFonts w:ascii="微软雅黑" w:hAnsi="微软雅黑" w:eastAsia="微软雅黑"/>
-                <w:sz w:val="18"/>
-              </w:rPr>
-              <w:t>同上素斋馆</w:t>
-            </w:r>
-          </w:p>
-        </w:tc>
-        <w:tc>
-          <w:tcPr>
-            <w:tcW w:type="dxa" w:w="1881"/>
-          </w:tcPr>
-          <w:p>
-            <w:r>
-              <w:rPr>
-                <w:rFonts w:ascii="微软雅黑" w:hAnsi="微软雅黑" w:eastAsia="微软雅黑"/>
-                <w:sz w:val="18"/>
-              </w:rPr>
-              <w:t>灵隐素斋，延续禅意体验</w:t>
-            </w:r>
-          </w:p>
-        </w:tc>
-        <w:tc>
-          <w:tcPr>
-            <w:tcW w:type="dxa" w:w="1881"/>
-          </w:tcPr>
-          <w:p>
-            <w:r>
-              <w:rPr>
-                <w:rFonts w:ascii="微软雅黑" w:hAnsi="微软雅黑" w:eastAsia="微软雅黑"/>
-                <w:sz w:val="18"/>
-              </w:rPr>
-              <w:t>预算约80元/人；菜品以菌菇、时蔬、豆腐等为主</w:t>
-            </w:r>
-          </w:p>
-        </w:tc>
-      </w:tr>
-      <w:tr>
-        <w:tc>
-          <w:tcPr>
-            <w:tcW w:type="dxa" w:w="1881"/>
-          </w:tcPr>
-          <w:p>
-            <w:r>
-              <w:rPr>
-                <w:rFonts w:ascii="微软雅黑" w:hAnsi="微软雅黑" w:eastAsia="微软雅黑"/>
-                <w:sz w:val="18"/>
-              </w:rPr>
-              <w:t>12:45-13:00</w:t>
-            </w:r>
-          </w:p>
-        </w:tc>
-        <w:tc>
-          <w:tcPr>
-            <w:tcW w:type="dxa" w:w="1881"/>
-          </w:tcPr>
-          <w:p>
-            <w:r>
-              <w:rPr>
-                <w:rFonts w:ascii="微软雅黑" w:hAnsi="微软雅黑" w:eastAsia="微软雅黑"/>
-                <w:sz w:val="18"/>
-              </w:rPr>
-              <w:t>活动收尾</w:t>
-            </w:r>
-          </w:p>
-        </w:tc>
-        <w:tc>
-          <w:tcPr>
-            <w:tcW w:type="dxa" w:w="1881"/>
-          </w:tcPr>
-          <w:p>
-            <w:r>
-              <w:rPr>
-                <w:rFonts w:ascii="微软雅黑" w:hAnsi="微软雅黑" w:eastAsia="微软雅黑"/>
-                <w:sz w:val="18"/>
-              </w:rPr>
-              <w:t>素斋馆</w:t>
-            </w:r>
-          </w:p>
-        </w:tc>
-        <w:tc>
-          <w:tcPr>
-            <w:tcW w:type="dxa" w:w="1881"/>
-          </w:tcPr>
-          <w:p>
-            <w:r>
-              <w:rPr>
-                <w:rFonts w:ascii="微软雅黑" w:hAnsi="微软雅黑" w:eastAsia="微软雅黑"/>
-                <w:sz w:val="18"/>
-              </w:rPr>
-              <w:t>合影留念、赠送伴手礼（隐湖云舍龙井茶礼盒）</w:t>
-            </w:r>
-          </w:p>
-        </w:tc>
-        <w:tc>
-          <w:tcPr>
-            <w:tcW w:type="dxa" w:w="1881"/>
-          </w:tcPr>
-          <w:p>
-            <w:r>
-              <w:rPr>
-                <w:rFonts w:ascii="微软雅黑" w:hAnsi="微软雅黑" w:eastAsia="微软雅黑"/>
-                <w:sz w:val="18"/>
-              </w:rPr>
-              <w:t>可选经典款138元或尊享款288元</w:t>
-            </w:r>
-          </w:p>
-        </w:tc>
-      </w:tr>
-      <w:tr>
-        <w:tc>
-          <w:tcPr>
-            <w:tcW w:type="dxa" w:w="1881"/>
-          </w:tcPr>
-          <w:p>
-            <w:r>
-              <w:rPr>
-                <w:rFonts w:ascii="微软雅黑" w:hAnsi="微软雅黑" w:eastAsia="微软雅黑"/>
-                <w:sz w:val="18"/>
-              </w:rPr>
-              <w:t>13:00起</w:t>
-            </w:r>
-          </w:p>
-        </w:tc>
-        <w:tc>
-          <w:tcPr>
-            <w:tcW w:type="dxa" w:w="1881"/>
-          </w:tcPr>
-          <w:p>
-            <w:r>
-              <w:rPr>
-                <w:rFonts w:ascii="微软雅黑" w:hAnsi="微软雅黑" w:eastAsia="微软雅黑"/>
-                <w:sz w:val="18"/>
-              </w:rPr>
-              <w:t>返程</w:t>
-            </w:r>
-          </w:p>
-        </w:tc>
-        <w:tc>
-          <w:tcPr>
-            <w:tcW w:type="dxa" w:w="1881"/>
-          </w:tcPr>
-          <w:p>
-            <w:r>
-              <w:rPr>
-                <w:rFonts w:ascii="微软雅黑" w:hAnsi="微软雅黑" w:eastAsia="微软雅黑"/>
-                <w:sz w:val="18"/>
-              </w:rPr>
-              <w:t>素斋馆→各地</w:t>
-            </w:r>
-          </w:p>
-        </w:tc>
-        <w:tc>
-          <w:tcPr>
-            <w:tcW w:type="dxa" w:w="1881"/>
-          </w:tcPr>
-          <w:p>
-            <w:r>
-              <w:rPr>
-                <w:rFonts w:ascii="微软雅黑" w:hAnsi="微软雅黑" w:eastAsia="微软雅黑"/>
-                <w:sz w:val="18"/>
-              </w:rPr>
-              <w:t>客户自行返程或统一安排送站</w:t>
-            </w:r>
-          </w:p>
-        </w:tc>
-        <w:tc>
-          <w:tcPr>
-            <w:tcW w:type="dxa" w:w="1881"/>
-          </w:tcPr>
-          <w:p>
-            <w:r>
-              <w:rPr>
-                <w:rFonts w:ascii="微软雅黑" w:hAnsi="微软雅黑" w:eastAsia="微软雅黑"/>
-                <w:sz w:val="18"/>
-              </w:rPr>
-              <w:t>如需送站，提前沟通交通安排</w:t>
+              <w:t>约 52,020 元</w:t>
             </w:r>
           </w:p>
         </w:tc>
       </w:tr>
     </w:tbl>
+    <w:p/>
     <w:p>
-      <w:pPr>
-        <w:pStyle w:val="Heading2"/>
-      </w:pPr>
       <w:r>
         <w:rPr>
-          <w:rFonts w:ascii="微软雅黑" w:hAnsi="微软雅黑" w:eastAsia="微软雅黑"/>
+          <w:rFonts w:ascii="仿宋" w:hAnsi="仿宋"/>
         </w:rPr>
-        <w:t>4.3 服务发布会环节说明</w:t>
-      </w:r>
-    </w:p>
-    <w:p>
-      <w:pPr>
-        <w:ind w:firstLine="397"/>
-      </w:pPr>
-      <w:r>
-        <w:rPr>
-          <w:rFonts w:ascii="微软雅黑" w:hAnsi="微软雅黑" w:eastAsia="微软雅黑"/>
-        </w:rPr>
-        <w:t>服务发布会是整个活动的价值锚点。与常规"产说会"不同，本环节强调"发布"而非"推介"，在灵隐禅意和茶香余韵中，以朋友对谈的方式自然展开。[设计意图]</w:t>
+        <w:t>人均约 1,734 元（含住宿、餐食、活动、伴手礼、摄影）。不含宾客往返杭州的交通费用。</w:t>
       </w:r>
     </w:p>
     <w:p>
       <w:r>
         <w:rPr>
-          <w:rFonts w:ascii="微软雅黑" w:hAnsi="微软雅黑" w:eastAsia="微软雅黑"/>
-          <w:sz w:val="21"/>
+          <w:rFonts w:ascii="仿宋" w:hAnsi="仿宋"/>
         </w:rPr>
-        <w:t>• 形式：围坐品茗对谈，不设投影仪和PPT，避免"会议感"</w:t>
-      </w:r>
-    </w:p>
-    <w:p>
-      <w:r>
-        <w:rPr>
-          <w:rFonts w:ascii="微软雅黑" w:hAnsi="微软雅黑" w:eastAsia="微软雅黑"/>
-          <w:sz w:val="21"/>
-        </w:rPr>
-        <w:t>• 时长：控制在45分钟内，避免信息过载</w:t>
-      </w:r>
-    </w:p>
-    <w:p>
-      <w:r>
-        <w:rPr>
-          <w:rFonts w:ascii="微软雅黑" w:hAnsi="微软雅黑" w:eastAsia="微软雅黑"/>
-          <w:sz w:val="21"/>
-        </w:rPr>
-        <w:t>• 内容重点：介绍服务体系的核心差异点、近期升级内容、客户权益说明</w:t>
-      </w:r>
-    </w:p>
-    <w:p>
-      <w:r>
-        <w:rPr>
-          <w:rFonts w:ascii="微软雅黑" w:hAnsi="微软雅黑" w:eastAsia="微软雅黑"/>
-          <w:sz w:val="21"/>
-        </w:rPr>
-        <w:t>• 物料：每人一份简洁纸质服务手册（A4对折页即可），不印名片、不放易拉宝</w:t>
-      </w:r>
-    </w:p>
-    <w:p>
-      <w:r>
-        <w:rPr>
-          <w:rFonts w:ascii="微软雅黑" w:hAnsi="微软雅黑" w:eastAsia="微软雅黑"/>
-          <w:sz w:val="21"/>
-        </w:rPr>
-        <w:t>• 人员：由1-2位资深服务顾问主谈，银行渠道经理配合引导氛围</w:t>
+        <w:t>注：以上为估算，实际费用以最终确认的供应商报价和房态为准。桌餐标准、茶礼盒档次、住宿房型均可根据预算调整。</w:t>
       </w:r>
     </w:p>
     <w:p>
@@ -2448,18 +1295,234 @@
       </w:pPr>
       <w:r>
         <w:rPr>
-          <w:rFonts w:ascii="微软雅黑" w:hAnsi="微软雅黑" w:eastAsia="微软雅黑"/>
+          <w:rFonts w:ascii="黑体" w:hAnsi="黑体"/>
         </w:rPr>
-        <w:t>5. 费用预算</w:t>
+        <w:t>5. 风险与应对</w:t>
+      </w:r>
+    </w:p>
+    <w:tbl>
+      <w:tblPr>
+        <w:tblStyle w:val="LightGrid-Accent1"/>
+        <w:tblW w:type="auto" w:w="0"/>
+        <w:tblLook w:firstColumn="1" w:firstRow="1" w:lastColumn="0" w:lastRow="0" w:noHBand="0" w:noVBand="1" w:val="04A0"/>
+      </w:tblPr>
+      <w:tblGrid>
+        <w:gridCol w:w="2880"/>
+        <w:gridCol w:w="2880"/>
+        <w:gridCol w:w="2880"/>
+      </w:tblGrid>
+      <w:tr>
+        <w:tc>
+          <w:tcPr>
+            <w:tcW w:type="dxa" w:w="2880"/>
+          </w:tcPr>
+          <w:p>
+            <w:r>
+              <w:t>风险</w:t>
+            </w:r>
+          </w:p>
+        </w:tc>
+        <w:tc>
+          <w:tcPr>
+            <w:tcW w:type="dxa" w:w="2880"/>
+          </w:tcPr>
+          <w:p>
+            <w:r>
+              <w:t>概率/影响</w:t>
+            </w:r>
+          </w:p>
+        </w:tc>
+        <w:tc>
+          <w:tcPr>
+            <w:tcW w:type="dxa" w:w="2880"/>
+          </w:tcPr>
+          <w:p>
+            <w:r>
+              <w:t>应对措施</w:t>
+            </w:r>
+          </w:p>
+        </w:tc>
+      </w:tr>
+      <w:tr>
+        <w:tc>
+          <w:tcPr>
+            <w:tcW w:type="dxa" w:w="2880"/>
+          </w:tcPr>
+          <w:p>
+            <w:r>
+              <w:t>灵隐内堂预约失败或档期冲突</w:t>
+            </w:r>
+          </w:p>
+        </w:tc>
+        <w:tc>
+          <w:tcPr>
+            <w:tcW w:type="dxa" w:w="2880"/>
+          </w:tcPr>
+          <w:p>
+            <w:r>
+              <w:t>中/高</w:t>
+            </w:r>
+          </w:p>
+        </w:tc>
+        <w:tc>
+          <w:tcPr>
+            <w:tcW w:type="dxa" w:w="2880"/>
+          </w:tcPr>
+          <w:p>
+            <w:r>
+              <w:t>提前至少3周与灵隐寺确认内堂可用日期；准备备选方案（飞来峰+灵隐外堂深度讲解+法喜寺替代）</w:t>
+            </w:r>
+          </w:p>
+        </w:tc>
+      </w:tr>
+      <w:tr>
+        <w:tc>
+          <w:tcPr>
+            <w:tcW w:type="dxa" w:w="2880"/>
+          </w:tcPr>
+          <w:p>
+            <w:r>
+              <w:t>5月遇连续阴雨影响采茶体验</w:t>
+            </w:r>
+          </w:p>
+        </w:tc>
+        <w:tc>
+          <w:tcPr>
+            <w:tcW w:type="dxa" w:w="2880"/>
+          </w:tcPr>
+          <w:p>
+            <w:r>
+              <w:t>中/中</w:t>
+            </w:r>
+          </w:p>
+        </w:tc>
+        <w:tc>
+          <w:tcPr>
+            <w:tcW w:type="dxa" w:w="2880"/>
+          </w:tcPr>
+          <w:p>
+            <w:r>
+              <w:t>茶园备有遮雨棚区域；准备室内茶文化替代活动（宋韵点茶+茶道表演）；提前3天关注天气</w:t>
+            </w:r>
+          </w:p>
+        </w:tc>
+      </w:tr>
+      <w:tr>
+        <w:tc>
+          <w:tcPr>
+            <w:tcW w:type="dxa" w:w="2880"/>
+          </w:tcPr>
+          <w:p>
+            <w:r>
+              <w:t>宾客人数临时变动（25-30人浮动）</w:t>
+            </w:r>
+          </w:p>
+        </w:tc>
+        <w:tc>
+          <w:tcPr>
+            <w:tcW w:type="dxa" w:w="2880"/>
+          </w:tcPr>
+          <w:p>
+            <w:r>
+              <w:t>低/低</w:t>
+            </w:r>
+          </w:p>
+        </w:tc>
+        <w:tc>
+          <w:tcPr>
+            <w:tcW w:type="dxa" w:w="2880"/>
+          </w:tcPr>
+          <w:p>
+            <w:r>
+              <w:t>按30人准备物料和餐食；灵隐内堂预约时确认人数上限</w:t>
+            </w:r>
+          </w:p>
+        </w:tc>
+      </w:tr>
+      <w:tr>
+        <w:tc>
+          <w:tcPr>
+            <w:tcW w:type="dxa" w:w="2880"/>
+          </w:tcPr>
+          <w:p>
+            <w:r>
+              <w:t>发布会氛围过于正式，客户反感推销</w:t>
+            </w:r>
+          </w:p>
+        </w:tc>
+        <w:tc>
+          <w:tcPr>
+            <w:tcW w:type="dxa" w:w="2880"/>
+          </w:tcPr>
+          <w:p>
+            <w:r>
+              <w:t>中/中</w:t>
+            </w:r>
+          </w:p>
+        </w:tc>
+        <w:tc>
+          <w:tcPr>
+            <w:tcW w:type="dxa" w:w="2880"/>
+          </w:tcPr>
+          <w:p>
+            <w:r>
+              <w:t>严格按"茶叙对谈"形式执行，禁PPT、禁话筒、禁硬推销话术；主讲人需提前演练</w:t>
+            </w:r>
+          </w:p>
+        </w:tc>
+      </w:tr>
+      <w:tr>
+        <w:tc>
+          <w:tcPr>
+            <w:tcW w:type="dxa" w:w="2880"/>
+          </w:tcPr>
+          <w:p>
+            <w:r>
+              <w:t>车辆调度不足（30人需2-3辆车）</w:t>
+            </w:r>
+          </w:p>
+        </w:tc>
+        <w:tc>
+          <w:tcPr>
+            <w:tcW w:type="dxa" w:w="2880"/>
+          </w:tcPr>
+          <w:p>
+            <w:r>
+              <w:t>低/中</w:t>
+            </w:r>
+          </w:p>
+        </w:tc>
+        <w:tc>
+          <w:tcPr>
+            <w:tcW w:type="dxa" w:w="2880"/>
+          </w:tcPr>
+          <w:p>
+            <w:r>
+              <w:t>提前3天确认车型和数量；预留备用车辆联系人</w:t>
+            </w:r>
+          </w:p>
+        </w:tc>
+      </w:tr>
+    </w:tbl>
+    <w:p/>
+    <w:p>
+      <w:r>
+        <w:rPr>
+          <w:rFonts w:ascii="仿宋" w:hAnsi="仿宋"/>
+          <w:b/>
+        </w:rPr>
+        <w:t>不可逆决策标注：灵隐内堂预约一旦确认后不可取消或改期，需在预约前100%确认参与人数和日期。</w:t>
       </w:r>
     </w:p>
     <w:p>
+      <w:pPr>
+        <w:pStyle w:val="Heading1"/>
+      </w:pPr>
       <w:r>
         <w:rPr>
-          <w:rFonts w:ascii="微软雅黑" w:hAnsi="微软雅黑" w:eastAsia="微软雅黑"/>
-          <w:b/>
+          <w:rFonts w:ascii="黑体" w:hAnsi="黑体"/>
         </w:rPr>
-        <w:t>以下按30人（含客户及我方工作人员）估算，住宿按15间榻榻米双床房计算。</w:t>
+        <w:t>6. 资源与时间估算</w:t>
       </w:r>
     </w:p>
     <w:p>
@@ -2468,897 +1531,41 @@
       </w:pPr>
       <w:r>
         <w:rPr>
-          <w:rFonts w:ascii="微软雅黑" w:hAnsi="微软雅黑" w:eastAsia="微软雅黑"/>
+          <w:rFonts w:ascii="黑体" w:hAnsi="黑体"/>
         </w:rPr>
-        <w:t>5.1 人均费用明细</w:t>
+        <w:t>6.1 所需资源</w:t>
       </w:r>
     </w:p>
-    <w:tbl>
-      <w:tblPr>
-        <w:tblStyle w:val="LightGrid-Accent1"/>
-        <w:tblW w:type="auto" w:w="0"/>
-        <w:jc w:val="center"/>
-        <w:tblLook w:firstColumn="1" w:firstRow="1" w:lastColumn="0" w:lastRow="0" w:noHBand="0" w:noVBand="1" w:val="04A0"/>
-      </w:tblPr>
-      <w:tblGrid>
-        <w:gridCol w:w="2351"/>
-        <w:gridCol w:w="2351"/>
-        <w:gridCol w:w="2351"/>
-        <w:gridCol w:w="2351"/>
-      </w:tblGrid>
-      <w:tr>
-        <w:tc>
-          <w:tcPr>
-            <w:tcW w:type="dxa" w:w="2351"/>
-          </w:tcPr>
-          <w:p>
-            <w:pPr>
-              <w:jc w:val="center"/>
-            </w:pPr>
-            <w:r>
-              <w:rPr>
-                <w:rFonts w:ascii="微软雅黑" w:hAnsi="微软雅黑" w:eastAsia="微软雅黑"/>
-                <w:b/>
-                <w:sz w:val="18"/>
-              </w:rPr>
-              <w:t>序号</w:t>
-            </w:r>
-          </w:p>
-        </w:tc>
-        <w:tc>
-          <w:tcPr>
-            <w:tcW w:type="dxa" w:w="2351"/>
-          </w:tcPr>
-          <w:p>
-            <w:pPr>
-              <w:jc w:val="center"/>
-            </w:pPr>
-            <w:r>
-              <w:rPr>
-                <w:rFonts w:ascii="微软雅黑" w:hAnsi="微软雅黑" w:eastAsia="微软雅黑"/>
-                <w:b/>
-                <w:sz w:val="18"/>
-              </w:rPr>
-              <w:t>项目</w:t>
-            </w:r>
-          </w:p>
-        </w:tc>
-        <w:tc>
-          <w:tcPr>
-            <w:tcW w:type="dxa" w:w="2351"/>
-          </w:tcPr>
-          <w:p>
-            <w:pPr>
-              <w:jc w:val="center"/>
-            </w:pPr>
-            <w:r>
-              <w:rPr>
-                <w:rFonts w:ascii="微软雅黑" w:hAnsi="微软雅黑" w:eastAsia="微软雅黑"/>
-                <w:b/>
-                <w:sz w:val="18"/>
-              </w:rPr>
-              <w:t>单价（元/人）</w:t>
-            </w:r>
-          </w:p>
-        </w:tc>
-        <w:tc>
-          <w:tcPr>
-            <w:tcW w:type="dxa" w:w="2351"/>
-          </w:tcPr>
-          <w:p>
-            <w:pPr>
-              <w:jc w:val="center"/>
-            </w:pPr>
-            <w:r>
-              <w:rPr>
-                <w:rFonts w:ascii="微软雅黑" w:hAnsi="微软雅黑" w:eastAsia="微软雅黑"/>
-                <w:b/>
-                <w:sz w:val="18"/>
-              </w:rPr>
-              <w:t>说明</w:t>
-            </w:r>
-          </w:p>
-        </w:tc>
-      </w:tr>
-      <w:tr>
-        <w:tc>
-          <w:tcPr>
-            <w:tcW w:type="dxa" w:w="2351"/>
-          </w:tcPr>
-          <w:p>
-            <w:r>
-              <w:rPr>
-                <w:rFonts w:ascii="微软雅黑" w:hAnsi="微软雅黑" w:eastAsia="微软雅黑"/>
-                <w:sz w:val="18"/>
-              </w:rPr>
-              <w:t>1</w:t>
-            </w:r>
-          </w:p>
-        </w:tc>
-        <w:tc>
-          <w:tcPr>
-            <w:tcW w:type="dxa" w:w="2351"/>
-          </w:tcPr>
-          <w:p>
-            <w:r>
-              <w:rPr>
-                <w:rFonts w:ascii="微软雅黑" w:hAnsi="微软雅黑" w:eastAsia="微软雅黑"/>
-                <w:sz w:val="18"/>
-              </w:rPr>
-              <w:t>住宿（榻榻米双床房）</w:t>
-            </w:r>
-          </w:p>
-        </w:tc>
-        <w:tc>
-          <w:tcPr>
-            <w:tcW w:type="dxa" w:w="2351"/>
-          </w:tcPr>
-          <w:p>
-            <w:r>
-              <w:rPr>
-                <w:rFonts w:ascii="微软雅黑" w:hAnsi="微软雅黑" w:eastAsia="微软雅黑"/>
-                <w:sz w:val="18"/>
-              </w:rPr>
-              <w:t>200</w:t>
-            </w:r>
-          </w:p>
-        </w:tc>
-        <w:tc>
-          <w:tcPr>
-            <w:tcW w:type="dxa" w:w="2351"/>
-          </w:tcPr>
-          <w:p>
-            <w:r>
-              <w:rPr>
-                <w:rFonts w:ascii="微软雅黑" w:hAnsi="微软雅黑" w:eastAsia="微软雅黑"/>
-                <w:sz w:val="18"/>
-              </w:rPr>
-              <w:t>400元/间夜 ÷ 2人，含早餐</w:t>
-            </w:r>
-          </w:p>
-        </w:tc>
-      </w:tr>
-      <w:tr>
-        <w:tc>
-          <w:tcPr>
-            <w:tcW w:type="dxa" w:w="2351"/>
-          </w:tcPr>
-          <w:p>
-            <w:r>
-              <w:rPr>
-                <w:rFonts w:ascii="微软雅黑" w:hAnsi="微软雅黑" w:eastAsia="微软雅黑"/>
-                <w:sz w:val="18"/>
-              </w:rPr>
-              <w:t>2</w:t>
-            </w:r>
-          </w:p>
-        </w:tc>
-        <w:tc>
-          <w:tcPr>
-            <w:tcW w:type="dxa" w:w="2351"/>
-          </w:tcPr>
-          <w:p>
-            <w:r>
-              <w:rPr>
-                <w:rFonts w:ascii="微软雅黑" w:hAnsi="微软雅黑" w:eastAsia="微软雅黑"/>
-                <w:sz w:val="18"/>
-              </w:rPr>
-              <w:t>茶田课堂旗舰版</w:t>
-            </w:r>
-          </w:p>
-        </w:tc>
-        <w:tc>
-          <w:tcPr>
-            <w:tcW w:type="dxa" w:w="2351"/>
-          </w:tcPr>
-          <w:p>
-            <w:r>
-              <w:rPr>
-                <w:rFonts w:ascii="微软雅黑" w:hAnsi="微软雅黑" w:eastAsia="微软雅黑"/>
-                <w:sz w:val="18"/>
-              </w:rPr>
-              <w:t>158</w:t>
-            </w:r>
-          </w:p>
-        </w:tc>
-        <w:tc>
-          <w:tcPr>
-            <w:tcW w:type="dxa" w:w="2351"/>
-          </w:tcPr>
-          <w:p>
-            <w:r>
-              <w:rPr>
-                <w:rFonts w:ascii="微软雅黑" w:hAnsi="微软雅黑" w:eastAsia="微软雅黑"/>
-                <w:sz w:val="18"/>
-              </w:rPr>
-              <w:t>采茶+炒茶+品茶，2小时</w:t>
-            </w:r>
-          </w:p>
-        </w:tc>
-      </w:tr>
-      <w:tr>
-        <w:tc>
-          <w:tcPr>
-            <w:tcW w:type="dxa" w:w="2351"/>
-          </w:tcPr>
-          <w:p>
-            <w:r>
-              <w:rPr>
-                <w:rFonts w:ascii="微软雅黑" w:hAnsi="微软雅黑" w:eastAsia="微软雅黑"/>
-                <w:sz w:val="18"/>
-              </w:rPr>
-              <w:t>3</w:t>
-            </w:r>
-          </w:p>
-        </w:tc>
-        <w:tc>
-          <w:tcPr>
-            <w:tcW w:type="dxa" w:w="2351"/>
-          </w:tcPr>
-          <w:p>
-            <w:r>
-              <w:rPr>
-                <w:rFonts w:ascii="微软雅黑" w:hAnsi="微软雅黑" w:eastAsia="微软雅黑"/>
-                <w:sz w:val="18"/>
-              </w:rPr>
-              <w:t>茶禅一味（抄经）</w:t>
-            </w:r>
-          </w:p>
-        </w:tc>
-        <w:tc>
-          <w:tcPr>
-            <w:tcW w:type="dxa" w:w="2351"/>
-          </w:tcPr>
-          <w:p>
-            <w:r>
-              <w:rPr>
-                <w:rFonts w:ascii="微软雅黑" w:hAnsi="微软雅黑" w:eastAsia="微软雅黑"/>
-                <w:sz w:val="18"/>
-              </w:rPr>
-              <w:t>58</w:t>
-            </w:r>
-          </w:p>
-        </w:tc>
-        <w:tc>
-          <w:tcPr>
-            <w:tcW w:type="dxa" w:w="2351"/>
-          </w:tcPr>
-          <w:p>
-            <w:r>
-              <w:rPr>
-                <w:rFonts w:ascii="微软雅黑" w:hAnsi="微软雅黑" w:eastAsia="微软雅黑"/>
-                <w:sz w:val="18"/>
-              </w:rPr>
-              <w:t>沐手抄经+当季新茶</w:t>
-            </w:r>
-          </w:p>
-        </w:tc>
-      </w:tr>
-      <w:tr>
-        <w:tc>
-          <w:tcPr>
-            <w:tcW w:type="dxa" w:w="2351"/>
-          </w:tcPr>
-          <w:p>
-            <w:r>
-              <w:rPr>
-                <w:rFonts w:ascii="微软雅黑" w:hAnsi="微软雅黑" w:eastAsia="微软雅黑"/>
-                <w:sz w:val="18"/>
-              </w:rPr>
-              <w:t>4</w:t>
-            </w:r>
-          </w:p>
-        </w:tc>
-        <w:tc>
-          <w:tcPr>
-            <w:tcW w:type="dxa" w:w="2351"/>
-          </w:tcPr>
-          <w:p>
-            <w:r>
-              <w:rPr>
-                <w:rFonts w:ascii="微软雅黑" w:hAnsi="微软雅黑" w:eastAsia="微软雅黑"/>
-                <w:sz w:val="18"/>
-              </w:rPr>
-              <w:t>晚宴桌餐</w:t>
-            </w:r>
-          </w:p>
-        </w:tc>
-        <w:tc>
-          <w:tcPr>
-            <w:tcW w:type="dxa" w:w="2351"/>
-          </w:tcPr>
-          <w:p>
-            <w:r>
-              <w:rPr>
-                <w:rFonts w:ascii="微软雅黑" w:hAnsi="微软雅黑" w:eastAsia="微软雅黑"/>
-                <w:sz w:val="18"/>
-              </w:rPr>
-              <w:t>100</w:t>
-            </w:r>
-          </w:p>
-        </w:tc>
-        <w:tc>
-          <w:tcPr>
-            <w:tcW w:type="dxa" w:w="2351"/>
-          </w:tcPr>
-          <w:p>
-            <w:r>
-              <w:rPr>
-                <w:rFonts w:ascii="微软雅黑" w:hAnsi="微软雅黑" w:eastAsia="微软雅黑"/>
-                <w:sz w:val="18"/>
-              </w:rPr>
-              <w:t>100元/人起，春季杭帮融合桌宴</w:t>
-            </w:r>
-          </w:p>
-        </w:tc>
-      </w:tr>
-      <w:tr>
-        <w:tc>
-          <w:tcPr>
-            <w:tcW w:type="dxa" w:w="2351"/>
-          </w:tcPr>
-          <w:p>
-            <w:r>
-              <w:rPr>
-                <w:rFonts w:ascii="微软雅黑" w:hAnsi="微软雅黑" w:eastAsia="微软雅黑"/>
-                <w:sz w:val="18"/>
-              </w:rPr>
-              <w:t>5</w:t>
-            </w:r>
-          </w:p>
-        </w:tc>
-        <w:tc>
-          <w:tcPr>
-            <w:tcW w:type="dxa" w:w="2351"/>
-          </w:tcPr>
-          <w:p>
-            <w:r>
-              <w:rPr>
-                <w:rFonts w:ascii="微软雅黑" w:hAnsi="微软雅黑" w:eastAsia="微软雅黑"/>
-                <w:sz w:val="18"/>
-              </w:rPr>
-              <w:t>灵隐内堂全包</w:t>
-            </w:r>
-          </w:p>
-        </w:tc>
-        <w:tc>
-          <w:tcPr>
-            <w:tcW w:type="dxa" w:w="2351"/>
-          </w:tcPr>
-          <w:p>
-            <w:r>
-              <w:rPr>
-                <w:rFonts w:ascii="微软雅黑" w:hAnsi="微软雅黑" w:eastAsia="微软雅黑"/>
-                <w:sz w:val="18"/>
-              </w:rPr>
-              <w:t>600</w:t>
-            </w:r>
-          </w:p>
-        </w:tc>
-        <w:tc>
-          <w:tcPr>
-            <w:tcW w:type="dxa" w:w="2351"/>
-          </w:tcPr>
-          <w:p>
-            <w:r>
-              <w:rPr>
-                <w:rFonts w:ascii="微软雅黑" w:hAnsi="微软雅黑" w:eastAsia="微软雅黑"/>
-                <w:sz w:val="18"/>
-              </w:rPr>
-              <w:t>车接送+预约讲解+内堂烧香香油+问禅瓷杯</w:t>
-            </w:r>
-          </w:p>
-        </w:tc>
-      </w:tr>
-      <w:tr>
-        <w:tc>
-          <w:tcPr>
-            <w:tcW w:type="dxa" w:w="2351"/>
-          </w:tcPr>
-          <w:p>
-            <w:r>
-              <w:rPr>
-                <w:rFonts w:ascii="微软雅黑" w:hAnsi="微软雅黑" w:eastAsia="微软雅黑"/>
-                <w:sz w:val="18"/>
-              </w:rPr>
-              <w:t>6</w:t>
-            </w:r>
-          </w:p>
-        </w:tc>
-        <w:tc>
-          <w:tcPr>
-            <w:tcW w:type="dxa" w:w="2351"/>
-          </w:tcPr>
-          <w:p>
-            <w:r>
-              <w:rPr>
-                <w:rFonts w:ascii="微软雅黑" w:hAnsi="微软雅黑" w:eastAsia="微软雅黑"/>
-                <w:sz w:val="18"/>
-              </w:rPr>
-              <w:t>素斋午餐</w:t>
-            </w:r>
-          </w:p>
-        </w:tc>
-        <w:tc>
-          <w:tcPr>
-            <w:tcW w:type="dxa" w:w="2351"/>
-          </w:tcPr>
-          <w:p>
-            <w:r>
-              <w:rPr>
-                <w:rFonts w:ascii="微软雅黑" w:hAnsi="微软雅黑" w:eastAsia="微软雅黑"/>
-                <w:sz w:val="18"/>
-              </w:rPr>
-              <w:t>80</w:t>
-            </w:r>
-          </w:p>
-        </w:tc>
-        <w:tc>
-          <w:tcPr>
-            <w:tcW w:type="dxa" w:w="2351"/>
-          </w:tcPr>
-          <w:p>
-            <w:r>
-              <w:rPr>
-                <w:rFonts w:ascii="微软雅黑" w:hAnsi="微软雅黑" w:eastAsia="微软雅黑"/>
-                <w:sz w:val="18"/>
-              </w:rPr>
-              <w:t>灵隐寺旁素斋馆，含主食+菜品</w:t>
-            </w:r>
-          </w:p>
-        </w:tc>
-      </w:tr>
-      <w:tr>
-        <w:tc>
-          <w:tcPr>
-            <w:tcW w:type="dxa" w:w="2351"/>
-          </w:tcPr>
-          <w:p>
-            <w:r>
-              <w:rPr>
-                <w:rFonts w:ascii="微软雅黑" w:hAnsi="微软雅黑" w:eastAsia="微软雅黑"/>
-                <w:sz w:val="18"/>
-              </w:rPr>
-              <w:t>7</w:t>
-            </w:r>
-          </w:p>
-        </w:tc>
-        <w:tc>
-          <w:tcPr>
-            <w:tcW w:type="dxa" w:w="2351"/>
-          </w:tcPr>
-          <w:p>
-            <w:r>
-              <w:rPr>
-                <w:rFonts w:ascii="微软雅黑" w:hAnsi="微软雅黑" w:eastAsia="微软雅黑"/>
-                <w:sz w:val="18"/>
-              </w:rPr>
-              <w:t>服务发布会场地+茶歇</w:t>
-            </w:r>
-          </w:p>
-        </w:tc>
-        <w:tc>
-          <w:tcPr>
-            <w:tcW w:type="dxa" w:w="2351"/>
-          </w:tcPr>
-          <w:p>
-            <w:r>
-              <w:rPr>
-                <w:rFonts w:ascii="微软雅黑" w:hAnsi="微软雅黑" w:eastAsia="微软雅黑"/>
-                <w:sz w:val="18"/>
-              </w:rPr>
-              <w:t>50</w:t>
-            </w:r>
-          </w:p>
-        </w:tc>
-        <w:tc>
-          <w:tcPr>
-            <w:tcW w:type="dxa" w:w="2351"/>
-          </w:tcPr>
-          <w:p>
-            <w:r>
-              <w:rPr>
-                <w:rFonts w:ascii="微软雅黑" w:hAnsi="微软雅黑" w:eastAsia="微软雅黑"/>
-                <w:sz w:val="18"/>
-              </w:rPr>
-              <w:t>素斋馆包厢/包区使用费+茶水 [待确认]</w:t>
-            </w:r>
-          </w:p>
-        </w:tc>
-      </w:tr>
-      <w:tr>
-        <w:tc>
-          <w:tcPr>
-            <w:tcW w:type="dxa" w:w="2351"/>
-          </w:tcPr>
-          <w:p>
-            <w:r>
-              <w:rPr>
-                <w:rFonts w:ascii="微软雅黑" w:hAnsi="微软雅黑" w:eastAsia="微软雅黑"/>
-                <w:sz w:val="18"/>
-              </w:rPr>
-              <w:t>8</w:t>
-            </w:r>
-          </w:p>
-        </w:tc>
-        <w:tc>
-          <w:tcPr>
-            <w:tcW w:type="dxa" w:w="2351"/>
-          </w:tcPr>
-          <w:p>
-            <w:r>
-              <w:rPr>
-                <w:rFonts w:ascii="微软雅黑" w:hAnsi="微软雅黑" w:eastAsia="微软雅黑"/>
-                <w:sz w:val="18"/>
-              </w:rPr>
-              <w:t>伴手礼（龙井茶礼盒·经典款）</w:t>
-            </w:r>
-          </w:p>
-        </w:tc>
-        <w:tc>
-          <w:tcPr>
-            <w:tcW w:type="dxa" w:w="2351"/>
-          </w:tcPr>
-          <w:p>
-            <w:r>
-              <w:rPr>
-                <w:rFonts w:ascii="微软雅黑" w:hAnsi="微软雅黑" w:eastAsia="微软雅黑"/>
-                <w:sz w:val="18"/>
-              </w:rPr>
-              <w:t>138</w:t>
-            </w:r>
-          </w:p>
-        </w:tc>
-        <w:tc>
-          <w:tcPr>
-            <w:tcW w:type="dxa" w:w="2351"/>
-          </w:tcPr>
-          <w:p>
-            <w:r>
-              <w:rPr>
-                <w:rFonts w:ascii="微软雅黑" w:hAnsi="微软雅黑" w:eastAsia="微软雅黑"/>
-                <w:sz w:val="18"/>
-              </w:rPr>
-              <w:t>隐湖云舍定制，6罐×6g西湖龙井</w:t>
-            </w:r>
-          </w:p>
-        </w:tc>
-      </w:tr>
-      <w:tr>
-        <w:tc>
-          <w:tcPr>
-            <w:tcW w:type="dxa" w:w="2351"/>
-          </w:tcPr>
-          <w:p>
-            <w:r>
-              <w:rPr>
-                <w:rFonts w:ascii="微软雅黑" w:hAnsi="微软雅黑" w:eastAsia="微软雅黑"/>
-                <w:sz w:val="18"/>
-              </w:rPr>
-              <w:t>9</w:t>
-            </w:r>
-          </w:p>
-        </w:tc>
-        <w:tc>
-          <w:tcPr>
-            <w:tcW w:type="dxa" w:w="2351"/>
-          </w:tcPr>
-          <w:p>
-            <w:r>
-              <w:rPr>
-                <w:rFonts w:ascii="微软雅黑" w:hAnsi="微软雅黑" w:eastAsia="微软雅黑"/>
-                <w:sz w:val="18"/>
-              </w:rPr>
-              <w:t>活动物料杂费</w:t>
-            </w:r>
-          </w:p>
-        </w:tc>
-        <w:tc>
-          <w:tcPr>
-            <w:tcW w:type="dxa" w:w="2351"/>
-          </w:tcPr>
-          <w:p>
-            <w:r>
-              <w:rPr>
-                <w:rFonts w:ascii="微软雅黑" w:hAnsi="微软雅黑" w:eastAsia="微软雅黑"/>
-                <w:sz w:val="18"/>
-              </w:rPr>
-              <w:t>30</w:t>
-            </w:r>
-          </w:p>
-        </w:tc>
-        <w:tc>
-          <w:tcPr>
-            <w:tcW w:type="dxa" w:w="2351"/>
-          </w:tcPr>
-          <w:p>
-            <w:r>
-              <w:rPr>
-                <w:rFonts w:ascii="微软雅黑" w:hAnsi="微软雅黑" w:eastAsia="微软雅黑"/>
-                <w:sz w:val="18"/>
-              </w:rPr>
-              <w:t>服务手册印制、席卡、欢迎卡等 [估算]</w:t>
-            </w:r>
-          </w:p>
-        </w:tc>
-      </w:tr>
-      <w:tr>
-        <w:tc>
-          <w:tcPr>
-            <w:tcW w:type="dxa" w:w="2351"/>
-          </w:tcPr>
-          <w:p>
-            <w:r>
-              <w:rPr>
-                <w:rFonts w:ascii="微软雅黑" w:hAnsi="微软雅黑" w:eastAsia="微软雅黑"/>
-                <w:sz w:val="18"/>
-              </w:rPr>
-            </w:r>
-          </w:p>
-        </w:tc>
-        <w:tc>
-          <w:tcPr>
-            <w:tcW w:type="dxa" w:w="2351"/>
-          </w:tcPr>
-          <w:p>
-            <w:r>
-              <w:rPr>
-                <w:rFonts w:ascii="微软雅黑" w:hAnsi="微软雅黑" w:eastAsia="微软雅黑"/>
-                <w:sz w:val="18"/>
-              </w:rPr>
-              <w:t>人均合计</w:t>
-            </w:r>
-          </w:p>
-        </w:tc>
-        <w:tc>
-          <w:tcPr>
-            <w:tcW w:type="dxa" w:w="2351"/>
-          </w:tcPr>
-          <w:p>
-            <w:r>
-              <w:rPr>
-                <w:rFonts w:ascii="微软雅黑" w:hAnsi="微软雅黑" w:eastAsia="微软雅黑"/>
-                <w:sz w:val="18"/>
-              </w:rPr>
-              <w:t>1,414</w:t>
-            </w:r>
-          </w:p>
-        </w:tc>
-        <w:tc>
-          <w:tcPr>
-            <w:tcW w:type="dxa" w:w="2351"/>
-          </w:tcPr>
-          <w:p>
-            <w:r>
-              <w:rPr>
-                <w:rFonts w:ascii="微软雅黑" w:hAnsi="微软雅黑" w:eastAsia="微软雅黑"/>
-                <w:sz w:val="18"/>
-              </w:rPr>
-            </w:r>
-          </w:p>
-        </w:tc>
-      </w:tr>
-    </w:tbl>
     <w:p>
-      <w:pPr>
-        <w:pStyle w:val="Heading2"/>
-      </w:pPr>
       <w:r>
         <w:rPr>
-          <w:rFonts w:ascii="微软雅黑" w:hAnsi="微软雅黑" w:eastAsia="微软雅黑"/>
+          <w:rFonts w:ascii="仿宋" w:hAnsi="仿宋"/>
         </w:rPr>
-        <w:t>5.2 总费用估算</w:t>
+        <w:t>人员：活动总控1人、社区管家2-3人、茶农指导1-2人、专业摄影师1人、灵隐寺讲解1人（由灵隐方面提供）、发布会主讲人1人。</w:t>
       </w:r>
     </w:p>
-    <w:tbl>
-      <w:tblPr>
-        <w:tblStyle w:val="LightGrid-Accent1"/>
-        <w:tblW w:type="auto" w:w="0"/>
-        <w:jc w:val="center"/>
-        <w:tblLook w:firstColumn="1" w:firstRow="1" w:lastColumn="0" w:lastRow="0" w:noHBand="0" w:noVBand="1" w:val="04A0"/>
-      </w:tblPr>
-      <w:tblGrid>
-        <w:gridCol w:w="3135"/>
-        <w:gridCol w:w="3135"/>
-        <w:gridCol w:w="3135"/>
-      </w:tblGrid>
-      <w:tr>
-        <w:tc>
-          <w:tcPr>
-            <w:tcW w:type="dxa" w:w="3135"/>
-          </w:tcPr>
-          <w:p>
-            <w:pPr>
-              <w:jc w:val="center"/>
-            </w:pPr>
-            <w:r>
-              <w:rPr>
-                <w:rFonts w:ascii="微软雅黑" w:hAnsi="微软雅黑" w:eastAsia="微软雅黑"/>
-                <w:b/>
-                <w:sz w:val="18"/>
-              </w:rPr>
-              <w:t>项目</w:t>
-            </w:r>
-          </w:p>
-        </w:tc>
-        <w:tc>
-          <w:tcPr>
-            <w:tcW w:type="dxa" w:w="3135"/>
-          </w:tcPr>
-          <w:p>
-            <w:pPr>
-              <w:jc w:val="center"/>
-            </w:pPr>
-            <w:r>
-              <w:rPr>
-                <w:rFonts w:ascii="微软雅黑" w:hAnsi="微软雅黑" w:eastAsia="微软雅黑"/>
-                <w:b/>
-                <w:sz w:val="18"/>
-              </w:rPr>
-              <w:t>计算方式</w:t>
-            </w:r>
-          </w:p>
-        </w:tc>
-        <w:tc>
-          <w:tcPr>
-            <w:tcW w:type="dxa" w:w="3135"/>
-          </w:tcPr>
-          <w:p>
-            <w:pPr>
-              <w:jc w:val="center"/>
-            </w:pPr>
-            <w:r>
-              <w:rPr>
-                <w:rFonts w:ascii="微软雅黑" w:hAnsi="微软雅黑" w:eastAsia="微软雅黑"/>
-                <w:b/>
-                <w:sz w:val="18"/>
-              </w:rPr>
-              <w:t>金额（元）</w:t>
-            </w:r>
-          </w:p>
-        </w:tc>
-      </w:tr>
-      <w:tr>
-        <w:tc>
-          <w:tcPr>
-            <w:tcW w:type="dxa" w:w="3135"/>
-          </w:tcPr>
-          <w:p>
-            <w:r>
-              <w:rPr>
-                <w:rFonts w:ascii="微软雅黑" w:hAnsi="微软雅黑" w:eastAsia="微软雅黑"/>
-                <w:sz w:val="18"/>
-              </w:rPr>
-              <w:t>人均费用</w:t>
-            </w:r>
-          </w:p>
-        </w:tc>
-        <w:tc>
-          <w:tcPr>
-            <w:tcW w:type="dxa" w:w="3135"/>
-          </w:tcPr>
-          <w:p>
-            <w:r>
-              <w:rPr>
-                <w:rFonts w:ascii="微软雅黑" w:hAnsi="微软雅黑" w:eastAsia="微软雅黑"/>
-                <w:sz w:val="18"/>
-              </w:rPr>
-              <w:t>1,414 × 30人</w:t>
-            </w:r>
-          </w:p>
-        </w:tc>
-        <w:tc>
-          <w:tcPr>
-            <w:tcW w:type="dxa" w:w="3135"/>
-          </w:tcPr>
-          <w:p>
-            <w:r>
-              <w:rPr>
-                <w:rFonts w:ascii="微软雅黑" w:hAnsi="微软雅黑" w:eastAsia="微软雅黑"/>
-                <w:sz w:val="18"/>
-              </w:rPr>
-              <w:t>42,420</w:t>
-            </w:r>
-          </w:p>
-        </w:tc>
-      </w:tr>
-      <w:tr>
-        <w:tc>
-          <w:tcPr>
-            <w:tcW w:type="dxa" w:w="3135"/>
-          </w:tcPr>
-          <w:p>
-            <w:r>
-              <w:rPr>
-                <w:rFonts w:ascii="微软雅黑" w:hAnsi="微软雅黑" w:eastAsia="微软雅黑"/>
-                <w:sz w:val="18"/>
-              </w:rPr>
-              <w:t>机动预留（约5%）</w:t>
-            </w:r>
-          </w:p>
-        </w:tc>
-        <w:tc>
-          <w:tcPr>
-            <w:tcW w:type="dxa" w:w="3135"/>
-          </w:tcPr>
-          <w:p>
-            <w:r>
-              <w:rPr>
-                <w:rFonts w:ascii="微软雅黑" w:hAnsi="微软雅黑" w:eastAsia="微软雅黑"/>
-                <w:sz w:val="18"/>
-              </w:rPr>
-              <w:t>应对临时变动</w:t>
-            </w:r>
-          </w:p>
-        </w:tc>
-        <w:tc>
-          <w:tcPr>
-            <w:tcW w:type="dxa" w:w="3135"/>
-          </w:tcPr>
-          <w:p>
-            <w:r>
-              <w:rPr>
-                <w:rFonts w:ascii="微软雅黑" w:hAnsi="微软雅黑" w:eastAsia="微软雅黑"/>
-                <w:sz w:val="18"/>
-              </w:rPr>
-              <w:t>2,000</w:t>
-            </w:r>
-          </w:p>
-        </w:tc>
-      </w:tr>
-      <w:tr>
-        <w:tc>
-          <w:tcPr>
-            <w:tcW w:type="dxa" w:w="3135"/>
-          </w:tcPr>
-          <w:p>
-            <w:r>
-              <w:rPr>
-                <w:rFonts w:ascii="微软雅黑" w:hAnsi="微软雅黑" w:eastAsia="微软雅黑"/>
-                <w:sz w:val="18"/>
-              </w:rPr>
-              <w:t>合计预算</w:t>
-            </w:r>
-          </w:p>
-        </w:tc>
-        <w:tc>
-          <w:tcPr>
-            <w:tcW w:type="dxa" w:w="3135"/>
-          </w:tcPr>
-          <w:p>
-            <w:r>
-              <w:rPr>
-                <w:rFonts w:ascii="微软雅黑" w:hAnsi="微软雅黑" w:eastAsia="微软雅黑"/>
-                <w:sz w:val="18"/>
-              </w:rPr>
-            </w:r>
-          </w:p>
-        </w:tc>
-        <w:tc>
-          <w:tcPr>
-            <w:tcW w:type="dxa" w:w="3135"/>
-          </w:tcPr>
-          <w:p>
-            <w:r>
-              <w:rPr>
-                <w:rFonts w:ascii="微软雅黑" w:hAnsi="微软雅黑" w:eastAsia="微软雅黑"/>
-                <w:sz w:val="18"/>
-              </w:rPr>
-              <w:t>约44,420</w:t>
-            </w:r>
-          </w:p>
-        </w:tc>
-      </w:tr>
-    </w:tbl>
     <w:p>
-      <w:pPr>
-        <w:ind w:firstLine="397"/>
-      </w:pPr>
       <w:r>
         <w:rPr>
-          <w:rFonts w:ascii="微软雅黑" w:hAnsi="微软雅黑" w:eastAsia="微软雅黑"/>
+          <w:rFonts w:ascii="仿宋" w:hAnsi="仿宋"/>
         </w:rPr>
-        <w:t>注：以上为估算上限。若实际人数25人，总费用约37,350元。建议按30人做预算预留，实际按签到人数结算。</w:t>
+        <w:t>场地：隐湖云舍（茶园、书吧/茶室、四时记餐厅、客房15间）、灵隐寺内堂、灵隐寺旁素斋馆。</w:t>
+      </w:r>
+    </w:p>
+    <w:p>
+      <w:r>
+        <w:rPr>
+          <w:rFonts w:ascii="仿宋" w:hAnsi="仿宋"/>
+        </w:rPr>
+        <w:t>物料：竹篓30只、抄经套装30套（笔墨纸砚/经卷）、龙井茶礼盒30份、活动折页/卡片30份、欢迎水果30份。</w:t>
+      </w:r>
+    </w:p>
+    <w:p>
+      <w:r>
+        <w:rPr>
+          <w:rFonts w:ascii="仿宋" w:hAnsi="仿宋"/>
+        </w:rPr>
+        <w:t>车辆：D2上午社区→灵隐寺往返，约需3辆商务车或1辆30座中巴。</w:t>
       </w:r>
     </w:p>
     <w:p>
@@ -3367,54 +1574,65 @@
       </w:pPr>
       <w:r>
         <w:rPr>
-          <w:rFonts w:ascii="微软雅黑" w:hAnsi="微软雅黑" w:eastAsia="微软雅黑"/>
+          <w:rFonts w:ascii="黑体" w:hAnsi="黑体"/>
         </w:rPr>
-        <w:t>5.3 降本优化建议</w:t>
+        <w:t>6.2 时间线（倒推）</w:t>
       </w:r>
     </w:p>
     <w:p>
       <w:r>
         <w:rPr>
-          <w:rFonts w:ascii="微软雅黑" w:hAnsi="微软雅黑" w:eastAsia="微软雅黑"/>
-          <w:sz w:val="20"/>
+          <w:rFonts w:ascii="仿宋" w:hAnsi="仿宋"/>
         </w:rPr>
-        <w:t>• 伴手礼：若预算紧张，经典款（138元）可替换为简装新茶小罐（约50元/份），人均减少88元</w:t>
+        <w:t>活动前4周：确认活动日期、与灵隐寺预约内堂档期、确认主讲人。</w:t>
       </w:r>
     </w:p>
     <w:p>
       <w:r>
         <w:rPr>
-          <w:rFonts w:ascii="微软雅黑" w:hAnsi="微软雅黑" w:eastAsia="微软雅黑"/>
-          <w:sz w:val="20"/>
+          <w:rFonts w:ascii="仿宋" w:hAnsi="仿宋"/>
         </w:rPr>
-        <w:t>• 桌餐：按100元/人基础档即可，不需升级</w:t>
+        <w:t>活动前2周：发送邀请函、确认宾客名单、预订客房和餐食。</w:t>
       </w:r>
     </w:p>
     <w:p>
       <w:r>
         <w:rPr>
-          <w:rFonts w:ascii="微软雅黑" w:hAnsi="微软雅黑" w:eastAsia="微软雅黑"/>
-          <w:sz w:val="20"/>
+          <w:rFonts w:ascii="仿宋" w:hAnsi="仿宋"/>
         </w:rPr>
-        <w:t>• 摄影师：可安排我方工作人员用手机/微单拍摄，省去专业摄影费用</w:t>
+        <w:t>活动前1周：确认车辆、摄影师、茶农指导；准备物料（礼盒、抄经套装、折页）。</w:t>
       </w:r>
     </w:p>
     <w:p>
       <w:r>
         <w:rPr>
-          <w:rFonts w:ascii="微软雅黑" w:hAnsi="微软雅黑" w:eastAsia="微软雅黑"/>
-          <w:sz w:val="20"/>
+          <w:rFonts w:ascii="仿宋" w:hAnsi="仿宋"/>
         </w:rPr>
-        <w:t>• 物料：服务手册用A4打印对折即可，不印刷精装册子</w:t>
+        <w:t>活动前1-2天：向宾客发送灵隐寺预约信息和注意事项。</w:t>
       </w:r>
     </w:p>
     <w:p>
       <w:r>
         <w:rPr>
-          <w:rFonts w:ascii="微软雅黑" w:hAnsi="微软雅黑" w:eastAsia="微软雅黑"/>
-          <w:sz w:val="20"/>
+          <w:rFonts w:ascii="仿宋" w:hAnsi="仿宋"/>
         </w:rPr>
-        <w:t>• 交通：灵隐往返已含在600元/人内，不产生额外交通费</w:t>
+        <w:t>活动前1天：场地布置、物料到位、流程彩排。</w:t>
+      </w:r>
+    </w:p>
+    <w:p>
+      <w:r>
+        <w:rPr>
+          <w:rFonts w:ascii="仿宋" w:hAnsi="仿宋"/>
+        </w:rPr>
+        <w:t>活动日：按行程执行。</w:t>
+      </w:r>
+    </w:p>
+    <w:p>
+      <w:r>
+        <w:rPr>
+          <w:rFonts w:ascii="仿宋" w:hAnsi="仿宋"/>
+        </w:rPr>
+        <w:t>活动后1周：发送活动照片给宾客、收集反馈、内部复盘。</w:t>
       </w:r>
     </w:p>
     <w:p>
@@ -3423,105 +1641,61 @@
       </w:pPr>
       <w:r>
         <w:rPr>
-          <w:rFonts w:ascii="微软雅黑" w:hAnsi="微软雅黑" w:eastAsia="微软雅黑"/>
+          <w:rFonts w:ascii="黑体" w:hAnsi="黑体"/>
         </w:rPr>
-        <w:t>6. 分工与物料清单</w:t>
-      </w:r>
-    </w:p>
-    <w:p>
-      <w:pPr>
-        <w:pStyle w:val="Heading2"/>
-      </w:pPr>
-      <w:r>
-        <w:rPr>
-          <w:rFonts w:ascii="微软雅黑" w:hAnsi="微软雅黑" w:eastAsia="微软雅黑"/>
-        </w:rPr>
-        <w:t>6.1 人员分工</w:t>
+        <w:t>7. 下一步行动</w:t>
       </w:r>
     </w:p>
     <w:tbl>
       <w:tblPr>
         <w:tblStyle w:val="LightGrid-Accent1"/>
         <w:tblW w:type="auto" w:w="0"/>
-        <w:jc w:val="center"/>
         <w:tblLook w:firstColumn="1" w:firstRow="1" w:lastColumn="0" w:lastRow="0" w:noHBand="0" w:noVBand="1" w:val="04A0"/>
       </w:tblPr>
       <w:tblGrid>
-        <w:gridCol w:w="2351"/>
-        <w:gridCol w:w="2351"/>
-        <w:gridCol w:w="2351"/>
-        <w:gridCol w:w="2351"/>
+        <w:gridCol w:w="2160"/>
+        <w:gridCol w:w="2160"/>
+        <w:gridCol w:w="2160"/>
+        <w:gridCol w:w="2160"/>
       </w:tblGrid>
       <w:tr>
         <w:tc>
           <w:tcPr>
-            <w:tcW w:type="dxa" w:w="2351"/>
+            <w:tcW w:type="dxa" w:w="2160"/>
           </w:tcPr>
           <w:p>
-            <w:pPr>
-              <w:jc w:val="center"/>
-            </w:pPr>
             <w:r>
-              <w:rPr>
-                <w:rFonts w:ascii="微软雅黑" w:hAnsi="微软雅黑" w:eastAsia="微软雅黑"/>
-                <w:b/>
-                <w:sz w:val="18"/>
-              </w:rPr>
-              <w:t>角色</w:t>
+              <w:t>行动项</w:t>
             </w:r>
           </w:p>
         </w:tc>
         <w:tc>
           <w:tcPr>
-            <w:tcW w:type="dxa" w:w="2351"/>
+            <w:tcW w:type="dxa" w:w="2160"/>
           </w:tcPr>
           <w:p>
-            <w:pPr>
-              <w:jc w:val="center"/>
-            </w:pPr>
             <w:r>
-              <w:rPr>
-                <w:rFonts w:ascii="微软雅黑" w:hAnsi="微软雅黑" w:eastAsia="微软雅黑"/>
-                <w:b/>
-                <w:sz w:val="18"/>
-              </w:rPr>
-              <w:t>人数</w:t>
+              <w:t>说明</w:t>
             </w:r>
           </w:p>
         </w:tc>
         <w:tc>
           <w:tcPr>
-            <w:tcW w:type="dxa" w:w="2351"/>
+            <w:tcW w:type="dxa" w:w="2160"/>
           </w:tcPr>
           <w:p>
-            <w:pPr>
-              <w:jc w:val="center"/>
-            </w:pPr>
             <w:r>
-              <w:rPr>
-                <w:rFonts w:ascii="微软雅黑" w:hAnsi="微软雅黑" w:eastAsia="微软雅黑"/>
-                <w:b/>
-                <w:sz w:val="18"/>
-              </w:rPr>
-              <w:t>职责</w:t>
+              <w:t>负责人</w:t>
             </w:r>
           </w:p>
         </w:tc>
         <w:tc>
           <w:tcPr>
-            <w:tcW w:type="dxa" w:w="2351"/>
+            <w:tcW w:type="dxa" w:w="2160"/>
           </w:tcPr>
           <w:p>
-            <w:pPr>
-              <w:jc w:val="center"/>
-            </w:pPr>
             <w:r>
-              <w:rPr>
-                <w:rFonts w:ascii="微软雅黑" w:hAnsi="微软雅黑" w:eastAsia="微软雅黑"/>
-                <w:b/>
-                <w:sz w:val="18"/>
-              </w:rPr>
-              <w:t>关键时间节点</w:t>
+              <w:t>截止时间</w:t>
             </w:r>
           </w:p>
         </w:tc>
@@ -3529,57 +1703,41 @@
       <w:tr>
         <w:tc>
           <w:tcPr>
-            <w:tcW w:type="dxa" w:w="2351"/>
+            <w:tcW w:type="dxa" w:w="2160"/>
           </w:tcPr>
           <w:p>
             <w:r>
-              <w:rPr>
-                <w:rFonts w:ascii="微软雅黑" w:hAnsi="微软雅黑" w:eastAsia="微软雅黑"/>
-                <w:sz w:val="18"/>
-              </w:rPr>
+              <w:t>确认活动日期</w:t>
+            </w:r>
+          </w:p>
+        </w:tc>
+        <w:tc>
+          <w:tcPr>
+            <w:tcW w:type="dxa" w:w="2160"/>
+          </w:tcPr>
+          <w:p>
+            <w:r>
+              <w:t>与银行方面和隐湖云舍确认5月可用日期（避开五一假期和灵隐寺重大法会）</w:t>
+            </w:r>
+          </w:p>
+        </w:tc>
+        <w:tc>
+          <w:tcPr>
+            <w:tcW w:type="dxa" w:w="2160"/>
+          </w:tcPr>
+          <w:p>
+            <w:r>
               <w:t>活动总控</w:t>
             </w:r>
           </w:p>
         </w:tc>
         <w:tc>
           <w:tcPr>
-            <w:tcW w:type="dxa" w:w="2351"/>
+            <w:tcW w:type="dxa" w:w="2160"/>
           </w:tcPr>
           <w:p>
             <w:r>
-              <w:rPr>
-                <w:rFonts w:ascii="微软雅黑" w:hAnsi="微软雅黑" w:eastAsia="微软雅黑"/>
-                <w:sz w:val="18"/>
-              </w:rPr>
-              <w:t>1人</w:t>
-            </w:r>
-          </w:p>
-        </w:tc>
-        <w:tc>
-          <w:tcPr>
-            <w:tcW w:type="dxa" w:w="2351"/>
-          </w:tcPr>
-          <w:p>
-            <w:r>
-              <w:rPr>
-                <w:rFonts w:ascii="微软雅黑" w:hAnsi="微软雅黑" w:eastAsia="微软雅黑"/>
-                <w:sz w:val="18"/>
-              </w:rPr>
-              <w:t>全场协调、应急决策、供应商对接</w:t>
-            </w:r>
-          </w:p>
-        </w:tc>
-        <w:tc>
-          <w:tcPr>
-            <w:tcW w:type="dxa" w:w="2351"/>
-          </w:tcPr>
-          <w:p>
-            <w:r>
-              <w:rPr>
-                <w:rFonts w:ascii="微软雅黑" w:hAnsi="微软雅黑" w:eastAsia="微软雅黑"/>
-                <w:sz w:val="18"/>
-              </w:rPr>
-              <w:t>全程</w:t>
+              <w:t>1周内</w:t>
             </w:r>
           </w:p>
         </w:tc>
@@ -3587,57 +1745,41 @@
       <w:tr>
         <w:tc>
           <w:tcPr>
-            <w:tcW w:type="dxa" w:w="2351"/>
+            <w:tcW w:type="dxa" w:w="2160"/>
           </w:tcPr>
           <w:p>
             <w:r>
-              <w:rPr>
-                <w:rFonts w:ascii="微软雅黑" w:hAnsi="微软雅黑" w:eastAsia="微软雅黑"/>
-                <w:sz w:val="18"/>
-              </w:rPr>
-              <w:t>客户经理/渠道对接</w:t>
+              <w:t>锁定灵隐内堂</w:t>
             </w:r>
           </w:p>
         </w:tc>
         <w:tc>
           <w:tcPr>
-            <w:tcW w:type="dxa" w:w="2351"/>
+            <w:tcW w:type="dxa" w:w="2160"/>
           </w:tcPr>
           <w:p>
             <w:r>
-              <w:rPr>
-                <w:rFonts w:ascii="微软雅黑" w:hAnsi="微软雅黑" w:eastAsia="微软雅黑"/>
-                <w:sz w:val="18"/>
-              </w:rPr>
-              <w:t>1-2人</w:t>
+              <w:t>以确认的日期向灵隐寺提交内堂预约申请</w:t>
             </w:r>
           </w:p>
         </w:tc>
         <w:tc>
           <w:tcPr>
-            <w:tcW w:type="dxa" w:w="2351"/>
+            <w:tcW w:type="dxa" w:w="2160"/>
           </w:tcPr>
           <w:p>
             <w:r>
-              <w:rPr>
-                <w:rFonts w:ascii="微软雅黑" w:hAnsi="微软雅黑" w:eastAsia="微软雅黑"/>
-                <w:sz w:val="18"/>
-              </w:rPr>
-              <w:t>客户邀约确认、到店接待、全程陪同</w:t>
+              <w:t>活动总控</w:t>
             </w:r>
           </w:p>
         </w:tc>
         <w:tc>
           <w:tcPr>
-            <w:tcW w:type="dxa" w:w="2351"/>
+            <w:tcW w:type="dxa" w:w="2160"/>
           </w:tcPr>
           <w:p>
             <w:r>
-              <w:rPr>
-                <w:rFonts w:ascii="微软雅黑" w:hAnsi="微软雅黑" w:eastAsia="微软雅黑"/>
-                <w:sz w:val="18"/>
-              </w:rPr>
-              <w:t>活动前1周完成邀约确认</w:t>
+              <w:t>确认日期后立即</w:t>
             </w:r>
           </w:p>
         </w:tc>
@@ -3645,57 +1787,41 @@
       <w:tr>
         <w:tc>
           <w:tcPr>
-            <w:tcW w:type="dxa" w:w="2351"/>
+            <w:tcW w:type="dxa" w:w="2160"/>
           </w:tcPr>
           <w:p>
             <w:r>
-              <w:rPr>
-                <w:rFonts w:ascii="微软雅黑" w:hAnsi="微软雅黑" w:eastAsia="微软雅黑"/>
-                <w:sz w:val="18"/>
-              </w:rPr>
-              <w:t>服务发布会主讲</w:t>
+              <w:t>确认预算</w:t>
             </w:r>
           </w:p>
         </w:tc>
         <w:tc>
           <w:tcPr>
-            <w:tcW w:type="dxa" w:w="2351"/>
+            <w:tcW w:type="dxa" w:w="2160"/>
           </w:tcPr>
           <w:p>
             <w:r>
-              <w:rPr>
-                <w:rFonts w:ascii="微软雅黑" w:hAnsi="微软雅黑" w:eastAsia="微软雅黑"/>
-                <w:sz w:val="18"/>
-              </w:rPr>
-              <w:t>1-2人</w:t>
+              <w:t>将本策划案费用估算提交银行方面确认，确定最终预算</w:t>
             </w:r>
           </w:p>
         </w:tc>
         <w:tc>
           <w:tcPr>
-            <w:tcW w:type="dxa" w:w="2351"/>
+            <w:tcW w:type="dxa" w:w="2160"/>
           </w:tcPr>
           <w:p>
             <w:r>
-              <w:rPr>
-                <w:rFonts w:ascii="微软雅黑" w:hAnsi="微软雅黑" w:eastAsia="微软雅黑"/>
-                <w:sz w:val="18"/>
-              </w:rPr>
-              <w:t>服务内容讲解、客户问答</w:t>
+              <w:t>银行对接人</w:t>
             </w:r>
           </w:p>
         </w:tc>
         <w:tc>
           <w:tcPr>
-            <w:tcW w:type="dxa" w:w="2351"/>
+            <w:tcW w:type="dxa" w:w="2160"/>
           </w:tcPr>
           <w:p>
             <w:r>
-              <w:rPr>
-                <w:rFonts w:ascii="微软雅黑" w:hAnsi="微软雅黑" w:eastAsia="微软雅黑"/>
-                <w:sz w:val="18"/>
-              </w:rPr>
-              <w:t>D2上午</w:t>
+              <w:t>1周内</w:t>
             </w:r>
           </w:p>
         </w:tc>
@@ -3703,57 +1829,41 @@
       <w:tr>
         <w:tc>
           <w:tcPr>
-            <w:tcW w:type="dxa" w:w="2351"/>
+            <w:tcW w:type="dxa" w:w="2160"/>
           </w:tcPr>
           <w:p>
             <w:r>
-              <w:rPr>
-                <w:rFonts w:ascii="微软雅黑" w:hAnsi="微软雅黑" w:eastAsia="微软雅黑"/>
-                <w:sz w:val="18"/>
-              </w:rPr>
-              <w:t>社区管家</w:t>
+              <w:t>确认主讲人</w:t>
             </w:r>
           </w:p>
         </w:tc>
         <w:tc>
           <w:tcPr>
-            <w:tcW w:type="dxa" w:w="2351"/>
+            <w:tcW w:type="dxa" w:w="2160"/>
           </w:tcPr>
           <w:p>
             <w:r>
-              <w:rPr>
-                <w:rFonts w:ascii="微软雅黑" w:hAnsi="微软雅黑" w:eastAsia="微软雅黑"/>
-                <w:sz w:val="18"/>
-              </w:rPr>
-              <w:t>由社区配备</w:t>
+              <w:t>确定服务发布会的主讲人和核心信息</w:t>
             </w:r>
           </w:p>
         </w:tc>
         <w:tc>
           <w:tcPr>
-            <w:tcW w:type="dxa" w:w="2351"/>
+            <w:tcW w:type="dxa" w:w="2160"/>
           </w:tcPr>
           <w:p>
             <w:r>
-              <w:rPr>
-                <w:rFonts w:ascii="微软雅黑" w:hAnsi="微软雅黑" w:eastAsia="微软雅黑"/>
-                <w:sz w:val="18"/>
-              </w:rPr>
-              <w:t>入住办理、活动引导、餐饮协调</w:t>
+              <w:t>银行方面</w:t>
             </w:r>
           </w:p>
         </w:tc>
         <w:tc>
           <w:tcPr>
-            <w:tcW w:type="dxa" w:w="2351"/>
+            <w:tcW w:type="dxa" w:w="2160"/>
           </w:tcPr>
           <w:p>
             <w:r>
-              <w:rPr>
-                <w:rFonts w:ascii="微软雅黑" w:hAnsi="微软雅黑" w:eastAsia="微软雅黑"/>
-                <w:sz w:val="18"/>
-              </w:rPr>
-              <w:t>全程</w:t>
+              <w:t>2周内</w:t>
             </w:r>
           </w:p>
         </w:tc>
@@ -3761,156 +1871,41 @@
       <w:tr>
         <w:tc>
           <w:tcPr>
-            <w:tcW w:type="dxa" w:w="2351"/>
+            <w:tcW w:type="dxa" w:w="2160"/>
           </w:tcPr>
           <w:p>
             <w:r>
-              <w:rPr>
-                <w:rFonts w:ascii="微软雅黑" w:hAnsi="微软雅黑" w:eastAsia="微软雅黑"/>
-                <w:sz w:val="18"/>
-              </w:rPr>
-              <w:t>摄影师（可选）</w:t>
+              <w:t>发送邀请函</w:t>
             </w:r>
           </w:p>
         </w:tc>
         <w:tc>
           <w:tcPr>
-            <w:tcW w:type="dxa" w:w="2351"/>
+            <w:tcW w:type="dxa" w:w="2160"/>
           </w:tcPr>
           <w:p>
             <w:r>
-              <w:rPr>
-                <w:rFonts w:ascii="微软雅黑" w:hAnsi="微软雅黑" w:eastAsia="微软雅黑"/>
-                <w:sz w:val="18"/>
-              </w:rPr>
-              <w:t>1人</w:t>
+              <w:t>设计并发送活动邀请函</w:t>
             </w:r>
           </w:p>
         </w:tc>
         <w:tc>
           <w:tcPr>
-            <w:tcW w:type="dxa" w:w="2351"/>
+            <w:tcW w:type="dxa" w:w="2160"/>
           </w:tcPr>
           <w:p>
             <w:r>
-              <w:rPr>
-                <w:rFonts w:ascii="微软雅黑" w:hAnsi="微软雅黑" w:eastAsia="微软雅黑"/>
-                <w:sz w:val="18"/>
-              </w:rPr>
-              <w:t>活动花絮拍摄</w:t>
+              <w:t>银行客户经理</w:t>
             </w:r>
           </w:p>
         </w:tc>
         <w:tc>
           <w:tcPr>
-            <w:tcW w:type="dxa" w:w="2351"/>
+            <w:tcW w:type="dxa" w:w="2160"/>
           </w:tcPr>
           <w:p>
             <w:r>
-              <w:rPr>
-                <w:rFonts w:ascii="微软雅黑" w:hAnsi="微软雅黑" w:eastAsia="微软雅黑"/>
-                <w:sz w:val="18"/>
-              </w:rPr>
-              <w:t>D1下午-D2上午</w:t>
-            </w:r>
-          </w:p>
-        </w:tc>
-      </w:tr>
-    </w:tbl>
-    <w:p>
-      <w:pPr>
-        <w:pStyle w:val="Heading2"/>
-      </w:pPr>
-      <w:r>
-        <w:rPr>
-          <w:rFonts w:ascii="微软雅黑" w:hAnsi="微软雅黑" w:eastAsia="微软雅黑"/>
-        </w:rPr>
-        <w:t>6.2 物料清单</w:t>
-      </w:r>
-    </w:p>
-    <w:tbl>
-      <w:tblPr>
-        <w:tblStyle w:val="LightGrid-Accent1"/>
-        <w:tblW w:type="auto" w:w="0"/>
-        <w:jc w:val="center"/>
-        <w:tblLook w:firstColumn="1" w:firstRow="1" w:lastColumn="0" w:lastRow="0" w:noHBand="0" w:noVBand="1" w:val="04A0"/>
-      </w:tblPr>
-      <w:tblGrid>
-        <w:gridCol w:w="2351"/>
-        <w:gridCol w:w="2351"/>
-        <w:gridCol w:w="2351"/>
-        <w:gridCol w:w="2351"/>
-      </w:tblGrid>
-      <w:tr>
-        <w:tc>
-          <w:tcPr>
-            <w:tcW w:type="dxa" w:w="2351"/>
-          </w:tcPr>
-          <w:p>
-            <w:pPr>
-              <w:jc w:val="center"/>
-            </w:pPr>
-            <w:r>
-              <w:rPr>
-                <w:rFonts w:ascii="微软雅黑" w:hAnsi="微软雅黑" w:eastAsia="微软雅黑"/>
-                <w:b/>
-                <w:sz w:val="18"/>
-              </w:rPr>
-              <w:t>类别</w:t>
-            </w:r>
-          </w:p>
-        </w:tc>
-        <w:tc>
-          <w:tcPr>
-            <w:tcW w:type="dxa" w:w="2351"/>
-          </w:tcPr>
-          <w:p>
-            <w:pPr>
-              <w:jc w:val="center"/>
-            </w:pPr>
-            <w:r>
-              <w:rPr>
-                <w:rFonts w:ascii="微软雅黑" w:hAnsi="微软雅黑" w:eastAsia="微软雅黑"/>
-                <w:b/>
-                <w:sz w:val="18"/>
-              </w:rPr>
-              <w:t>物料</w:t>
-            </w:r>
-          </w:p>
-        </w:tc>
-        <w:tc>
-          <w:tcPr>
-            <w:tcW w:type="dxa" w:w="2351"/>
-          </w:tcPr>
-          <w:p>
-            <w:pPr>
-              <w:jc w:val="center"/>
-            </w:pPr>
-            <w:r>
-              <w:rPr>
-                <w:rFonts w:ascii="微软雅黑" w:hAnsi="微软雅黑" w:eastAsia="微软雅黑"/>
-                <w:b/>
-                <w:sz w:val="18"/>
-              </w:rPr>
-              <w:t>数量</w:t>
-            </w:r>
-          </w:p>
-        </w:tc>
-        <w:tc>
-          <w:tcPr>
-            <w:tcW w:type="dxa" w:w="2351"/>
-          </w:tcPr>
-          <w:p>
-            <w:pPr>
-              <w:jc w:val="center"/>
-            </w:pPr>
-            <w:r>
-              <w:rPr>
-                <w:rFonts w:ascii="微软雅黑" w:hAnsi="微软雅黑" w:eastAsia="微软雅黑"/>
-                <w:b/>
-                <w:sz w:val="18"/>
-              </w:rPr>
-              <w:t>备注</w:t>
+              <w:t>活动前2周</w:t>
             </w:r>
           </w:p>
         </w:tc>
@@ -3918,1680 +1913,66 @@
       <w:tr>
         <w:tc>
           <w:tcPr>
-            <w:tcW w:type="dxa" w:w="2351"/>
+            <w:tcW w:type="dxa" w:w="2160"/>
           </w:tcPr>
           <w:p>
             <w:r>
-              <w:rPr>
-                <w:rFonts w:ascii="微软雅黑" w:hAnsi="微软雅黑" w:eastAsia="微软雅黑"/>
-                <w:sz w:val="18"/>
-              </w:rPr>
-              <w:t>客户沟通</w:t>
+              <w:t>物料准备</w:t>
             </w:r>
           </w:p>
         </w:tc>
         <w:tc>
           <w:tcPr>
-            <w:tcW w:type="dxa" w:w="2351"/>
+            <w:tcW w:type="dxa" w:w="2160"/>
           </w:tcPr>
           <w:p>
             <w:r>
-              <w:rPr>
-                <w:rFonts w:ascii="微软雅黑" w:hAnsi="微软雅黑" w:eastAsia="微软雅黑"/>
-                <w:sz w:val="18"/>
-              </w:rPr>
-              <w:t>活动邀请函（电子版）</w:t>
+              <w:t>采购龙井茶礼盒、抄经套装、活动折页等物料</w:t>
             </w:r>
           </w:p>
         </w:tc>
         <w:tc>
           <w:tcPr>
-            <w:tcW w:type="dxa" w:w="2351"/>
+            <w:tcW w:type="dxa" w:w="2160"/>
           </w:tcPr>
           <w:p>
             <w:r>
-              <w:rPr>
-                <w:rFonts w:ascii="微软雅黑" w:hAnsi="微软雅黑" w:eastAsia="微软雅黑"/>
-                <w:sz w:val="18"/>
-              </w:rPr>
-              <w:t>1份</w:t>
+              <w:t>活动总控+社区</w:t>
             </w:r>
           </w:p>
         </w:tc>
         <w:tc>
           <w:tcPr>
-            <w:tcW w:type="dxa" w:w="2351"/>
+            <w:tcW w:type="dxa" w:w="2160"/>
           </w:tcPr>
           <w:p>
             <w:r>
-              <w:rPr>
-                <w:rFonts w:ascii="微软雅黑" w:hAnsi="微软雅黑" w:eastAsia="微软雅黑"/>
-                <w:sz w:val="18"/>
-              </w:rPr>
-              <w:t>活动前2周发出</w:t>
-            </w:r>
-          </w:p>
-        </w:tc>
-      </w:tr>
-      <w:tr>
-        <w:tc>
-          <w:tcPr>
-            <w:tcW w:type="dxa" w:w="2351"/>
-          </w:tcPr>
-          <w:p>
-            <w:r>
-              <w:rPr>
-                <w:rFonts w:ascii="微软雅黑" w:hAnsi="微软雅黑" w:eastAsia="微软雅黑"/>
-                <w:sz w:val="18"/>
-              </w:rPr>
-              <w:t>客户沟通</w:t>
-            </w:r>
-          </w:p>
-        </w:tc>
-        <w:tc>
-          <w:tcPr>
-            <w:tcW w:type="dxa" w:w="2351"/>
-          </w:tcPr>
-          <w:p>
-            <w:r>
-              <w:rPr>
-                <w:rFonts w:ascii="微软雅黑" w:hAnsi="微软雅黑" w:eastAsia="微软雅黑"/>
-                <w:sz w:val="18"/>
-              </w:rPr>
-              <w:t>行前须知（含天气/着装/交通）</w:t>
-            </w:r>
-          </w:p>
-        </w:tc>
-        <w:tc>
-          <w:tcPr>
-            <w:tcW w:type="dxa" w:w="2351"/>
-          </w:tcPr>
-          <w:p>
-            <w:r>
-              <w:rPr>
-                <w:rFonts w:ascii="微软雅黑" w:hAnsi="微软雅黑" w:eastAsia="微软雅黑"/>
-                <w:sz w:val="18"/>
-              </w:rPr>
-              <w:t>1份</w:t>
-            </w:r>
-          </w:p>
-        </w:tc>
-        <w:tc>
-          <w:tcPr>
-            <w:tcW w:type="dxa" w:w="2351"/>
-          </w:tcPr>
-          <w:p>
-            <w:r>
-              <w:rPr>
-                <w:rFonts w:ascii="微软雅黑" w:hAnsi="微软雅黑" w:eastAsia="微软雅黑"/>
-                <w:sz w:val="18"/>
-              </w:rPr>
-              <w:t>活动前3天发出</w:t>
-            </w:r>
-          </w:p>
-        </w:tc>
-      </w:tr>
-      <w:tr>
-        <w:tc>
-          <w:tcPr>
-            <w:tcW w:type="dxa" w:w="2351"/>
-          </w:tcPr>
-          <w:p>
-            <w:r>
-              <w:rPr>
-                <w:rFonts w:ascii="微软雅黑" w:hAnsi="微软雅黑" w:eastAsia="微软雅黑"/>
-                <w:sz w:val="18"/>
-              </w:rPr>
-              <w:t>签到</w:t>
-            </w:r>
-          </w:p>
-        </w:tc>
-        <w:tc>
-          <w:tcPr>
-            <w:tcW w:type="dxa" w:w="2351"/>
-          </w:tcPr>
-          <w:p>
-            <w:r>
-              <w:rPr>
-                <w:rFonts w:ascii="微软雅黑" w:hAnsi="微软雅黑" w:eastAsia="微软雅黑"/>
-                <w:sz w:val="18"/>
-              </w:rPr>
-              <w:t>签到表/欢迎卡</w:t>
-            </w:r>
-          </w:p>
-        </w:tc>
-        <w:tc>
-          <w:tcPr>
-            <w:tcW w:type="dxa" w:w="2351"/>
-          </w:tcPr>
-          <w:p>
-            <w:r>
-              <w:rPr>
-                <w:rFonts w:ascii="微软雅黑" w:hAnsi="微软雅黑" w:eastAsia="微软雅黑"/>
-                <w:sz w:val="18"/>
-              </w:rPr>
-              <w:t>30份</w:t>
-            </w:r>
-          </w:p>
-        </w:tc>
-        <w:tc>
-          <w:tcPr>
-            <w:tcW w:type="dxa" w:w="2351"/>
-          </w:tcPr>
-          <w:p>
-            <w:r>
-              <w:rPr>
-                <w:rFonts w:ascii="微软雅黑" w:hAnsi="微软雅黑" w:eastAsia="微软雅黑"/>
-                <w:sz w:val="18"/>
-              </w:rPr>
-              <w:t>D1前台</w:t>
-            </w:r>
-          </w:p>
-        </w:tc>
-      </w:tr>
-      <w:tr>
-        <w:tc>
-          <w:tcPr>
-            <w:tcW w:type="dxa" w:w="2351"/>
-          </w:tcPr>
-          <w:p>
-            <w:r>
-              <w:rPr>
-                <w:rFonts w:ascii="微软雅黑" w:hAnsi="微软雅黑" w:eastAsia="微软雅黑"/>
-                <w:sz w:val="18"/>
-              </w:rPr>
-              <w:t>发布环节</w:t>
-            </w:r>
-          </w:p>
-        </w:tc>
-        <w:tc>
-          <w:tcPr>
-            <w:tcW w:type="dxa" w:w="2351"/>
-          </w:tcPr>
-          <w:p>
-            <w:r>
-              <w:rPr>
-                <w:rFonts w:ascii="微软雅黑" w:hAnsi="微软雅黑" w:eastAsia="微软雅黑"/>
-                <w:sz w:val="18"/>
-              </w:rPr>
-              <w:t>服务手册（A4对折页）</w:t>
-            </w:r>
-          </w:p>
-        </w:tc>
-        <w:tc>
-          <w:tcPr>
-            <w:tcW w:type="dxa" w:w="2351"/>
-          </w:tcPr>
-          <w:p>
-            <w:r>
-              <w:rPr>
-                <w:rFonts w:ascii="微软雅黑" w:hAnsi="微软雅黑" w:eastAsia="微软雅黑"/>
-                <w:sz w:val="18"/>
-              </w:rPr>
-              <w:t>30份</w:t>
-            </w:r>
-          </w:p>
-        </w:tc>
-        <w:tc>
-          <w:tcPr>
-            <w:tcW w:type="dxa" w:w="2351"/>
-          </w:tcPr>
-          <w:p>
-            <w:r>
-              <w:rPr>
-                <w:rFonts w:ascii="微软雅黑" w:hAnsi="微软雅黑" w:eastAsia="微软雅黑"/>
-                <w:sz w:val="18"/>
-              </w:rPr>
-              <w:t>简约打印即可，无需精装</w:t>
-            </w:r>
-          </w:p>
-        </w:tc>
-      </w:tr>
-      <w:tr>
-        <w:tc>
-          <w:tcPr>
-            <w:tcW w:type="dxa" w:w="2351"/>
-          </w:tcPr>
-          <w:p>
-            <w:r>
-              <w:rPr>
-                <w:rFonts w:ascii="微软雅黑" w:hAnsi="微软雅黑" w:eastAsia="微软雅黑"/>
-                <w:sz w:val="18"/>
-              </w:rPr>
-              <w:t>发布环节</w:t>
-            </w:r>
-          </w:p>
-        </w:tc>
-        <w:tc>
-          <w:tcPr>
-            <w:tcW w:type="dxa" w:w="2351"/>
-          </w:tcPr>
-          <w:p>
-            <w:r>
-              <w:rPr>
-                <w:rFonts w:ascii="微软雅黑" w:hAnsi="微软雅黑" w:eastAsia="微软雅黑"/>
-                <w:sz w:val="18"/>
-              </w:rPr>
-              <w:t>席位卡/桌卡</w:t>
-            </w:r>
-          </w:p>
-        </w:tc>
-        <w:tc>
-          <w:tcPr>
-            <w:tcW w:type="dxa" w:w="2351"/>
-          </w:tcPr>
-          <w:p>
-            <w:r>
-              <w:rPr>
-                <w:rFonts w:ascii="微软雅黑" w:hAnsi="微软雅黑" w:eastAsia="微软雅黑"/>
-                <w:sz w:val="18"/>
-              </w:rPr>
-              <w:t>30份</w:t>
-            </w:r>
-          </w:p>
-        </w:tc>
-        <w:tc>
-          <w:tcPr>
-            <w:tcW w:type="dxa" w:w="2351"/>
-          </w:tcPr>
-          <w:p>
-            <w:r>
-              <w:rPr>
-                <w:rFonts w:ascii="微软雅黑" w:hAnsi="微软雅黑" w:eastAsia="微软雅黑"/>
-                <w:sz w:val="18"/>
-              </w:rPr>
-              <w:t>素斋馆布置</w:t>
-            </w:r>
-          </w:p>
-        </w:tc>
-      </w:tr>
-      <w:tr>
-        <w:tc>
-          <w:tcPr>
-            <w:tcW w:type="dxa" w:w="2351"/>
-          </w:tcPr>
-          <w:p>
-            <w:r>
-              <w:rPr>
-                <w:rFonts w:ascii="微软雅黑" w:hAnsi="微软雅黑" w:eastAsia="微软雅黑"/>
-                <w:sz w:val="18"/>
-              </w:rPr>
-              <w:t>体验环节</w:t>
-            </w:r>
-          </w:p>
-        </w:tc>
-        <w:tc>
-          <w:tcPr>
-            <w:tcW w:type="dxa" w:w="2351"/>
-          </w:tcPr>
-          <w:p>
-            <w:r>
-              <w:rPr>
-                <w:rFonts w:ascii="微软雅黑" w:hAnsi="微软雅黑" w:eastAsia="微软雅黑"/>
-                <w:sz w:val="18"/>
-              </w:rPr>
-              <w:t>采茶装备（竹篓、头巾等）</w:t>
-            </w:r>
-          </w:p>
-        </w:tc>
-        <w:tc>
-          <w:tcPr>
-            <w:tcW w:type="dxa" w:w="2351"/>
-          </w:tcPr>
-          <w:p>
-            <w:r>
-              <w:rPr>
-                <w:rFonts w:ascii="微软雅黑" w:hAnsi="微软雅黑" w:eastAsia="微软雅黑"/>
-                <w:sz w:val="18"/>
-              </w:rPr>
-              <w:t>30套</w:t>
-            </w:r>
-          </w:p>
-        </w:tc>
-        <w:tc>
-          <w:tcPr>
-            <w:tcW w:type="dxa" w:w="2351"/>
-          </w:tcPr>
-          <w:p>
-            <w:r>
-              <w:rPr>
-                <w:rFonts w:ascii="微软雅黑" w:hAnsi="微软雅黑" w:eastAsia="微软雅黑"/>
-                <w:sz w:val="18"/>
-              </w:rPr>
-              <w:t>社区提供</w:t>
-            </w:r>
-          </w:p>
-        </w:tc>
-      </w:tr>
-      <w:tr>
-        <w:tc>
-          <w:tcPr>
-            <w:tcW w:type="dxa" w:w="2351"/>
-          </w:tcPr>
-          <w:p>
-            <w:r>
-              <w:rPr>
-                <w:rFonts w:ascii="微软雅黑" w:hAnsi="微软雅黑" w:eastAsia="微软雅黑"/>
-                <w:sz w:val="18"/>
-              </w:rPr>
-              <w:t>体验环节</w:t>
-            </w:r>
-          </w:p>
-        </w:tc>
-        <w:tc>
-          <w:tcPr>
-            <w:tcW w:type="dxa" w:w="2351"/>
-          </w:tcPr>
-          <w:p>
-            <w:r>
-              <w:rPr>
-                <w:rFonts w:ascii="微软雅黑" w:hAnsi="微软雅黑" w:eastAsia="微软雅黑"/>
-                <w:sz w:val="18"/>
-              </w:rPr>
-              <w:t>抄经用品（经卷、毛笔、墨）</w:t>
-            </w:r>
-          </w:p>
-        </w:tc>
-        <w:tc>
-          <w:tcPr>
-            <w:tcW w:type="dxa" w:w="2351"/>
-          </w:tcPr>
-          <w:p>
-            <w:r>
-              <w:rPr>
-                <w:rFonts w:ascii="微软雅黑" w:hAnsi="微软雅黑" w:eastAsia="微软雅黑"/>
-                <w:sz w:val="18"/>
-              </w:rPr>
-              <w:t>30套</w:t>
-            </w:r>
-          </w:p>
-        </w:tc>
-        <w:tc>
-          <w:tcPr>
-            <w:tcW w:type="dxa" w:w="2351"/>
-          </w:tcPr>
-          <w:p>
-            <w:r>
-              <w:rPr>
-                <w:rFonts w:ascii="微软雅黑" w:hAnsi="微软雅黑" w:eastAsia="微软雅黑"/>
-                <w:sz w:val="18"/>
-              </w:rPr>
-              <w:t>社区提供</w:t>
-            </w:r>
-          </w:p>
-        </w:tc>
-      </w:tr>
-      <w:tr>
-        <w:tc>
-          <w:tcPr>
-            <w:tcW w:type="dxa" w:w="2351"/>
-          </w:tcPr>
-          <w:p>
-            <w:r>
-              <w:rPr>
-                <w:rFonts w:ascii="微软雅黑" w:hAnsi="微软雅黑" w:eastAsia="微软雅黑"/>
-                <w:sz w:val="18"/>
-              </w:rPr>
-              <w:t>伴手礼</w:t>
-            </w:r>
-          </w:p>
-        </w:tc>
-        <w:tc>
-          <w:tcPr>
-            <w:tcW w:type="dxa" w:w="2351"/>
-          </w:tcPr>
-          <w:p>
-            <w:r>
-              <w:rPr>
-                <w:rFonts w:ascii="微软雅黑" w:hAnsi="微软雅黑" w:eastAsia="微软雅黑"/>
-                <w:sz w:val="18"/>
-              </w:rPr>
-              <w:t>隐湖云舍龙井茶礼盒</w:t>
-            </w:r>
-          </w:p>
-        </w:tc>
-        <w:tc>
-          <w:tcPr>
-            <w:tcW w:type="dxa" w:w="2351"/>
-          </w:tcPr>
-          <w:p>
-            <w:r>
-              <w:rPr>
-                <w:rFonts w:ascii="微软雅黑" w:hAnsi="微软雅黑" w:eastAsia="微软雅黑"/>
-                <w:sz w:val="18"/>
-              </w:rPr>
-              <w:t>30份</w:t>
-            </w:r>
-          </w:p>
-        </w:tc>
-        <w:tc>
-          <w:tcPr>
-            <w:tcW w:type="dxa" w:w="2351"/>
-          </w:tcPr>
-          <w:p>
-            <w:r>
-              <w:rPr>
-                <w:rFonts w:ascii="微软雅黑" w:hAnsi="微软雅黑" w:eastAsia="微软雅黑"/>
-                <w:sz w:val="18"/>
-              </w:rPr>
-              <w:t>经典款138元/份</w:t>
-            </w:r>
-          </w:p>
-        </w:tc>
-      </w:tr>
-      <w:tr>
-        <w:tc>
-          <w:tcPr>
-            <w:tcW w:type="dxa" w:w="2351"/>
-          </w:tcPr>
-          <w:p>
-            <w:r>
-              <w:rPr>
-                <w:rFonts w:ascii="微软雅黑" w:hAnsi="微软雅黑" w:eastAsia="微软雅黑"/>
-                <w:sz w:val="18"/>
-              </w:rPr>
-              <w:t>灵隐环节</w:t>
-            </w:r>
-          </w:p>
-        </w:tc>
-        <w:tc>
-          <w:tcPr>
-            <w:tcW w:type="dxa" w:w="2351"/>
-          </w:tcPr>
-          <w:p>
-            <w:r>
-              <w:rPr>
-                <w:rFonts w:ascii="微软雅黑" w:hAnsi="微软雅黑" w:eastAsia="微软雅黑"/>
-                <w:sz w:val="18"/>
-              </w:rPr>
-              <w:t>身份信息收集表</w:t>
-            </w:r>
-          </w:p>
-        </w:tc>
-        <w:tc>
-          <w:tcPr>
-            <w:tcW w:type="dxa" w:w="2351"/>
-          </w:tcPr>
-          <w:p>
-            <w:r>
-              <w:rPr>
-                <w:rFonts w:ascii="微软雅黑" w:hAnsi="微软雅黑" w:eastAsia="微软雅黑"/>
-                <w:sz w:val="18"/>
-              </w:rPr>
-              <w:t>1份</w:t>
-            </w:r>
-          </w:p>
-        </w:tc>
-        <w:tc>
-          <w:tcPr>
-            <w:tcW w:type="dxa" w:w="2351"/>
-          </w:tcPr>
-          <w:p>
-            <w:r>
-              <w:rPr>
-                <w:rFonts w:ascii="微软雅黑" w:hAnsi="微软雅黑" w:eastAsia="微软雅黑"/>
-                <w:sz w:val="18"/>
-              </w:rPr>
-              <w:t>提前1-2天提交灵隐寺</w:t>
-            </w:r>
-          </w:p>
-        </w:tc>
-      </w:tr>
-      <w:tr>
-        <w:tc>
-          <w:tcPr>
-            <w:tcW w:type="dxa" w:w="2351"/>
-          </w:tcPr>
-          <w:p>
-            <w:r>
-              <w:rPr>
-                <w:rFonts w:ascii="微软雅黑" w:hAnsi="微软雅黑" w:eastAsia="微软雅黑"/>
-                <w:sz w:val="18"/>
-              </w:rPr>
-              <w:t>备用</w:t>
-            </w:r>
-          </w:p>
-        </w:tc>
-        <w:tc>
-          <w:tcPr>
-            <w:tcW w:type="dxa" w:w="2351"/>
-          </w:tcPr>
-          <w:p>
-            <w:r>
-              <w:rPr>
-                <w:rFonts w:ascii="微软雅黑" w:hAnsi="微软雅黑" w:eastAsia="微软雅黑"/>
-                <w:sz w:val="18"/>
-              </w:rPr>
-              <w:t>急救包、雨具</w:t>
-            </w:r>
-          </w:p>
-        </w:tc>
-        <w:tc>
-          <w:tcPr>
-            <w:tcW w:type="dxa" w:w="2351"/>
-          </w:tcPr>
-          <w:p>
-            <w:r>
-              <w:rPr>
-                <w:rFonts w:ascii="微软雅黑" w:hAnsi="微软雅黑" w:eastAsia="微软雅黑"/>
-                <w:sz w:val="18"/>
-              </w:rPr>
-              <w:t>若干</w:t>
-            </w:r>
-          </w:p>
-        </w:tc>
-        <w:tc>
-          <w:tcPr>
-            <w:tcW w:type="dxa" w:w="2351"/>
-          </w:tcPr>
-          <w:p>
-            <w:r>
-              <w:rPr>
-                <w:rFonts w:ascii="微软雅黑" w:hAnsi="微软雅黑" w:eastAsia="微软雅黑"/>
-                <w:sz w:val="18"/>
-              </w:rPr>
-              <w:t>应对突发天气/身体不适</w:t>
+              <w:t>活动前1周</w:t>
             </w:r>
           </w:p>
         </w:tc>
       </w:tr>
     </w:tbl>
-    <w:p>
-      <w:pPr>
-        <w:pStyle w:val="Heading1"/>
-      </w:pPr>
-      <w:r>
-        <w:rPr>
-          <w:rFonts w:ascii="微软雅黑" w:hAnsi="微软雅黑" w:eastAsia="微软雅黑"/>
-        </w:rPr>
-        <w:t>7. 风险与应对</w:t>
-      </w:r>
-    </w:p>
-    <w:tbl>
-      <w:tblPr>
-        <w:tblStyle w:val="LightGrid-Accent1"/>
-        <w:tblW w:type="auto" w:w="0"/>
-        <w:jc w:val="center"/>
-        <w:tblLook w:firstColumn="1" w:firstRow="1" w:lastColumn="0" w:lastRow="0" w:noHBand="0" w:noVBand="1" w:val="04A0"/>
-      </w:tblPr>
-      <w:tblGrid>
-        <w:gridCol w:w="2351"/>
-        <w:gridCol w:w="2351"/>
-        <w:gridCol w:w="2351"/>
-        <w:gridCol w:w="2351"/>
-      </w:tblGrid>
-      <w:tr>
-        <w:tc>
-          <w:tcPr>
-            <w:tcW w:type="dxa" w:w="2351"/>
-          </w:tcPr>
-          <w:p>
-            <w:pPr>
-              <w:jc w:val="center"/>
-            </w:pPr>
-            <w:r>
-              <w:rPr>
-                <w:rFonts w:ascii="微软雅黑" w:hAnsi="微软雅黑" w:eastAsia="微软雅黑"/>
-                <w:b/>
-                <w:sz w:val="18"/>
-              </w:rPr>
-              <w:t>风险</w:t>
-            </w:r>
-          </w:p>
-        </w:tc>
-        <w:tc>
-          <w:tcPr>
-            <w:tcW w:type="dxa" w:w="2351"/>
-          </w:tcPr>
-          <w:p>
-            <w:pPr>
-              <w:jc w:val="center"/>
-            </w:pPr>
-            <w:r>
-              <w:rPr>
-                <w:rFonts w:ascii="微软雅黑" w:hAnsi="微软雅黑" w:eastAsia="微软雅黑"/>
-                <w:b/>
-                <w:sz w:val="18"/>
-              </w:rPr>
-              <w:t>可能性</w:t>
-            </w:r>
-          </w:p>
-        </w:tc>
-        <w:tc>
-          <w:tcPr>
-            <w:tcW w:type="dxa" w:w="2351"/>
-          </w:tcPr>
-          <w:p>
-            <w:pPr>
-              <w:jc w:val="center"/>
-            </w:pPr>
-            <w:r>
-              <w:rPr>
-                <w:rFonts w:ascii="微软雅黑" w:hAnsi="微软雅黑" w:eastAsia="微软雅黑"/>
-                <w:b/>
-                <w:sz w:val="18"/>
-              </w:rPr>
-              <w:t>影响</w:t>
-            </w:r>
-          </w:p>
-        </w:tc>
-        <w:tc>
-          <w:tcPr>
-            <w:tcW w:type="dxa" w:w="2351"/>
-          </w:tcPr>
-          <w:p>
-            <w:pPr>
-              <w:jc w:val="center"/>
-            </w:pPr>
-            <w:r>
-              <w:rPr>
-                <w:rFonts w:ascii="微软雅黑" w:hAnsi="微软雅黑" w:eastAsia="微软雅黑"/>
-                <w:b/>
-                <w:sz w:val="18"/>
-              </w:rPr>
-              <w:t>应对措施</w:t>
-            </w:r>
-          </w:p>
-        </w:tc>
-      </w:tr>
-      <w:tr>
-        <w:tc>
-          <w:tcPr>
-            <w:tcW w:type="dxa" w:w="2351"/>
-          </w:tcPr>
-          <w:p>
-            <w:r>
-              <w:rPr>
-                <w:rFonts w:ascii="微软雅黑" w:hAnsi="微软雅黑" w:eastAsia="微软雅黑"/>
-                <w:sz w:val="18"/>
-              </w:rPr>
-              <w:t>天气不佳（降雨）</w:t>
-            </w:r>
-          </w:p>
-        </w:tc>
-        <w:tc>
-          <w:tcPr>
-            <w:tcW w:type="dxa" w:w="2351"/>
-          </w:tcPr>
-          <w:p>
-            <w:r>
-              <w:rPr>
-                <w:rFonts w:ascii="微软雅黑" w:hAnsi="微软雅黑" w:eastAsia="微软雅黑"/>
-                <w:sz w:val="18"/>
-              </w:rPr>
-              <w:t>中（5月杭州多雨）</w:t>
-            </w:r>
-          </w:p>
-        </w:tc>
-        <w:tc>
-          <w:tcPr>
-            <w:tcW w:type="dxa" w:w="2351"/>
-          </w:tcPr>
-          <w:p>
-            <w:r>
-              <w:rPr>
-                <w:rFonts w:ascii="微软雅黑" w:hAnsi="微软雅黑" w:eastAsia="微软雅黑"/>
-                <w:sz w:val="18"/>
-              </w:rPr>
-              <w:t>采茶体验受影响</w:t>
-            </w:r>
-          </w:p>
-        </w:tc>
-        <w:tc>
-          <w:tcPr>
-            <w:tcW w:type="dxa" w:w="2351"/>
-          </w:tcPr>
-          <w:p>
-            <w:r>
-              <w:rPr>
-                <w:rFonts w:ascii="微软雅黑" w:hAnsi="微软雅黑" w:eastAsia="微软雅黑"/>
-                <w:sz w:val="18"/>
-              </w:rPr>
-              <w:t>准备室内备选方案（宋韵点茶88元/人替代采茶）；提前关注天气，行前须知提醒带雨具</w:t>
-            </w:r>
-          </w:p>
-        </w:tc>
-      </w:tr>
-      <w:tr>
-        <w:tc>
-          <w:tcPr>
-            <w:tcW w:type="dxa" w:w="2351"/>
-          </w:tcPr>
-          <w:p>
-            <w:r>
-              <w:rPr>
-                <w:rFonts w:ascii="微软雅黑" w:hAnsi="微软雅黑" w:eastAsia="微软雅黑"/>
-                <w:sz w:val="18"/>
-              </w:rPr>
-              <w:t>灵隐寺预约失败</w:t>
-            </w:r>
-          </w:p>
-        </w:tc>
-        <w:tc>
-          <w:tcPr>
-            <w:tcW w:type="dxa" w:w="2351"/>
-          </w:tcPr>
-          <w:p>
-            <w:r>
-              <w:rPr>
-                <w:rFonts w:ascii="微软雅黑" w:hAnsi="微软雅黑" w:eastAsia="微软雅黑"/>
-                <w:sz w:val="18"/>
-              </w:rPr>
-              <w:t>低</w:t>
-            </w:r>
-          </w:p>
-        </w:tc>
-        <w:tc>
-          <w:tcPr>
-            <w:tcW w:type="dxa" w:w="2351"/>
-          </w:tcPr>
-          <w:p>
-            <w:r>
-              <w:rPr>
-                <w:rFonts w:ascii="微软雅黑" w:hAnsi="微软雅黑" w:eastAsia="微软雅黑"/>
-                <w:sz w:val="18"/>
-              </w:rPr>
-              <w:t>核心环节落空</w:t>
-            </w:r>
-          </w:p>
-        </w:tc>
-        <w:tc>
-          <w:tcPr>
-            <w:tcW w:type="dxa" w:w="2351"/>
-          </w:tcPr>
-          <w:p>
-            <w:r>
-              <w:rPr>
-                <w:rFonts w:ascii="微软雅黑" w:hAnsi="微软雅黑" w:eastAsia="微软雅黑"/>
-                <w:sz w:val="18"/>
-              </w:rPr>
-              <w:t>提前5-7天预约（而非1-2天）；确认备用日期；提前与灵隐寺确认内堂接待政策</w:t>
-            </w:r>
-          </w:p>
-        </w:tc>
-      </w:tr>
-      <w:tr>
-        <w:tc>
-          <w:tcPr>
-            <w:tcW w:type="dxa" w:w="2351"/>
-          </w:tcPr>
-          <w:p>
-            <w:r>
-              <w:rPr>
-                <w:rFonts w:ascii="微软雅黑" w:hAnsi="微软雅黑" w:eastAsia="微软雅黑"/>
-                <w:sz w:val="18"/>
-              </w:rPr>
-              <w:t>客户临时取消/人数不足</w:t>
-            </w:r>
-          </w:p>
-        </w:tc>
-        <w:tc>
-          <w:tcPr>
-            <w:tcW w:type="dxa" w:w="2351"/>
-          </w:tcPr>
-          <w:p>
-            <w:r>
-              <w:rPr>
-                <w:rFonts w:ascii="微软雅黑" w:hAnsi="微软雅黑" w:eastAsia="微软雅黑"/>
-                <w:sz w:val="18"/>
-              </w:rPr>
-              <w:t>中</w:t>
-            </w:r>
-          </w:p>
-        </w:tc>
-        <w:tc>
-          <w:tcPr>
-            <w:tcW w:type="dxa" w:w="2351"/>
-          </w:tcPr>
-          <w:p>
-            <w:r>
-              <w:rPr>
-                <w:rFonts w:ascii="微软雅黑" w:hAnsi="微软雅黑" w:eastAsia="微软雅黑"/>
-                <w:sz w:val="18"/>
-              </w:rPr>
-              <w:t>人均成本上升，房间空置</w:t>
-            </w:r>
-          </w:p>
-        </w:tc>
-        <w:tc>
-          <w:tcPr>
-            <w:tcW w:type="dxa" w:w="2351"/>
-          </w:tcPr>
-          <w:p>
-            <w:r>
-              <w:rPr>
-                <w:rFonts w:ascii="微软雅黑" w:hAnsi="微软雅黑" w:eastAsia="微软雅黑"/>
-                <w:sz w:val="18"/>
-              </w:rPr>
-              <w:t>邀约时确认出席意愿并收取小额定金；与社区确认免费取消时限</w:t>
-            </w:r>
-          </w:p>
-        </w:tc>
-      </w:tr>
-      <w:tr>
-        <w:tc>
-          <w:tcPr>
-            <w:tcW w:type="dxa" w:w="2351"/>
-          </w:tcPr>
-          <w:p>
-            <w:r>
-              <w:rPr>
-                <w:rFonts w:ascii="微软雅黑" w:hAnsi="微软雅黑" w:eastAsia="微软雅黑"/>
-                <w:sz w:val="18"/>
-              </w:rPr>
-              <w:t>素斋馆场地不可用</w:t>
-            </w:r>
-          </w:p>
-        </w:tc>
-        <w:tc>
-          <w:tcPr>
-            <w:tcW w:type="dxa" w:w="2351"/>
-          </w:tcPr>
-          <w:p>
-            <w:r>
-              <w:rPr>
-                <w:rFonts w:ascii="微软雅黑" w:hAnsi="微软雅黑" w:eastAsia="微软雅黑"/>
-                <w:sz w:val="18"/>
-              </w:rPr>
-              <w:t>中</w:t>
-            </w:r>
-          </w:p>
-        </w:tc>
-        <w:tc>
-          <w:tcPr>
-            <w:tcW w:type="dxa" w:w="2351"/>
-          </w:tcPr>
-          <w:p>
-            <w:r>
-              <w:rPr>
-                <w:rFonts w:ascii="微软雅黑" w:hAnsi="微软雅黑" w:eastAsia="微软雅黑"/>
-                <w:sz w:val="18"/>
-              </w:rPr>
-              <w:t>服务发布会无场地</w:t>
-            </w:r>
-          </w:p>
-        </w:tc>
-        <w:tc>
-          <w:tcPr>
-            <w:tcW w:type="dxa" w:w="2351"/>
-          </w:tcPr>
-          <w:p>
-            <w:r>
-              <w:rPr>
-                <w:rFonts w:ascii="微软雅黑" w:hAnsi="微软雅黑" w:eastAsia="微软雅黑"/>
-                <w:sz w:val="18"/>
-              </w:rPr>
-              <w:t>提前踩点确认2-3家备选素斋馆并预订；最后备选：回社区宋韵雅致多功能室</w:t>
-            </w:r>
-          </w:p>
-        </w:tc>
-      </w:tr>
-      <w:tr>
-        <w:tc>
-          <w:tcPr>
-            <w:tcW w:type="dxa" w:w="2351"/>
-          </w:tcPr>
-          <w:p>
-            <w:r>
-              <w:rPr>
-                <w:rFonts w:ascii="微软雅黑" w:hAnsi="微软雅黑" w:eastAsia="微软雅黑"/>
-                <w:sz w:val="18"/>
-              </w:rPr>
-              <w:t>客户对素斋不合口味</w:t>
-            </w:r>
-          </w:p>
-        </w:tc>
-        <w:tc>
-          <w:tcPr>
-            <w:tcW w:type="dxa" w:w="2351"/>
-          </w:tcPr>
-          <w:p>
-            <w:r>
-              <w:rPr>
-                <w:rFonts w:ascii="微软雅黑" w:hAnsi="微软雅黑" w:eastAsia="微软雅黑"/>
-                <w:sz w:val="18"/>
-              </w:rPr>
-              <w:t>低</w:t>
-            </w:r>
-          </w:p>
-        </w:tc>
-        <w:tc>
-          <w:tcPr>
-            <w:tcW w:type="dxa" w:w="2351"/>
-          </w:tcPr>
-          <w:p>
-            <w:r>
-              <w:rPr>
-                <w:rFonts w:ascii="微软雅黑" w:hAnsi="微软雅黑" w:eastAsia="微软雅黑"/>
-                <w:sz w:val="18"/>
-              </w:rPr>
-              <w:t>体验打折扣</w:t>
-            </w:r>
-          </w:p>
-        </w:tc>
-        <w:tc>
-          <w:tcPr>
-            <w:tcW w:type="dxa" w:w="2351"/>
-          </w:tcPr>
-          <w:p>
-            <w:r>
-              <w:rPr>
-                <w:rFonts w:ascii="微软雅黑" w:hAnsi="微软雅黑" w:eastAsia="微软雅黑"/>
-                <w:sz w:val="18"/>
-              </w:rPr>
-              <w:t>提前与素斋馆沟通菜单，确保菜品丰富度（菌菇、时蔬、豆制品、面点搭配）</w:t>
-            </w:r>
-          </w:p>
-        </w:tc>
-      </w:tr>
-      <w:tr>
-        <w:tc>
-          <w:tcPr>
-            <w:tcW w:type="dxa" w:w="2351"/>
-          </w:tcPr>
-          <w:p>
-            <w:r>
-              <w:rPr>
-                <w:rFonts w:ascii="微软雅黑" w:hAnsi="微软雅黑" w:eastAsia="微软雅黑"/>
-                <w:sz w:val="18"/>
-              </w:rPr>
-              <w:t>交通延误</w:t>
-            </w:r>
-          </w:p>
-        </w:tc>
-        <w:tc>
-          <w:tcPr>
-            <w:tcW w:type="dxa" w:w="2351"/>
-          </w:tcPr>
-          <w:p>
-            <w:r>
-              <w:rPr>
-                <w:rFonts w:ascii="微软雅黑" w:hAnsi="微软雅黑" w:eastAsia="微软雅黑"/>
-                <w:sz w:val="18"/>
-              </w:rPr>
-              <w:t>低</w:t>
-            </w:r>
-          </w:p>
-        </w:tc>
-        <w:tc>
-          <w:tcPr>
-            <w:tcW w:type="dxa" w:w="2351"/>
-          </w:tcPr>
-          <w:p>
-            <w:r>
-              <w:rPr>
-                <w:rFonts w:ascii="微软雅黑" w:hAnsi="微软雅黑" w:eastAsia="微软雅黑"/>
-                <w:sz w:val="18"/>
-              </w:rPr>
-              <w:t>行程压缩</w:t>
-            </w:r>
-          </w:p>
-        </w:tc>
-        <w:tc>
-          <w:tcPr>
-            <w:tcW w:type="dxa" w:w="2351"/>
-          </w:tcPr>
-          <w:p>
-            <w:r>
-              <w:rPr>
-                <w:rFonts w:ascii="微软雅黑" w:hAnsi="微软雅黑" w:eastAsia="微软雅黑"/>
-                <w:sz w:val="18"/>
-              </w:rPr>
-              <w:t>D2上午预留充足缓冲时间；灵隐至素斋馆步行距离即可，不依赖车辆</w:t>
-            </w:r>
-          </w:p>
-        </w:tc>
-      </w:tr>
-    </w:tbl>
-    <w:p>
-      <w:pPr>
-        <w:pStyle w:val="Heading1"/>
-      </w:pPr>
-      <w:r>
-        <w:rPr>
-          <w:rFonts w:ascii="微软雅黑" w:hAnsi="微软雅黑" w:eastAsia="微软雅黑"/>
-        </w:rPr>
-        <w:t>8. 下一步行动</w:t>
-      </w:r>
-    </w:p>
-    <w:p>
-      <w:pPr>
-        <w:ind w:firstLine="397"/>
-      </w:pPr>
-      <w:r>
-        <w:rPr>
-          <w:rFonts w:ascii="微软雅黑" w:hAnsi="微软雅黑" w:eastAsia="微软雅黑"/>
-        </w:rPr>
-        <w:t>以下为活动落地前5项关键行动，建议按优先级依次推进：</w:t>
-      </w:r>
-    </w:p>
-    <w:tbl>
-      <w:tblPr>
-        <w:tblStyle w:val="LightGrid-Accent1"/>
-        <w:tblW w:type="auto" w:w="0"/>
-        <w:jc w:val="center"/>
-        <w:tblLook w:firstColumn="1" w:firstRow="1" w:lastColumn="0" w:lastRow="0" w:noHBand="0" w:noVBand="1" w:val="04A0"/>
-      </w:tblPr>
-      <w:tblGrid>
-        <w:gridCol w:w="1881"/>
-        <w:gridCol w:w="1881"/>
-        <w:gridCol w:w="1881"/>
-        <w:gridCol w:w="1881"/>
-        <w:gridCol w:w="1881"/>
-      </w:tblGrid>
-      <w:tr>
-        <w:tc>
-          <w:tcPr>
-            <w:tcW w:type="dxa" w:w="1881"/>
-          </w:tcPr>
-          <w:p>
-            <w:pPr>
-              <w:jc w:val="center"/>
-            </w:pPr>
-            <w:r>
-              <w:rPr>
-                <w:rFonts w:ascii="微软雅黑" w:hAnsi="微软雅黑" w:eastAsia="微软雅黑"/>
-                <w:b/>
-                <w:sz w:val="18"/>
-              </w:rPr>
-              <w:t>优先级</w:t>
-            </w:r>
-          </w:p>
-        </w:tc>
-        <w:tc>
-          <w:tcPr>
-            <w:tcW w:type="dxa" w:w="1881"/>
-          </w:tcPr>
-          <w:p>
-            <w:pPr>
-              <w:jc w:val="center"/>
-            </w:pPr>
-            <w:r>
-              <w:rPr>
-                <w:rFonts w:ascii="微软雅黑" w:hAnsi="微软雅黑" w:eastAsia="微软雅黑"/>
-                <w:b/>
-                <w:sz w:val="18"/>
-              </w:rPr>
-              <w:t>行动项</w:t>
-            </w:r>
-          </w:p>
-        </w:tc>
-        <w:tc>
-          <w:tcPr>
-            <w:tcW w:type="dxa" w:w="1881"/>
-          </w:tcPr>
-          <w:p>
-            <w:pPr>
-              <w:jc w:val="center"/>
-            </w:pPr>
-            <w:r>
-              <w:rPr>
-                <w:rFonts w:ascii="微软雅黑" w:hAnsi="微软雅黑" w:eastAsia="微软雅黑"/>
-                <w:b/>
-                <w:sz w:val="18"/>
-              </w:rPr>
-              <w:t>负责人</w:t>
-            </w:r>
-          </w:p>
-        </w:tc>
-        <w:tc>
-          <w:tcPr>
-            <w:tcW w:type="dxa" w:w="1881"/>
-          </w:tcPr>
-          <w:p>
-            <w:pPr>
-              <w:jc w:val="center"/>
-            </w:pPr>
-            <w:r>
-              <w:rPr>
-                <w:rFonts w:ascii="微软雅黑" w:hAnsi="微软雅黑" w:eastAsia="微软雅黑"/>
-                <w:b/>
-                <w:sz w:val="18"/>
-              </w:rPr>
-              <w:t>截止时间</w:t>
-            </w:r>
-          </w:p>
-        </w:tc>
-        <w:tc>
-          <w:tcPr>
-            <w:tcW w:type="dxa" w:w="1881"/>
-          </w:tcPr>
-          <w:p>
-            <w:pPr>
-              <w:jc w:val="center"/>
-            </w:pPr>
-            <w:r>
-              <w:rPr>
-                <w:rFonts w:ascii="微软雅黑" w:hAnsi="微软雅黑" w:eastAsia="微软雅黑"/>
-                <w:b/>
-                <w:sz w:val="18"/>
-              </w:rPr>
-              <w:t>终止条件</w:t>
-            </w:r>
-          </w:p>
-        </w:tc>
-      </w:tr>
-      <w:tr>
-        <w:tc>
-          <w:tcPr>
-            <w:tcW w:type="dxa" w:w="1881"/>
-          </w:tcPr>
-          <w:p>
-            <w:r>
-              <w:rPr>
-                <w:rFonts w:ascii="微软雅黑" w:hAnsi="微软雅黑" w:eastAsia="微软雅黑"/>
-                <w:sz w:val="18"/>
-              </w:rPr>
-              <w:t>P0</w:t>
-            </w:r>
-          </w:p>
-        </w:tc>
-        <w:tc>
-          <w:tcPr>
-            <w:tcW w:type="dxa" w:w="1881"/>
-          </w:tcPr>
-          <w:p>
-            <w:r>
-              <w:rPr>
-                <w:rFonts w:ascii="微软雅黑" w:hAnsi="微软雅黑" w:eastAsia="微软雅黑"/>
-                <w:sz w:val="18"/>
-              </w:rPr>
-              <w:t>实地踩点灵隐寺旁素斋馆，确认服务发布会场地及素斋菜单</w:t>
-            </w:r>
-          </w:p>
-        </w:tc>
-        <w:tc>
-          <w:tcPr>
-            <w:tcW w:type="dxa" w:w="1881"/>
-          </w:tcPr>
-          <w:p>
-            <w:r>
-              <w:rPr>
-                <w:rFonts w:ascii="微软雅黑" w:hAnsi="微软雅黑" w:eastAsia="微软雅黑"/>
-                <w:sz w:val="18"/>
-              </w:rPr>
-              <w:t>活动总控</w:t>
-            </w:r>
-          </w:p>
-        </w:tc>
-        <w:tc>
-          <w:tcPr>
-            <w:tcW w:type="dxa" w:w="1881"/>
-          </w:tcPr>
-          <w:p>
-            <w:r>
-              <w:rPr>
-                <w:rFonts w:ascii="微软雅黑" w:hAnsi="微软雅黑" w:eastAsia="微软雅黑"/>
-                <w:sz w:val="18"/>
-              </w:rPr>
-              <w:t>活动前3周</w:t>
-            </w:r>
-          </w:p>
-        </w:tc>
-        <w:tc>
-          <w:tcPr>
-            <w:tcW w:type="dxa" w:w="1881"/>
-          </w:tcPr>
-          <w:p>
-            <w:r>
-              <w:rPr>
-                <w:rFonts w:ascii="微软雅黑" w:hAnsi="微软雅黑" w:eastAsia="微软雅黑"/>
-                <w:sz w:val="18"/>
-              </w:rPr>
-              <w:t>确定2-3家备选并完成预订</w:t>
-            </w:r>
-          </w:p>
-        </w:tc>
-      </w:tr>
-      <w:tr>
-        <w:tc>
-          <w:tcPr>
-            <w:tcW w:type="dxa" w:w="1881"/>
-          </w:tcPr>
-          <w:p>
-            <w:r>
-              <w:rPr>
-                <w:rFonts w:ascii="微软雅黑" w:hAnsi="微软雅黑" w:eastAsia="微软雅黑"/>
-                <w:sz w:val="18"/>
-              </w:rPr>
-              <w:t>P0</w:t>
-            </w:r>
-          </w:p>
-        </w:tc>
-        <w:tc>
-          <w:tcPr>
-            <w:tcW w:type="dxa" w:w="1881"/>
-          </w:tcPr>
-          <w:p>
-            <w:r>
-              <w:rPr>
-                <w:rFonts w:ascii="微软雅黑" w:hAnsi="微软雅黑" w:eastAsia="微软雅黑"/>
-                <w:sz w:val="18"/>
-              </w:rPr>
-              <w:t>与隐湖云舍社区确认5月可用日期、房间预留（15间榻榻米房）及活动套餐预订</w:t>
-            </w:r>
-          </w:p>
-        </w:tc>
-        <w:tc>
-          <w:tcPr>
-            <w:tcW w:type="dxa" w:w="1881"/>
-          </w:tcPr>
-          <w:p>
-            <w:r>
-              <w:rPr>
-                <w:rFonts w:ascii="微软雅黑" w:hAnsi="微软雅黑" w:eastAsia="微软雅黑"/>
-                <w:sz w:val="18"/>
-              </w:rPr>
-              <w:t>活动总控</w:t>
-            </w:r>
-          </w:p>
-        </w:tc>
-        <w:tc>
-          <w:tcPr>
-            <w:tcW w:type="dxa" w:w="1881"/>
-          </w:tcPr>
-          <w:p>
-            <w:r>
-              <w:rPr>
-                <w:rFonts w:ascii="微软雅黑" w:hAnsi="微软雅黑" w:eastAsia="微软雅黑"/>
-                <w:sz w:val="18"/>
-              </w:rPr>
-              <w:t>活动前3周</w:t>
-            </w:r>
-          </w:p>
-        </w:tc>
-        <w:tc>
-          <w:tcPr>
-            <w:tcW w:type="dxa" w:w="1881"/>
-          </w:tcPr>
-          <w:p>
-            <w:r>
-              <w:rPr>
-                <w:rFonts w:ascii="微软雅黑" w:hAnsi="微软雅黑" w:eastAsia="微软雅黑"/>
-                <w:sz w:val="18"/>
-              </w:rPr>
-              <w:t>社区出具预订确认函</w:t>
-            </w:r>
-          </w:p>
-        </w:tc>
-      </w:tr>
-      <w:tr>
-        <w:tc>
-          <w:tcPr>
-            <w:tcW w:type="dxa" w:w="1881"/>
-          </w:tcPr>
-          <w:p>
-            <w:r>
-              <w:rPr>
-                <w:rFonts w:ascii="微软雅黑" w:hAnsi="微软雅黑" w:eastAsia="微软雅黑"/>
-                <w:sz w:val="18"/>
-              </w:rPr>
-              <w:t>P1</w:t>
-            </w:r>
-          </w:p>
-        </w:tc>
-        <w:tc>
-          <w:tcPr>
-            <w:tcW w:type="dxa" w:w="1881"/>
-          </w:tcPr>
-          <w:p>
-            <w:r>
-              <w:rPr>
-                <w:rFonts w:ascii="微软雅黑" w:hAnsi="微软雅黑" w:eastAsia="微软雅黑"/>
-                <w:sz w:val="18"/>
-              </w:rPr>
-              <w:t>完成客户邀约名单确认，发出电子邀请函</w:t>
-            </w:r>
-          </w:p>
-        </w:tc>
-        <w:tc>
-          <w:tcPr>
-            <w:tcW w:type="dxa" w:w="1881"/>
-          </w:tcPr>
-          <w:p>
-            <w:r>
-              <w:rPr>
-                <w:rFonts w:ascii="微软雅黑" w:hAnsi="微软雅黑" w:eastAsia="微软雅黑"/>
-                <w:sz w:val="18"/>
-              </w:rPr>
-              <w:t>客户经理</w:t>
-            </w:r>
-          </w:p>
-        </w:tc>
-        <w:tc>
-          <w:tcPr>
-            <w:tcW w:type="dxa" w:w="1881"/>
-          </w:tcPr>
-          <w:p>
-            <w:r>
-              <w:rPr>
-                <w:rFonts w:ascii="微软雅黑" w:hAnsi="微软雅黑" w:eastAsia="微软雅黑"/>
-                <w:sz w:val="18"/>
-              </w:rPr>
-              <w:t>活动前2周</w:t>
-            </w:r>
-          </w:p>
-        </w:tc>
-        <w:tc>
-          <w:tcPr>
-            <w:tcW w:type="dxa" w:w="1881"/>
-          </w:tcPr>
-          <w:p>
-            <w:r>
-              <w:rPr>
-                <w:rFonts w:ascii="微软雅黑" w:hAnsi="微软雅黑" w:eastAsia="微软雅黑"/>
-                <w:sz w:val="18"/>
-              </w:rPr>
-              <w:t>收到25-30人确认出席</w:t>
-            </w:r>
-          </w:p>
-        </w:tc>
-      </w:tr>
-      <w:tr>
-        <w:tc>
-          <w:tcPr>
-            <w:tcW w:type="dxa" w:w="1881"/>
-          </w:tcPr>
-          <w:p>
-            <w:r>
-              <w:rPr>
-                <w:rFonts w:ascii="微软雅黑" w:hAnsi="微软雅黑" w:eastAsia="微软雅黑"/>
-                <w:sz w:val="18"/>
-              </w:rPr>
-              <w:t>P1</w:t>
-            </w:r>
-          </w:p>
-        </w:tc>
-        <w:tc>
-          <w:tcPr>
-            <w:tcW w:type="dxa" w:w="1881"/>
-          </w:tcPr>
-          <w:p>
-            <w:r>
-              <w:rPr>
-                <w:rFonts w:ascii="微软雅黑" w:hAnsi="微软雅黑" w:eastAsia="微软雅黑"/>
-                <w:sz w:val="18"/>
-              </w:rPr>
-              <w:t>收集客户身份信息，提交灵隐寺内堂预约</w:t>
-            </w:r>
-          </w:p>
-        </w:tc>
-        <w:tc>
-          <w:tcPr>
-            <w:tcW w:type="dxa" w:w="1881"/>
-          </w:tcPr>
-          <w:p>
-            <w:r>
-              <w:rPr>
-                <w:rFonts w:ascii="微软雅黑" w:hAnsi="微软雅黑" w:eastAsia="微软雅黑"/>
-                <w:sz w:val="18"/>
-              </w:rPr>
-              <w:t>客户经理</w:t>
-            </w:r>
-          </w:p>
-        </w:tc>
-        <w:tc>
-          <w:tcPr>
-            <w:tcW w:type="dxa" w:w="1881"/>
-          </w:tcPr>
-          <w:p>
-            <w:r>
-              <w:rPr>
-                <w:rFonts w:ascii="微软雅黑" w:hAnsi="微软雅黑" w:eastAsia="微软雅黑"/>
-                <w:sz w:val="18"/>
-              </w:rPr>
-              <w:t>活动前1周</w:t>
-            </w:r>
-          </w:p>
-        </w:tc>
-        <w:tc>
-          <w:tcPr>
-            <w:tcW w:type="dxa" w:w="1881"/>
-          </w:tcPr>
-          <w:p>
-            <w:r>
-              <w:rPr>
-                <w:rFonts w:ascii="微软雅黑" w:hAnsi="微软雅黑" w:eastAsia="微软雅黑"/>
-                <w:sz w:val="18"/>
-              </w:rPr>
-              <w:t>灵隐寺确认预约成功</w:t>
-            </w:r>
-          </w:p>
-        </w:tc>
-      </w:tr>
-      <w:tr>
-        <w:tc>
-          <w:tcPr>
-            <w:tcW w:type="dxa" w:w="1881"/>
-          </w:tcPr>
-          <w:p>
-            <w:r>
-              <w:rPr>
-                <w:rFonts w:ascii="微软雅黑" w:hAnsi="微软雅黑" w:eastAsia="微软雅黑"/>
-                <w:sz w:val="18"/>
-              </w:rPr>
-              <w:t>P2</w:t>
-            </w:r>
-          </w:p>
-        </w:tc>
-        <w:tc>
-          <w:tcPr>
-            <w:tcW w:type="dxa" w:w="1881"/>
-          </w:tcPr>
-          <w:p>
-            <w:r>
-              <w:rPr>
-                <w:rFonts w:ascii="微软雅黑" w:hAnsi="微软雅黑" w:eastAsia="微软雅黑"/>
-                <w:sz w:val="18"/>
-              </w:rPr>
-              <w:t>准备服务手册内容、行前须知、物料制作</w:t>
-            </w:r>
-          </w:p>
-        </w:tc>
-        <w:tc>
-          <w:tcPr>
-            <w:tcW w:type="dxa" w:w="1881"/>
-          </w:tcPr>
-          <w:p>
-            <w:r>
-              <w:rPr>
-                <w:rFonts w:ascii="微软雅黑" w:hAnsi="微软雅黑" w:eastAsia="微软雅黑"/>
-                <w:sz w:val="18"/>
-              </w:rPr>
-              <w:t>活动总控+主讲人</w:t>
-            </w:r>
-          </w:p>
-        </w:tc>
-        <w:tc>
-          <w:tcPr>
-            <w:tcW w:type="dxa" w:w="1881"/>
-          </w:tcPr>
-          <w:p>
-            <w:r>
-              <w:rPr>
-                <w:rFonts w:ascii="微软雅黑" w:hAnsi="微软雅黑" w:eastAsia="微软雅黑"/>
-                <w:sz w:val="18"/>
-              </w:rPr>
-              <w:t>活动前1周</w:t>
-            </w:r>
-          </w:p>
-        </w:tc>
-        <w:tc>
-          <w:tcPr>
-            <w:tcW w:type="dxa" w:w="1881"/>
-          </w:tcPr>
-          <w:p>
-            <w:r>
-              <w:rPr>
-                <w:rFonts w:ascii="微软雅黑" w:hAnsi="微软雅黑" w:eastAsia="微软雅黑"/>
-                <w:sz w:val="18"/>
-              </w:rPr>
-              <w:t>所有物料到位</w:t>
-            </w:r>
-          </w:p>
-        </w:tc>
-      </w:tr>
-    </w:tbl>
+    <w:p/>
     <w:p>
       <w:r>
         <w:rPr>
-          <w:rFonts w:ascii="微软雅黑" w:hAnsi="微软雅黑" w:eastAsia="微软雅黑"/>
+          <w:rFonts w:ascii="仿宋" w:hAnsi="仿宋"/>
         </w:rPr>
+        <w:t>— 策划案完 —</w:t>
       </w:r>
     </w:p>
     <w:p>
       <w:r>
         <w:rPr>
-          <w:rFonts w:ascii="微软雅黑" w:hAnsi="微软雅黑" w:eastAsia="微软雅黑"/>
-          <w:b/>
+          <w:rFonts w:ascii="仿宋" w:hAnsi="仿宋"/>
         </w:rPr>
-        <w:t>以上行动项全部完成后，活动总控在活动前3天做一次全流程走查（含雨天备选方案确认），确保各环节衔接无误。</w:t>
-      </w:r>
-    </w:p>
-    <w:p>
-      <w:pPr>
-        <w:pStyle w:val="Heading1"/>
-      </w:pPr>
-      <w:r>
-        <w:rPr>
-          <w:rFonts w:ascii="微软雅黑" w:hAnsi="微软雅黑" w:eastAsia="微软雅黑"/>
-        </w:rPr>
-        <w:t>附录：社区及灵隐寺信息</w:t>
-      </w:r>
-    </w:p>
-    <w:p>
-      <w:pPr>
-        <w:pStyle w:val="Heading2"/>
-      </w:pPr>
-      <w:r>
-        <w:rPr>
-          <w:rFonts w:ascii="微软雅黑" w:hAnsi="微软雅黑" w:eastAsia="微软雅黑"/>
-        </w:rPr>
-        <w:t>隐湖云舍旅居社区</w:t>
-      </w:r>
-    </w:p>
-    <w:p>
-      <w:r>
-        <w:rPr>
-          <w:rFonts w:ascii="微软雅黑" w:hAnsi="微软雅黑" w:eastAsia="微软雅黑"/>
-          <w:sz w:val="20"/>
-        </w:rPr>
-        <w:t>• 地址：杭州市西湖区龙井路 大家的家·隐湖云舍</w:t>
-      </w:r>
-    </w:p>
-    <w:p>
-      <w:r>
-        <w:rPr>
-          <w:rFonts w:ascii="微软雅黑" w:hAnsi="微软雅黑" w:eastAsia="微软雅黑"/>
-          <w:sz w:val="20"/>
-        </w:rPr>
-        <w:t>• 预订热线：0571-8891 9111</w:t>
-      </w:r>
-    </w:p>
-    <w:p>
-      <w:r>
-        <w:rPr>
-          <w:rFonts w:ascii="微软雅黑" w:hAnsi="微软雅黑" w:eastAsia="微软雅黑"/>
-          <w:sz w:val="20"/>
-        </w:rPr>
-        <w:t>• 邮箱：gaofuguanjia@126.com</w:t>
-      </w:r>
-    </w:p>
-    <w:p>
-      <w:r>
-        <w:rPr>
-          <w:rFonts w:ascii="微软雅黑" w:hAnsi="微软雅黑" w:eastAsia="微软雅黑"/>
-          <w:sz w:val="20"/>
-        </w:rPr>
-        <w:t>• 距黄龙商圈约2.5公里（车程5分钟）</w:t>
-      </w:r>
-    </w:p>
-    <w:p>
-      <w:r>
-        <w:rPr>
-          <w:rFonts w:ascii="微软雅黑" w:hAnsi="微软雅黑" w:eastAsia="微软雅黑"/>
-          <w:sz w:val="20"/>
-        </w:rPr>
-        <w:t>• 距萧山国际机场约40公里（车程50分钟）</w:t>
-      </w:r>
-    </w:p>
-    <w:p>
-      <w:r>
-        <w:rPr>
-          <w:rFonts w:ascii="微软雅黑" w:hAnsi="微软雅黑" w:eastAsia="微软雅黑"/>
-          <w:sz w:val="20"/>
-        </w:rPr>
-        <w:t>• 距杭州火车东站车程约40分钟</w:t>
-      </w:r>
-    </w:p>
-    <w:p>
-      <w:r>
-        <w:rPr>
-          <w:rFonts w:ascii="微软雅黑" w:hAnsi="微软雅黑" w:eastAsia="微软雅黑"/>
-          <w:sz w:val="20"/>
-        </w:rPr>
-        <w:t>• 社区合计可用客房110间，含榻榻米双床房10间</w:t>
-      </w:r>
-    </w:p>
-    <w:p>
-      <w:pPr>
-        <w:pStyle w:val="Heading2"/>
-      </w:pPr>
-      <w:r>
-        <w:rPr>
-          <w:rFonts w:ascii="微软雅黑" w:hAnsi="微软雅黑" w:eastAsia="微软雅黑"/>
-        </w:rPr>
-        <w:t>灵隐寺相关信息</w:t>
-      </w:r>
-    </w:p>
-    <w:p>
-      <w:r>
-        <w:rPr>
-          <w:rFonts w:ascii="微软雅黑" w:hAnsi="微软雅黑" w:eastAsia="微软雅黑"/>
-          <w:sz w:val="20"/>
-        </w:rPr>
-        <w:t>• 灵隐寺位于飞来峰景区内，飞来峰门票免费但需提前在线预约</w:t>
-      </w:r>
-    </w:p>
-    <w:p>
-      <w:r>
-        <w:rPr>
-          <w:rFonts w:ascii="微软雅黑" w:hAnsi="微软雅黑" w:eastAsia="微软雅黑"/>
-          <w:sz w:val="20"/>
-        </w:rPr>
-        <w:t>• 灵隐寺内堂需提前预约并提交访客身份信息（建议提前5-7天）</w:t>
-      </w:r>
-    </w:p>
-    <w:p>
-      <w:r>
-        <w:rPr>
-          <w:rFonts w:ascii="微软雅黑" w:hAnsi="微软雅黑" w:eastAsia="微软雅黑"/>
-          <w:sz w:val="20"/>
-        </w:rPr>
-        <w:t>• 灵隐寺开放时间：07:00-18:15（17:30停止入场）</w:t>
-      </w:r>
-    </w:p>
-    <w:p>
-      <w:r>
-        <w:rPr>
-          <w:rFonts w:ascii="微软雅黑" w:hAnsi="微软雅黑" w:eastAsia="微软雅黑"/>
-          <w:sz w:val="20"/>
-        </w:rPr>
-        <w:t>• 灵隐寺周边素斋馆：十方苑（寺内）、大隐清心素食（步行可达）等多家可选</w:t>
-      </w:r>
-    </w:p>
-    <w:p>
-      <w:r>
-        <w:rPr>
-          <w:rFonts w:ascii="微软雅黑" w:hAnsi="微软雅黑" w:eastAsia="微软雅黑"/>
-          <w:sz w:val="20"/>
-        </w:rPr>
-        <w:t>• 灵隐寺距离隐湖云舍社区约3公里，车程约10分钟</w:t>
+        <w:t>生成日期：2026年4月27日</w:t>
       </w:r>
     </w:p>
     <w:sectPr>
       <w:pgSz w:w="12240" w:h="15840"/>
-      <w:pgMar w:top="1417" w:right="1417" w:bottom="1417" w:left="1417" w:header="720" w:footer="720" w:gutter="0"/>
+      <w:pgMar w:top="1440" w:right="1800" w:bottom="1440" w:left="1800" w:header="720" w:footer="720" w:gutter="0"/>
       <w:cols w:space="720"/>
       <w:docGrid w:linePitch="360"/>
     </w:sectPr>
@@ -5962,9 +2343,12 @@
     <w:name w:val="Normal"/>
     <w:qFormat/>
     <w:rsid w:val="00FC693F"/>
+    <w:pPr>
+      <w:spacing w:after="120" w:line="360" w:lineRule="auto"/>
+    </w:pPr>
     <w:rPr>
-      <w:rFonts w:ascii="微软雅黑" w:hAnsi="微软雅黑" w:eastAsia="微软雅黑"/>
-      <w:sz w:val="21"/>
+      <w:rFonts w:ascii="仿宋" w:hAnsi="仿宋"/>
+      <w:sz w:val="22"/>
     </w:rPr>
   </w:style>
   <w:style w:type="paragraph" w:styleId="Header">
